--- a/downloads/workbook/ai-3-week-25.docx
+++ b/downloads/workbook/ai-3-week-25.docx
@@ -1302,6 +1302,178 @@
         <w:t>Project connection: For your Verified Study Buddy, save the input, procedure, observed result and limitation of this check. Label this worked example as practice; use a different, previously unreviewed case when checking independent understanding.</w:t>
       </w:r>
     </w:p>
+    <w:p>
+      <w:pPr>
+        <w:pStyle w:val="Heading1"/>
+      </w:pPr>
+      <w:r>
+        <w:t>19. Project portfolio milestone</w:t>
+      </w:r>
+    </w:p>
+    <w:p>
+      <w:r>
+        <w:t>Project: Verified Study Buddy</w:t>
+      </w:r>
+    </w:p>
+    <w:p>
+      <w:r>
+        <w:t>Current milestone: Prepare the demonstration. Gather reproducible instructions, evidence, access checks and remaining limitations.</w:t>
+      </w:r>
+    </w:p>
+    <w:p>
+      <w:r>
+        <w:t>For your Verified Study Buddy, save the input, procedure, observed result and limitation of this check. Label this worked example as practice; use a different, previously unreviewed case when checking independent understanding.</w:t>
+      </w:r>
+    </w:p>
+    <w:tbl>
+      <w:tblPr>
+        <w:tblStyle w:val="LightShading-Accent1"/>
+        <w:tblW w:type="auto" w:w="0"/>
+        <w:tblLook w:firstColumn="1" w:firstRow="1" w:lastColumn="0" w:lastRow="0" w:noHBand="0" w:noVBand="1" w:val="04A0"/>
+      </w:tblPr>
+      <w:tblGrid>
+        <w:gridCol w:w="5112"/>
+        <w:gridCol w:w="5112"/>
+      </w:tblGrid>
+      <w:tr>
+        <w:trPr>
+          <w:tblHeader/>
+        </w:trPr>
+        <w:tc>
+          <w:tcPr>
+            <w:tcW w:type="dxa" w:w="5112"/>
+          </w:tcPr>
+          <w:p>
+            <w:r>
+              <w:t>Evidence to keep</w:t>
+            </w:r>
+          </w:p>
+        </w:tc>
+        <w:tc>
+          <w:tcPr>
+            <w:tcW w:type="dxa" w:w="5112"/>
+          </w:tcPr>
+          <w:p>
+            <w:r>
+              <w:t>My record</w:t>
+            </w:r>
+          </w:p>
+        </w:tc>
+      </w:tr>
+      <w:tr>
+        <w:tc>
+          <w:tcPr>
+            <w:tcW w:type="dxa" w:w="5112"/>
+          </w:tcPr>
+          <w:p>
+            <w:r>
+              <w:t>This week’s input and deciding step</w:t>
+            </w:r>
+          </w:p>
+        </w:tc>
+        <w:tc>
+          <w:tcPr>
+            <w:tcW w:type="dxa" w:w="5112"/>
+          </w:tcPr>
+          <w:p>
+            <w:r/>
+          </w:p>
+        </w:tc>
+      </w:tr>
+      <w:tr>
+        <w:tc>
+          <w:tcPr>
+            <w:tcW w:type="dxa" w:w="5112"/>
+          </w:tcPr>
+          <w:p>
+            <w:r>
+              <w:t>Prediction and actual result (or labelled paper trace)</w:t>
+            </w:r>
+          </w:p>
+        </w:tc>
+        <w:tc>
+          <w:tcPr>
+            <w:tcW w:type="dxa" w:w="5112"/>
+          </w:tcPr>
+          <w:p>
+            <w:r/>
+          </w:p>
+        </w:tc>
+      </w:tr>
+      <w:tr>
+        <w:tc>
+          <w:tcPr>
+            <w:tcW w:type="dxa" w:w="5112"/>
+          </w:tcPr>
+          <w:p>
+            <w:r>
+              <w:t>One change since the previous checkpoint and why</w:t>
+            </w:r>
+          </w:p>
+        </w:tc>
+        <w:tc>
+          <w:tcPr>
+            <w:tcW w:type="dxa" w:w="5112"/>
+          </w:tcPr>
+          <w:p>
+            <w:r/>
+          </w:p>
+        </w:tc>
+      </w:tr>
+      <w:tr>
+        <w:tc>
+          <w:tcPr>
+            <w:tcW w:type="dxa" w:w="5112"/>
+          </w:tcPr>
+          <w:p>
+            <w:r>
+              <w:t>One error or limit and the next test</w:t>
+            </w:r>
+          </w:p>
+        </w:tc>
+        <w:tc>
+          <w:tcPr>
+            <w:tcW w:type="dxa" w:w="5112"/>
+          </w:tcPr>
+          <w:p>
+            <w:r/>
+          </w:p>
+        </w:tc>
+      </w:tr>
+    </w:tbl>
+    <w:p>
+      <w:pPr>
+        <w:pStyle w:val="Heading3"/>
+      </w:pPr>
+      <w:r>
+        <w:t>Explain what this week adds to your project. Reuse last week’s record rather than starting again.</w:t>
+      </w:r>
+    </w:p>
+    <w:p>
+      <w:r>
+        <w:t>________________________________________________________________</w:t>
+      </w:r>
+    </w:p>
+    <w:p>
+      <w:r>
+        <w:t>________________________________________________________________</w:t>
+      </w:r>
+    </w:p>
+    <w:p>
+      <w:r>
+        <w:t>________________________________________________________________</w:t>
+      </w:r>
+    </w:p>
+    <w:p>
+      <w:r>
+        <w:t>________________________________________________________________</w:t>
+      </w:r>
+    </w:p>
+    <w:p>
+      <w:r>
+        <w:t>________________________________________________________________</w:t>
+      </w:r>
+    </w:p>
     <w:sectPr>
       <w:pgSz w:w="12240" w:h="15840"/>
       <w:pgMar w:top="936" w:right="1008" w:bottom="936" w:left="1008" w:header="720" w:footer="720" w:gutter="0"/>

--- a/downloads/workbook/ai-3-week-25.docx
+++ b/downloads/workbook/ai-3-week-25.docx
@@ -1474,6 +1474,235 @@
         <w:t>________________________________________________________________</w:t>
       </w:r>
     </w:p>
+    <w:p>
+      <w:pPr>
+        <w:pStyle w:val="Heading1"/>
+      </w:pPr>
+      <w:r>
+        <w:t>20. Supported practice and learning evidence</w:t>
+      </w:r>
+    </w:p>
+    <w:p>
+      <w:r>
+        <w:t>Use this supported practice once, in the browser or on paper. Keep the reserved independent assessment for a separate first attempt before teacher feedback.</w:t>
+      </w:r>
+    </w:p>
+    <w:p>
+      <w:r>
+        <w:t>Use a quality rubric whose safety gate cannot be traded for attractive formatting.</w:t>
+      </w:r>
+    </w:p>
+    <w:p>
+      <w:pPr>
+        <w:pStyle w:val="Heading3"/>
+      </w:pPr>
+      <w:r>
+        <w:t>Practice 1: explain the deciding evidence</w:t>
+      </w:r>
+    </w:p>
+    <w:p>
+      <w:r>
+        <w:t>Which labelled step matches this detail? Reject the answer for unsupported content despite its correct length.</w:t>
+      </w:r>
+    </w:p>
+    <w:p>
+      <w:r>
+        <w:t>1. Check format</w:t>
+      </w:r>
+    </w:p>
+    <w:p>
+      <w:r>
+        <w:t>2. Apply gate</w:t>
+      </w:r>
+    </w:p>
+    <w:p>
+      <w:r>
+        <w:t>3. Check support</w:t>
+      </w:r>
+    </w:p>
+    <w:p>
+      <w:pPr>
+        <w:pStyle w:val="Heading3"/>
+      </w:pPr>
+      <w:r>
+        <w:t>My selected conclusion, deciding fact and explanation</w:t>
+      </w:r>
+    </w:p>
+    <w:p>
+      <w:r>
+        <w:t>________________________________________________________________</w:t>
+      </w:r>
+    </w:p>
+    <w:p>
+      <w:r>
+        <w:t>________________________________________________________________</w:t>
+      </w:r>
+    </w:p>
+    <w:p>
+      <w:r>
+        <w:t>________________________________________________________________</w:t>
+      </w:r>
+    </w:p>
+    <w:p>
+      <w:r>
+        <w:t>________________________________________________________________</w:t>
+      </w:r>
+    </w:p>
+    <w:p>
+      <w:r>
+        <w:t>________________________________________________________________</w:t>
+      </w:r>
+    </w:p>
+    <w:p>
+      <w:r>
+        <w:t>Hint if needed: Read the steps in the pictorial case. Match the supplied detail to the stage that performs or records it.</w:t>
+      </w:r>
+    </w:p>
+    <w:p>
+      <w:r>
+        <w:t>After your attempt, compare with the supported explanation: Apply gate Reject the answer for unsupported content despite its correct length. Compare each draft sentence directly with S1. The anchoring claim matches the supplied source; the daily growth claim adds a measurement the source never gives. Two sentences pass the format rule, but unsupported content fails the mandatory evidence gate. Removing that sentence repairs the support defect rather than merely polishing the wording.</w:t>
+      </w:r>
+    </w:p>
+    <w:p>
+      <w:pPr>
+        <w:pStyle w:val="Heading3"/>
+      </w:pPr>
+      <w:r>
+        <w:t>Practice 2: explain the deciding evidence</w:t>
+      </w:r>
+    </w:p>
+    <w:p>
+      <w:r>
+        <w:t>Changed-case practice: Remove the unsupported sentence while preserving the supported one. Which conclusion is supported by the supplied facts?</w:t>
+      </w:r>
+    </w:p>
+    <w:p>
+      <w:r>
+        <w:t>1. The revised one-sentence answer passes these two declared checks.</w:t>
+      </w:r>
+    </w:p>
+    <w:p>
+      <w:r>
+        <w:t>2. This one example guarantees correct results for every future input.</w:t>
+      </w:r>
+    </w:p>
+    <w:p>
+      <w:r>
+        <w:t>3. We can decide the result without examining the changed input or the procedure.</w:t>
+      </w:r>
+    </w:p>
+    <w:p>
+      <w:pPr>
+        <w:pStyle w:val="Heading3"/>
+      </w:pPr>
+      <w:r>
+        <w:t>My selected conclusion, deciding fact and explanation</w:t>
+      </w:r>
+    </w:p>
+    <w:p>
+      <w:r>
+        <w:t>________________________________________________________________</w:t>
+      </w:r>
+    </w:p>
+    <w:p>
+      <w:r>
+        <w:t>________________________________________________________________</w:t>
+      </w:r>
+    </w:p>
+    <w:p>
+      <w:r>
+        <w:t>________________________________________________________________</w:t>
+      </w:r>
+    </w:p>
+    <w:p>
+      <w:r>
+        <w:t>________________________________________________________________</w:t>
+      </w:r>
+    </w:p>
+    <w:p>
+      <w:r>
+        <w:t>________________________________________________________________</w:t>
+      </w:r>
+    </w:p>
+    <w:p>
+      <w:r>
+        <w:t>Hint if needed: Use the changed condition and the deciding step in the pictorial trace. The answer must say what follows from those facts.</w:t>
+      </w:r>
+    </w:p>
+    <w:p>
+      <w:r>
+        <w:t>After your attempt, compare with the supported explanation: The revised one-sentence answer passes these two declared checks. The remaining claim is supported and one sentence is within the maximum.</w:t>
+      </w:r>
+    </w:p>
+    <w:p>
+      <w:pPr>
+        <w:pStyle w:val="Heading3"/>
+      </w:pPr>
+      <w:r>
+        <w:t>Repair a missing building block</w:t>
+      </w:r>
+    </w:p>
+    <w:p>
+      <w:r>
+        <w:t>Review Prototype a Grounded Assistant (ai-3/24). Goal: Explain the mechanism and terminology of capstone grounded assistant. Short practice: Can PL2 alone support “check the soil daily”? Point to the relevant step in the picture, then write the changed result and the rule or evidence that supports it.. Return to this week and explain what you changed.</w:t>
+      </w:r>
+    </w:p>
+    <w:p>
+      <w:r>
+        <w:t>Review Requests Responses and JSON (ai-3/22). Goal: Parse JSON into Python records. Short practice: Would converting the text silently prove the source count is correct? Point to the relevant step in the picture, then write the changed result and the rule or evidence that supports it.. Return to this week and explain what you changed.</w:t>
+      </w:r>
+    </w:p>
+    <w:p>
+      <w:r>
+        <w:t>Review User Need and AI Contribution (ai-3/19). Goal: Explain the mechanism and terminology of capstone requirements and corpus. Short practice: What non-AI baseline would reveal whether this helper adds value? Point to the relevant step in the picture, then write the changed result and the rule or evidence that supports it.. Return to this week and explain what you changed.</w:t>
+      </w:r>
+    </w:p>
+    <w:p>
+      <w:pPr>
+        <w:pStyle w:val="Heading3"/>
+      </w:pPr>
+      <w:r>
+        <w:t>Keep your completed work</w:t>
+      </w:r>
+    </w:p>
+    <w:p>
+      <w:r>
+        <w:t>Use Download completed work in the hosted lesson to export your answers, reflections, practice feedback and code-run evidence. Open the HTML copy to read or print it. Drafts stay in this browser when storage is available; clear drafts on a shared device.</w:t>
+      </w:r>
+    </w:p>
+    <w:p>
+      <w:pPr>
+        <w:pStyle w:val="Heading3"/>
+      </w:pPr>
+      <w:r>
+        <w:t>What I repaired, the evidence I kept and the next test</w:t>
+      </w:r>
+    </w:p>
+    <w:p>
+      <w:r>
+        <w:t>________________________________________________________________</w:t>
+      </w:r>
+    </w:p>
+    <w:p>
+      <w:r>
+        <w:t>________________________________________________________________</w:t>
+      </w:r>
+    </w:p>
+    <w:p>
+      <w:r>
+        <w:t>________________________________________________________________</w:t>
+      </w:r>
+    </w:p>
+    <w:p>
+      <w:r>
+        <w:t>________________________________________________________________</w:t>
+      </w:r>
+    </w:p>
+    <w:p>
+      <w:r>
+        <w:t>________________________________________________________________</w:t>
+      </w:r>
+    </w:p>
     <w:sectPr>
       <w:pgSz w:w="12240" w:h="15840"/>
       <w:pgMar w:top="936" w:right="1008" w:bottom="936" w:left="1008" w:header="720" w:footer="720" w:gutter="0"/>

--- a/downloads/workbook/ai-3-week-25.docx
+++ b/downloads/workbook/ai-3-week-25.docx
@@ -30,6 +30,17 @@
     </w:p>
     <w:p>
       <w:r>
+        <w:t>Record your starting explanation for Quality Rubrics before opening notes. Show any later correction separately.</w:t>
+      </w:r>
+    </w:p>
+    <w:p>
+      <w:pPr>
+        <w:spacing w:line="336" w:lineRule="auto" w:after="180"/>
+      </w:pPr>
+      <w:r>
+        <w:rPr>
+          <w:b w:val="0"/>
+        </w:rPr>
         <w:t>Try the recall before opening notes. Then use a different colour or a labelled second line to correct your explanation.</w:t>
       </w:r>
     </w:p>
@@ -42,7 +53,13 @@
       </w:r>
     </w:p>
     <w:p>
-      <w:r>
+      <w:pPr>
+        <w:spacing w:line="336" w:lineRule="auto" w:after="180"/>
+      </w:pPr>
+      <w:r>
+        <w:rPr>
+          <w:b w:val="0"/>
+        </w:rPr>
         <w:t>Without opening the old lesson, explain one key idea from Prototype a Grounded Assistant. Give an example and a mistake that the idea helps you avoid.</w:t>
       </w:r>
     </w:p>
@@ -78,7 +95,13 @@
       </w:r>
     </w:p>
     <w:p>
-      <w:r>
+      <w:pPr>
+        <w:spacing w:line="336" w:lineRule="auto" w:after="180"/>
+      </w:pPr>
+      <w:r>
+        <w:rPr>
+          <w:b w:val="0"/>
+        </w:rPr>
         <w:t>Without opening the old lesson, explain one key idea from Requests Responses and JSON. Give an example and a mistake that the idea helps you avoid.</w:t>
       </w:r>
     </w:p>
@@ -114,7 +137,13 @@
       </w:r>
     </w:p>
     <w:p>
-      <w:r>
+      <w:pPr>
+        <w:spacing w:line="336" w:lineRule="auto" w:after="180"/>
+      </w:pPr>
+      <w:r>
+        <w:rPr>
+          <w:b w:val="0"/>
+        </w:rPr>
         <w:t>Without opening the old lesson, explain one key idea from User Need and AI Contribution. Give an example and a mistake that the idea helps you avoid.</w:t>
       </w:r>
     </w:p>
@@ -151,6 +180,17 @@
     </w:p>
     <w:p>
       <w:r>
+        <w:t>Complete the supported Quality Rubrics trace and record the first step you can explain without help.</w:t>
+      </w:r>
+    </w:p>
+    <w:p>
+      <w:pPr>
+        <w:spacing w:line="336" w:lineRule="auto" w:after="180"/>
+      </w:pPr>
+      <w:r>
+        <w:rPr>
+          <w:b w:val="0"/>
+        </w:rPr>
         <w:t>Use W2: Trace the worked case for System evaluation sets. Record the answer once; the lesson and workbook refer to the same attempt.</w:t>
       </w:r>
     </w:p>
@@ -279,7 +319,29 @@
     </w:p>
     <w:p>
       <w:r>
-        <w:t>Use the worked case for System evaluation sets. Proposed explanation: “The worked result establishes every future case”. Decide whether this explanation is supported. Point to the step or supplied fact that decides; explain your repair if needed.</w:t>
+        <w:t>Check the proposed Quality Rubrics explanation against the supplied facts before discussing it.</w:t>
+      </w:r>
+    </w:p>
+    <w:p>
+      <w:pPr>
+        <w:spacing w:line="336" w:lineRule="auto" w:after="180"/>
+      </w:pPr>
+      <w:r>
+        <w:rPr>
+          <w:b w:val="0"/>
+        </w:rPr>
+        <w:t>Use the worked case for System evaluation sets. Proposed explanation: “The worked result establishes every future case”. Decide whether this explanation is supported.</w:t>
+      </w:r>
+    </w:p>
+    <w:p>
+      <w:pPr>
+        <w:spacing w:line="336" w:lineRule="auto" w:after="180"/>
+      </w:pPr>
+      <w:r>
+        <w:rPr>
+          <w:b w:val="0"/>
+        </w:rPr>
+        <w:t>Point to the step or supplied fact that decides; explain your repair if needed.</w:t>
       </w:r>
     </w:p>
     <w:p>
@@ -319,6 +381,11 @@
       </w:r>
     </w:p>
     <w:p>
+      <w:r>
+        <w:t>Write one first attempt at the reserved independent case before feedback. Repeated copies of that case refer to the same recorded attempt.</w:t>
+      </w:r>
+    </w:p>
+    <w:p>
       <w:pPr>
         <w:pStyle w:val="Heading3"/>
       </w:pPr>
@@ -327,7 +394,13 @@
       </w:r>
     </w:p>
     <w:p>
-      <w:r>
+      <w:pPr>
+        <w:spacing w:line="336" w:lineRule="auto" w:after="180"/>
+      </w:pPr>
+      <w:r>
+        <w:rPr>
+          <w:b w:val="0"/>
+        </w:rPr>
         <w:t>Twelve cases: eight answerable, four unanswerable. Correct answers six; appropriate abstentions two. Compute separate and combined pass rates.</w:t>
       </w:r>
     </w:p>
@@ -375,7 +448,13 @@
       </w:r>
     </w:p>
     <w:p>
-      <w:r>
+      <w:pPr>
+        <w:spacing w:line="336" w:lineRule="auto" w:after="180"/>
+      </w:pPr>
+      <w:r>
+        <w:rPr>
+          <w:b w:val="0"/>
+        </w:rPr>
         <w:t>Attempt this case before feedback. Record any help. Earlier examples below are further practice; a case already practised with feedback cannot establish fresh transfer.</w:t>
       </w:r>
     </w:p>
@@ -389,6 +468,17 @@
     </w:p>
     <w:p>
       <w:r>
+        <w:t>Connect the Quality Rubrics target to a trace and a justified conclusion.</w:t>
+      </w:r>
+    </w:p>
+    <w:p>
+      <w:pPr>
+        <w:spacing w:line="336" w:lineRule="auto" w:after="180"/>
+      </w:pPr>
+      <w:r>
+        <w:rPr>
+          <w:b w:val="0"/>
+        </w:rPr>
         <w:t>An answer earns 2 for format, 2 for tone and 0 for source support. It gets 4/6. Is it acceptable for a source-only assistant? Revise the rubric's decision rule.</w:t>
       </w:r>
     </w:p>
@@ -402,17 +492,47 @@
     </w:p>
     <w:p>
       <w:r>
+        <w:t>Solve the supplied Quality Rubrics case and show the deciding evidence.</w:t>
+      </w:r>
+    </w:p>
+    <w:p>
+      <w:pPr>
+        <w:spacing w:line="336" w:lineRule="auto" w:after="180"/>
+      </w:pPr>
+      <w:r>
+        <w:rPr>
+          <w:b w:val="0"/>
+        </w:rPr>
         <w:t>Rubric gives 0–2 each for support, usefulness and safety. Response is useful and safe but unsupported.</w:t>
       </w:r>
     </w:p>
     <w:p>
-      <w:r>
+      <w:pPr>
+        <w:spacing w:line="336" w:lineRule="auto" w:after="180"/>
+        <w:shd w:fill="F5F1FB"/>
+      </w:pPr>
+      <w:r>
+        <w:rPr>
+          <w:b w:val="0"/>
+        </w:rPr>
         <w:t>Why can a total mislead?</w:t>
       </w:r>
     </w:p>
     <w:p>
-      <w:r>
-        <w:t>Show your trace, calculation or evidence</w:t>
+      <w:pPr>
+        <w:spacing w:line="336" w:lineRule="auto" w:after="180"/>
+      </w:pPr>
+      <w:r>
+        <w:rPr>
+          <w:b w:val="0"/>
+        </w:rPr>
+        <w:t xml:space="preserve">Show your trace, calculation or </w:t>
+      </w:r>
+      <w:r>
+        <w:rPr>
+          <w:b/>
+        </w:rPr>
+        <w:t>evidence</w:t>
       </w:r>
     </w:p>
     <w:p>
@@ -458,11 +578,29 @@
     </w:p>
     <w:p>
       <w:r>
+        <w:t>Apply the procedure to the changed case and record why the conclusion follows.</w:t>
+      </w:r>
+    </w:p>
+    <w:p>
+      <w:pPr>
+        <w:spacing w:line="336" w:lineRule="auto" w:after="180"/>
+        <w:shd w:fill="F5F1FB"/>
+      </w:pPr>
+      <w:r>
+        <w:rPr>
+          <w:b w:val="0"/>
+        </w:rPr>
         <w:t>Two answers have equally polished language. One has three supported claims; the other has two supported claims and one invented claim. How should a quality rubric distinguish them?</w:t>
       </w:r>
     </w:p>
     <w:p>
-      <w:r>
+      <w:pPr>
+        <w:spacing w:line="336" w:lineRule="auto" w:after="180"/>
+      </w:pPr>
+      <w:r>
+        <w:rPr>
+          <w:b w:val="0"/>
+        </w:rPr>
         <w:t>My independent answer and reason</w:t>
       </w:r>
     </w:p>
@@ -517,7 +655,30 @@
     </w:p>
     <w:p>
       <w:r>
-        <w:t>Create a changed input, boundary case or missing-information case. Write the expected answer or safe response before testing.</w:t>
+        <w:t>Specify a changed input, expected result and observation separately.</w:t>
+      </w:r>
+    </w:p>
+    <w:p>
+      <w:pPr>
+        <w:spacing w:line="336" w:lineRule="auto" w:after="180"/>
+      </w:pPr>
+      <w:r>
+        <w:rPr>
+          <w:b w:val="0"/>
+        </w:rPr>
+        <w:t xml:space="preserve">Create a changed </w:t>
+      </w:r>
+      <w:r>
+        <w:rPr>
+          <w:b/>
+        </w:rPr>
+        <w:t>input</w:t>
+      </w:r>
+      <w:r>
+        <w:rPr>
+          <w:b w:val="0"/>
+        </w:rPr>
+        <w:t>, boundary case or missing-information case. Write the expected answer or safe response before testing.</w:t>
       </w:r>
     </w:p>
     <w:tbl>
@@ -646,12 +807,53 @@
     </w:p>
     <w:p>
       <w:r>
-        <w:t>Use a five-dimension rubric and block release when correctness or safety is below threshold.</w:t>
-      </w:r>
-    </w:p>
-    <w:p>
-      <w:r>
-        <w:t>The project change and evidence I will keep</w:t>
+        <w:t>Justify what Quality Rubrics adds to Verified Study Buddy and keep the evidence.</w:t>
+      </w:r>
+    </w:p>
+    <w:p>
+      <w:pPr>
+        <w:spacing w:line="336" w:lineRule="auto" w:after="180"/>
+      </w:pPr>
+      <w:r>
+        <w:rPr>
+          <w:b w:val="0"/>
+        </w:rPr>
+        <w:t>Use a five-</w:t>
+      </w:r>
+      <w:r>
+        <w:rPr>
+          <w:b/>
+        </w:rPr>
+        <w:t>dimension</w:t>
+      </w:r>
+      <w:r>
+        <w:rPr>
+          <w:b w:val="0"/>
+        </w:rPr>
+        <w:t xml:space="preserve"> rubric and block release when correctness or safety is below threshold.</w:t>
+      </w:r>
+    </w:p>
+    <w:p>
+      <w:pPr>
+        <w:spacing w:line="336" w:lineRule="auto" w:after="180"/>
+      </w:pPr>
+      <w:r>
+        <w:rPr>
+          <w:b w:val="0"/>
+        </w:rPr>
+        <w:t xml:space="preserve">The project change and </w:t>
+      </w:r>
+      <w:r>
+        <w:rPr>
+          <w:b/>
+        </w:rPr>
+        <w:t>evidence</w:t>
+      </w:r>
+      <w:r>
+        <w:rPr>
+          <w:b w:val="0"/>
+        </w:rPr>
+        <w:t xml:space="preserve"> I will keep</w:t>
       </w:r>
     </w:p>
     <w:p>
@@ -697,11 +899,54 @@
     </w:p>
     <w:p>
       <w:r>
-        <w:t>I can explain the mechanism. I can show evidence. I can handle a changed case. I can name a limit. Mark each as not yet, with help or independently, and attach supporting work.</w:t>
-      </w:r>
-    </w:p>
-    <w:p>
-      <w:r>
+        <w:t>Judge explanation, evidence, transfer and limits separately; attach the work behind your judgement.</w:t>
+      </w:r>
+    </w:p>
+    <w:p>
+      <w:pPr>
+        <w:pStyle w:val="ListBullet"/>
+      </w:pPr>
+      <w:r>
+        <w:t>I can explain the mechanism.</w:t>
+      </w:r>
+    </w:p>
+    <w:p>
+      <w:pPr>
+        <w:pStyle w:val="ListBullet"/>
+      </w:pPr>
+      <w:r>
+        <w:t>I can show evidence.</w:t>
+      </w:r>
+    </w:p>
+    <w:p>
+      <w:pPr>
+        <w:pStyle w:val="ListBullet"/>
+      </w:pPr>
+      <w:r>
+        <w:t>I can handle a changed case.</w:t>
+      </w:r>
+    </w:p>
+    <w:p>
+      <w:pPr>
+        <w:pStyle w:val="ListBullet"/>
+      </w:pPr>
+      <w:r>
+        <w:t>I can name a limit.</w:t>
+      </w:r>
+    </w:p>
+    <w:p>
+      <w:r>
+        <w:t>Mark each as not yet, with help or independently, and attach supporting work.</w:t>
+      </w:r>
+    </w:p>
+    <w:p>
+      <w:pPr>
+        <w:spacing w:line="336" w:lineRule="auto" w:after="180"/>
+      </w:pPr>
+      <w:r>
+        <w:rPr>
+          <w:b w:val="0"/>
+        </w:rPr>
         <w:t>Teacher review ____________________  Next step ____________________</w:t>
       </w:r>
     </w:p>
@@ -715,6 +960,17 @@
     </w:p>
     <w:p>
       <w:r>
+        <w:t>Use this earlier case as transfer practice. A case already discussed with feedback is not fresh assessment evidence.</w:t>
+      </w:r>
+    </w:p>
+    <w:p>
+      <w:pPr>
+        <w:spacing w:line="336" w:lineRule="auto" w:after="180"/>
+      </w:pPr>
+      <w:r>
+        <w:rPr>
+          <w:b w:val="0"/>
+        </w:rPr>
         <w:t>An answer earns 2 for format, 2 for tone and 0 for source support. It gets 4/6. Is it acceptable for a source-only assistant? Revise the rubric's decision rule.</w:t>
       </w:r>
     </w:p>
@@ -762,7 +1018,13 @@
       </w:r>
     </w:p>
     <w:p>
-      <w:r>
+      <w:pPr>
+        <w:spacing w:line="336" w:lineRule="auto" w:after="180"/>
+      </w:pPr>
+      <w:r>
+        <w:rPr>
+          <w:b w:val="0"/>
+        </w:rPr>
         <w:t>Record support used: none, hint or teacher explanation.</w:t>
       </w:r>
     </w:p>
@@ -776,7 +1038,54 @@
     </w:p>
     <w:p>
       <w:r>
-        <w:t>Explain the weekly mechanism in your own words. Use the worked scenario to name its input, decision rule and output.</w:t>
+        <w:t>Explain the mechanism. Apply the supplied Quality Rubrics facts and keep your reasoning.</w:t>
+      </w:r>
+    </w:p>
+    <w:p>
+      <w:pPr>
+        <w:spacing w:line="336" w:lineRule="auto" w:after="180"/>
+      </w:pPr>
+      <w:r>
+        <w:rPr>
+          <w:b w:val="0"/>
+        </w:rPr>
+        <w:t xml:space="preserve">Explain the weekly </w:t>
+      </w:r>
+      <w:r>
+        <w:rPr>
+          <w:b/>
+        </w:rPr>
+        <w:t>mechanism</w:t>
+      </w:r>
+      <w:r>
+        <w:rPr>
+          <w:b w:val="0"/>
+        </w:rPr>
+        <w:t xml:space="preserve"> in your own words. Use the worked scenario to name its </w:t>
+      </w:r>
+      <w:r>
+        <w:rPr>
+          <w:b/>
+        </w:rPr>
+        <w:t>input</w:t>
+      </w:r>
+      <w:r>
+        <w:rPr>
+          <w:b w:val="0"/>
+        </w:rPr>
+        <w:t xml:space="preserve">, decision rule and </w:t>
+      </w:r>
+      <w:r>
+        <w:rPr>
+          <w:b/>
+        </w:rPr>
+        <w:t>output</w:t>
+      </w:r>
+      <w:r>
+        <w:rPr>
+          <w:b w:val="0"/>
+        </w:rPr>
+        <w:t>.</w:t>
       </w:r>
     </w:p>
     <w:p>
@@ -827,7 +1136,30 @@
     </w:p>
     <w:p>
       <w:r>
-        <w:t>Ten cases include six answerable and four missing-evidence cases. System answers five answerable correctly and abstains appropriately on three missing cases. Show the intermediate steps and give the conclusion with its scope.</w:t>
+        <w:t>Trace the worked case. Apply the supplied Quality Rubrics facts and keep your reasoning.</w:t>
+      </w:r>
+    </w:p>
+    <w:p>
+      <w:pPr>
+        <w:spacing w:line="336" w:lineRule="auto" w:after="180"/>
+      </w:pPr>
+      <w:r>
+        <w:rPr>
+          <w:b w:val="0"/>
+        </w:rPr>
+        <w:t>Ten cases include six answerable and four missing-</w:t>
+      </w:r>
+      <w:r>
+        <w:rPr>
+          <w:b/>
+        </w:rPr>
+        <w:t>evidence</w:t>
+      </w:r>
+      <w:r>
+        <w:rPr>
+          <w:b w:val="0"/>
+        </w:rPr>
+        <w:t xml:space="preserve"> cases. System answers five answerable correctly and abstains appropriately on three missing cases. Show the intermediate steps and give the conclusion with its scope.</w:t>
       </w:r>
     </w:p>
     <w:p>
@@ -883,7 +1215,41 @@
     </w:p>
     <w:p>
       <w:r>
-        <w:t>A report omits this qualification: Evaluation coverage limits the claim; prompts tuned on these cases need new reserved final cases. Explain how omitting it could change a reader's interpretation, and write an accurate replacement.</w:t>
+        <w:t>Audit the limit. Apply the supplied Quality Rubrics facts and keep your reasoning.</w:t>
+      </w:r>
+    </w:p>
+    <w:p>
+      <w:pPr>
+        <w:spacing w:line="336" w:lineRule="auto" w:after="180"/>
+      </w:pPr>
+      <w:r>
+        <w:rPr>
+          <w:b w:val="0"/>
+        </w:rPr>
+        <w:t xml:space="preserve">A report omits this qualification: Evaluation </w:t>
+      </w:r>
+      <w:r>
+        <w:rPr>
+          <w:b/>
+        </w:rPr>
+        <w:t>coverage</w:t>
+      </w:r>
+      <w:r>
+        <w:rPr>
+          <w:b w:val="0"/>
+        </w:rPr>
+        <w:t xml:space="preserve"> limits the claim; prompts tuned on these cases need new reserved final cases.</w:t>
+      </w:r>
+    </w:p>
+    <w:p>
+      <w:pPr>
+        <w:spacing w:line="336" w:lineRule="auto" w:after="180"/>
+      </w:pPr>
+      <w:r>
+        <w:rPr>
+          <w:b w:val="0"/>
+        </w:rPr>
+        <w:t>Explain how omitting it could change a reader's interpretation, and write an accurate replacement.</w:t>
       </w:r>
     </w:p>
     <w:p>
@@ -934,6 +1300,17 @@
     </w:p>
     <w:p>
       <w:r>
+        <w:t>Attempt before feedback. If this repeats the selected independent case, reuse that first attempt; otherwise keep a separate record. Apply a new case independently. Apply the supplied Quality Rubrics facts and keep your reasoning.</w:t>
+      </w:r>
+    </w:p>
+    <w:p>
+      <w:pPr>
+        <w:spacing w:line="336" w:lineRule="auto" w:after="180"/>
+      </w:pPr>
+      <w:r>
+        <w:rPr>
+          <w:b w:val="0"/>
+        </w:rPr>
         <w:t>Twelve cases: eight answerable, four unanswerable. Correct answers six; appropriate abstentions two. Compute separate and combined pass rates.</w:t>
       </w:r>
     </w:p>
@@ -995,7 +1372,29 @@
     </w:p>
     <w:p>
       <w:r>
-        <w:t>For the worked scenario, propose one additional case that could reveal a failure, describe its expected outcome before running it, and explain what would need to remain fixed for a fair comparison. Do not reuse W4 as a new final test after receiving feedback.</w:t>
+        <w:t>Design a revealing follow-up. Apply the supplied Quality Rubrics facts and keep your reasoning.</w:t>
+      </w:r>
+    </w:p>
+    <w:p>
+      <w:pPr>
+        <w:spacing w:line="336" w:lineRule="auto" w:after="180"/>
+      </w:pPr>
+      <w:r>
+        <w:rPr>
+          <w:b w:val="0"/>
+        </w:rPr>
+        <w:t>For the worked scenario, propose one additional case that could reveal a failure, describe its expected outcome before running it, and explain what would need to remain fixed for a fair comparison.</w:t>
+      </w:r>
+    </w:p>
+    <w:p>
+      <w:pPr>
+        <w:spacing w:line="336" w:lineRule="auto" w:after="180"/>
+      </w:pPr>
+      <w:r>
+        <w:rPr>
+          <w:b w:val="0"/>
+        </w:rPr>
+        <w:t>Do not reuse W4 as a new final test after receiving feedback.</w:t>
       </w:r>
     </w:p>
     <w:p>
@@ -1047,6 +1446,11 @@
       </w:pPr>
       <w:r>
         <w:t>17. Feedback, return check and learning record</w:t>
+      </w:r>
+    </w:p>
+    <w:p>
+      <w:r>
+        <w:t>Record the first repaired step and a different case to revisit after a delay.</w:t>
       </w:r>
     </w:p>
     <w:tbl>
@@ -1186,7 +1590,13 @@
       </w:tr>
     </w:tbl>
     <w:p>
-      <w:r>
+      <w:pPr>
+        <w:spacing w:line="336" w:lineRule="auto" w:after="180"/>
+      </w:pPr>
+      <w:r>
+        <w:rPr>
+          <w:b w:val="0"/>
+        </w:rPr>
         <w:t>Revisit this idea with your teacher after a delay. Familiarity is different from explaining and using it on a changed case.</w:t>
       </w:r>
     </w:p>
@@ -1200,17 +1610,76 @@
     </w:p>
     <w:p>
       <w:r>
+        <w:t>Use a quality rubric whose safety gate cannot be traded for attractive formatting. Explain the labelled step before checking the changed condition.</w:t>
+      </w:r>
+    </w:p>
+    <w:p>
+      <w:pPr>
+        <w:spacing w:line="336" w:lineRule="auto" w:after="180"/>
+      </w:pPr>
+      <w:r>
+        <w:rPr>
+          <w:b w:val="0"/>
+        </w:rPr>
         <w:t>Use a quality rubric whose safety gate cannot be traded for attractive formatting.</w:t>
       </w:r>
     </w:p>
     <w:p>
-      <w:r>
-        <w:t>Approved S1 says: “A root anchors a plant in soil.” Rubric: every claim supported by S1, at most two sentences. Draft: “A root anchors a plant in soil. Roots grow exactly 2 cm each day.”</w:t>
-      </w:r>
-    </w:p>
-    <w:p>
-      <w:r>
-        <w:t>All inputs and outcomes in this worked example are invented classroom data; no real model run is claimed.</w:t>
+      <w:pPr>
+        <w:spacing w:line="336" w:lineRule="auto" w:after="180"/>
+      </w:pPr>
+      <w:r>
+        <w:rPr>
+          <w:b w:val="0"/>
+        </w:rPr>
+        <w:t xml:space="preserve">Approved S1 says: “A root </w:t>
+      </w:r>
+      <w:r>
+        <w:rPr>
+          <w:b/>
+        </w:rPr>
+        <w:t>anchor</w:t>
+      </w:r>
+      <w:r>
+        <w:rPr>
+          <w:b w:val="0"/>
+        </w:rPr>
+        <w:t xml:space="preserve">s a plant in soil.” Rubric: every claim supported by S1, at most two sentences. Draft: “A root </w:t>
+      </w:r>
+      <w:r>
+        <w:rPr>
+          <w:b/>
+        </w:rPr>
+        <w:t>anchor</w:t>
+      </w:r>
+      <w:r>
+        <w:rPr>
+          <w:b w:val="0"/>
+        </w:rPr>
+        <w:t>s a plant in soil. Roots grow exactly 2 cm each day.”</w:t>
+      </w:r>
+    </w:p>
+    <w:p>
+      <w:pPr>
+        <w:spacing w:line="336" w:lineRule="auto" w:after="180"/>
+      </w:pPr>
+      <w:r>
+        <w:rPr>
+          <w:b w:val="0"/>
+        </w:rPr>
+        <w:t xml:space="preserve">All </w:t>
+      </w:r>
+      <w:r>
+        <w:rPr>
+          <w:b/>
+        </w:rPr>
+        <w:t>input</w:t>
+      </w:r>
+      <w:r>
+        <w:rPr>
+          <w:b w:val="0"/>
+        </w:rPr>
+        <w:t>s and outcomes in this worked example are invented classroom data; no real model run is claimed.</w:t>
       </w:r>
     </w:p>
     <w:p>
@@ -1250,8 +1719,26 @@
       </w:r>
     </w:p>
     <w:p>
-      <w:r>
-        <w:t>Why is “one out of two checks passed” an insufficient release decision? Point to the relevant step in the picture, then write the changed result and the rule or evidence that supports it.</w:t>
+      <w:pPr>
+        <w:spacing w:line="336" w:lineRule="auto" w:after="180"/>
+      </w:pPr>
+      <w:r>
+        <w:rPr>
+          <w:b w:val="0"/>
+        </w:rPr>
+        <w:t xml:space="preserve">Why is “one out of two checks passed” an insufficient release decision? Point to the relevant step in the picture, then write the changed result and the rule or </w:t>
+      </w:r>
+      <w:r>
+        <w:rPr>
+          <w:b/>
+        </w:rPr>
+        <w:t>evidence</w:t>
+      </w:r>
+      <w:r>
+        <w:rPr>
+          <w:b w:val="0"/>
+        </w:rPr>
+        <w:t xml:space="preserve"> that supports it.</w:t>
       </w:r>
     </w:p>
     <w:p>
@@ -1293,13 +1780,69 @@
       </w:r>
     </w:p>
     <w:p>
-      <w:r>
-        <w:t>Support used: alone / hint / worked example. This record is practice evidence.</w:t>
-      </w:r>
-    </w:p>
-    <w:p>
-      <w:r>
-        <w:t>Project connection: For your Verified Study Buddy, save the input, procedure, observed result and limitation of this check. Label this worked example as practice; use a different, previously unreviewed case when checking independent understanding.</w:t>
+      <w:pPr>
+        <w:pStyle w:val="Heading3"/>
+      </w:pPr>
+      <w:r>
+        <w:t>Record the help used</w:t>
+      </w:r>
+    </w:p>
+    <w:p>
+      <w:pPr>
+        <w:spacing w:line="336" w:lineRule="auto" w:after="180"/>
+        <w:shd w:fill="F1F6F8"/>
+      </w:pPr>
+      <w:r>
+        <w:rPr>
+          <w:b w:val="0"/>
+        </w:rPr>
+        <w:t xml:space="preserve">Support used: alone / hint / worked example. This record is practice </w:t>
+      </w:r>
+      <w:r>
+        <w:rPr>
+          <w:b/>
+        </w:rPr>
+        <w:t>evidence</w:t>
+      </w:r>
+      <w:r>
+        <w:rPr>
+          <w:b w:val="0"/>
+        </w:rPr>
+        <w:t>.</w:t>
+      </w:r>
+    </w:p>
+    <w:p>
+      <w:pPr>
+        <w:spacing w:line="336" w:lineRule="auto" w:after="180"/>
+      </w:pPr>
+      <w:r>
+        <w:rPr>
+          <w:b w:val="0"/>
+        </w:rPr>
+        <w:t xml:space="preserve">Project connection: For your Verified Study Buddy, save the </w:t>
+      </w:r>
+      <w:r>
+        <w:rPr>
+          <w:b/>
+        </w:rPr>
+        <w:t>input</w:t>
+      </w:r>
+      <w:r>
+        <w:rPr>
+          <w:b w:val="0"/>
+        </w:rPr>
+        <w:t>, procedure, observed result and limitation of this check.</w:t>
+      </w:r>
+    </w:p>
+    <w:p>
+      <w:pPr>
+        <w:spacing w:line="336" w:lineRule="auto" w:after="180"/>
+      </w:pPr>
+      <w:r>
+        <w:rPr>
+          <w:b w:val="0"/>
+        </w:rPr>
+        <w:t>Label this worked example as practice; use a different, previously unreviewed case when checking independent understanding.</w:t>
       </w:r>
     </w:p>
     <w:p>
@@ -1312,17 +1855,75 @@
     </w:p>
     <w:p>
       <w:r>
+        <w:t>Keep this week’s input, deciding step, result and limit together in the Verified Study Buddy record.</w:t>
+      </w:r>
+    </w:p>
+    <w:p>
+      <w:pPr>
+        <w:spacing w:line="336" w:lineRule="auto" w:after="180"/>
+      </w:pPr>
+      <w:r>
+        <w:rPr>
+          <w:b w:val="0"/>
+        </w:rPr>
         <w:t>Project: Verified Study Buddy</w:t>
       </w:r>
     </w:p>
     <w:p>
-      <w:r>
-        <w:t>Current milestone: Prepare the demonstration. Gather reproducible instructions, evidence, access checks and remaining limitations.</w:t>
-      </w:r>
-    </w:p>
-    <w:p>
-      <w:r>
-        <w:t>For your Verified Study Buddy, save the input, procedure, observed result and limitation of this check. Label this worked example as practice; use a different, previously unreviewed case when checking independent understanding.</w:t>
+      <w:pPr>
+        <w:spacing w:line="336" w:lineRule="auto" w:after="180"/>
+      </w:pPr>
+      <w:r>
+        <w:rPr>
+          <w:b w:val="0"/>
+        </w:rPr>
+        <w:t xml:space="preserve">Current milestone: Prepare the demonstration. Gather reproducible instructions, </w:t>
+      </w:r>
+      <w:r>
+        <w:rPr>
+          <w:b/>
+        </w:rPr>
+        <w:t>evidence</w:t>
+      </w:r>
+      <w:r>
+        <w:rPr>
+          <w:b w:val="0"/>
+        </w:rPr>
+        <w:t>, access checks and remaining limitations.</w:t>
+      </w:r>
+    </w:p>
+    <w:p>
+      <w:pPr>
+        <w:spacing w:line="336" w:lineRule="auto" w:after="180"/>
+      </w:pPr>
+      <w:r>
+        <w:rPr>
+          <w:b w:val="0"/>
+        </w:rPr>
+        <w:t xml:space="preserve">For your Verified Study Buddy, save the </w:t>
+      </w:r>
+      <w:r>
+        <w:rPr>
+          <w:b/>
+        </w:rPr>
+        <w:t>input</w:t>
+      </w:r>
+      <w:r>
+        <w:rPr>
+          <w:b w:val="0"/>
+        </w:rPr>
+        <w:t>, procedure, observed result and limitation of this check.</w:t>
+      </w:r>
+    </w:p>
+    <w:p>
+      <w:pPr>
+        <w:spacing w:line="336" w:lineRule="auto" w:after="180"/>
+      </w:pPr>
+      <w:r>
+        <w:rPr>
+          <w:b w:val="0"/>
+        </w:rPr>
+        <w:t>Label this worked example as practice; use a different, previously unreviewed case when checking independent understanding.</w:t>
       </w:r>
     </w:p>
     <w:tbl>
@@ -1484,11 +2085,28 @@
     </w:p>
     <w:p>
       <w:r>
+        <w:t>Try the supported questions before comparing with hints and feedback. Record what you repaired and the evidence you retained.</w:t>
+      </w:r>
+    </w:p>
+    <w:p>
+      <w:pPr>
+        <w:spacing w:line="336" w:lineRule="auto" w:after="180"/>
+      </w:pPr>
+      <w:r>
+        <w:rPr>
+          <w:b w:val="0"/>
+        </w:rPr>
         <w:t>Use this supported practice once, in the browser or on paper. Keep the reserved independent assessment for a separate first attempt before teacher feedback.</w:t>
       </w:r>
     </w:p>
     <w:p>
-      <w:r>
+      <w:pPr>
+        <w:spacing w:line="336" w:lineRule="auto" w:after="180"/>
+      </w:pPr>
+      <w:r>
+        <w:rPr>
+          <w:b w:val="0"/>
+        </w:rPr>
         <w:t>Use a quality rubric whose safety gate cannot be traded for attractive formatting.</w:t>
       </w:r>
     </w:p>
@@ -1501,22 +2119,49 @@
       </w:r>
     </w:p>
     <w:p>
-      <w:r>
+      <w:pPr>
+        <w:spacing w:line="336" w:lineRule="auto" w:after="180"/>
+      </w:pPr>
+      <w:r>
+        <w:rPr>
+          <w:b w:val="0"/>
+        </w:rPr>
         <w:t>Which labelled step matches this detail? Reject the answer for unsupported content despite its correct length.</w:t>
       </w:r>
     </w:p>
     <w:p>
-      <w:r>
+      <w:pPr>
+        <w:spacing w:line="336" w:lineRule="auto" w:after="180"/>
+        <w:shd w:fill="F4F9FC"/>
+      </w:pPr>
+      <w:r>
+        <w:rPr>
+          <w:b w:val="0"/>
+        </w:rPr>
         <w:t>1. Check format</w:t>
       </w:r>
     </w:p>
     <w:p>
-      <w:r>
+      <w:pPr>
+        <w:spacing w:line="336" w:lineRule="auto" w:after="180"/>
+        <w:shd w:fill="F4F9FC"/>
+      </w:pPr>
+      <w:r>
+        <w:rPr>
+          <w:b w:val="0"/>
+        </w:rPr>
         <w:t>2. Apply gate</w:t>
       </w:r>
     </w:p>
     <w:p>
-      <w:r>
+      <w:pPr>
+        <w:spacing w:line="336" w:lineRule="auto" w:after="180"/>
+        <w:shd w:fill="F4F9FC"/>
+      </w:pPr>
+      <w:r>
+        <w:rPr>
+          <w:b w:val="0"/>
+        </w:rPr>
         <w:t>3. Check support</w:t>
       </w:r>
     </w:p>
@@ -1554,41 +2199,179 @@
       </w:r>
     </w:p>
     <w:p>
-      <w:r>
+      <w:pPr>
+        <w:pStyle w:val="Heading3"/>
+      </w:pPr>
+      <w:r>
+        <w:t>Hint · try first</w:t>
+      </w:r>
+    </w:p>
+    <w:p>
+      <w:pPr>
+        <w:spacing w:line="336" w:lineRule="auto" w:after="180"/>
+        <w:shd w:fill="F1F6F8"/>
+      </w:pPr>
+      <w:r>
+        <w:rPr>
+          <w:b w:val="0"/>
+        </w:rPr>
         <w:t>Hint if needed: Read the steps in the pictorial case. Match the supplied detail to the stage that performs or records it.</w:t>
       </w:r>
     </w:p>
     <w:p>
-      <w:r>
-        <w:t>After your attempt, compare with the supported explanation: Apply gate Reject the answer for unsupported content despite its correct length. Compare each draft sentence directly with S1. The anchoring claim matches the supplied source; the daily growth claim adds a measurement the source never gives. Two sentences pass the format rule, but unsupported content fails the mandatory evidence gate. Removing that sentence repairs the support defect rather than merely polishing the wording.</w:t>
-      </w:r>
-    </w:p>
-    <w:p>
       <w:pPr>
         <w:pStyle w:val="Heading3"/>
       </w:pPr>
       <w:r>
+        <w:t>Feedback · compare after trying</w:t>
+      </w:r>
+    </w:p>
+    <w:p>
+      <w:pPr>
+        <w:spacing w:line="336" w:lineRule="auto" w:after="180"/>
+        <w:shd w:fill="F1F6FC"/>
+      </w:pPr>
+      <w:r>
+        <w:rPr>
+          <w:b w:val="0"/>
+        </w:rPr>
+        <w:t>After your attempt, compare with the supported explanation: Apply gate Reject the answer for unsupported content despite its correct length. Compare each draft sentence directly with S1.</w:t>
+      </w:r>
+    </w:p>
+    <w:p>
+      <w:pPr>
+        <w:spacing w:line="336" w:lineRule="auto" w:after="180"/>
+        <w:shd w:fill="F1F6FC"/>
+      </w:pPr>
+      <w:r>
+        <w:rPr>
+          <w:b w:val="0"/>
+        </w:rPr>
+        <w:t xml:space="preserve">The </w:t>
+      </w:r>
+      <w:r>
+        <w:rPr>
+          <w:b/>
+        </w:rPr>
+        <w:t>anchor</w:t>
+      </w:r>
+      <w:r>
+        <w:rPr>
+          <w:b w:val="0"/>
+        </w:rPr>
+        <w:t xml:space="preserve">ing claim matches the supplied source; the daily growth claim adds a measurement the source never gives. Two sentences pass the format rule, but unsupported content fails the mandatory </w:t>
+      </w:r>
+      <w:r>
+        <w:rPr>
+          <w:b/>
+        </w:rPr>
+        <w:t>evidence</w:t>
+      </w:r>
+      <w:r>
+        <w:rPr>
+          <w:b w:val="0"/>
+        </w:rPr>
+        <w:t xml:space="preserve"> gate.</w:t>
+      </w:r>
+    </w:p>
+    <w:p>
+      <w:pPr>
+        <w:spacing w:line="336" w:lineRule="auto" w:after="180"/>
+        <w:shd w:fill="F1F6FC"/>
+      </w:pPr>
+      <w:r>
+        <w:rPr>
+          <w:b w:val="0"/>
+        </w:rPr>
+        <w:t>Removing that sentence repairs the support defect rather than merely polishing the wording.</w:t>
+      </w:r>
+    </w:p>
+    <w:p>
+      <w:pPr>
+        <w:pStyle w:val="Heading3"/>
+      </w:pPr>
+      <w:r>
         <w:t>Practice 2: explain the deciding evidence</w:t>
       </w:r>
     </w:p>
     <w:p>
-      <w:r>
+      <w:pPr>
+        <w:pStyle w:val="Heading3"/>
+      </w:pPr>
+      <w:r>
+        <w:t>Changed case · predict first</w:t>
+      </w:r>
+    </w:p>
+    <w:p>
+      <w:pPr>
+        <w:spacing w:line="336" w:lineRule="auto" w:after="180"/>
+        <w:shd w:fill="F5F1FB"/>
+      </w:pPr>
+      <w:r>
+        <w:rPr>
+          <w:b w:val="0"/>
+        </w:rPr>
         <w:t>Changed-case practice: Remove the unsupported sentence while preserving the supported one. Which conclusion is supported by the supplied facts?</w:t>
       </w:r>
     </w:p>
     <w:p>
-      <w:r>
+      <w:pPr>
+        <w:spacing w:line="336" w:lineRule="auto" w:after="180"/>
+        <w:shd w:fill="F4F9FC"/>
+      </w:pPr>
+      <w:r>
+        <w:rPr>
+          <w:b w:val="0"/>
+        </w:rPr>
         <w:t>1. The revised one-sentence answer passes these two declared checks.</w:t>
       </w:r>
     </w:p>
     <w:p>
-      <w:r>
-        <w:t>2. This one example guarantees correct results for every future input.</w:t>
-      </w:r>
-    </w:p>
-    <w:p>
-      <w:r>
-        <w:t>3. We can decide the result without examining the changed input or the procedure.</w:t>
+      <w:pPr>
+        <w:spacing w:line="336" w:lineRule="auto" w:after="180"/>
+        <w:shd w:fill="F4F9FC"/>
+      </w:pPr>
+      <w:r>
+        <w:rPr>
+          <w:b w:val="0"/>
+        </w:rPr>
+        <w:t xml:space="preserve">2. This one example guarantees correct results for every future </w:t>
+      </w:r>
+      <w:r>
+        <w:rPr>
+          <w:b/>
+        </w:rPr>
+        <w:t>input</w:t>
+      </w:r>
+      <w:r>
+        <w:rPr>
+          <w:b w:val="0"/>
+        </w:rPr>
+        <w:t>.</w:t>
+      </w:r>
+    </w:p>
+    <w:p>
+      <w:pPr>
+        <w:spacing w:line="336" w:lineRule="auto" w:after="180"/>
+        <w:shd w:fill="F4F9FC"/>
+      </w:pPr>
+      <w:r>
+        <w:rPr>
+          <w:b w:val="0"/>
+        </w:rPr>
+        <w:t xml:space="preserve">3. We can decide the result without examining the changed </w:t>
+      </w:r>
+      <w:r>
+        <w:rPr>
+          <w:b/>
+        </w:rPr>
+        <w:t>input</w:t>
+      </w:r>
+      <w:r>
+        <w:rPr>
+          <w:b w:val="0"/>
+        </w:rPr>
+        <w:t xml:space="preserve"> or the procedure.</w:t>
       </w:r>
     </w:p>
     <w:p>
@@ -1625,12 +2408,42 @@
       </w:r>
     </w:p>
     <w:p>
-      <w:r>
+      <w:pPr>
+        <w:pStyle w:val="Heading3"/>
+      </w:pPr>
+      <w:r>
+        <w:t>Hint · try first</w:t>
+      </w:r>
+    </w:p>
+    <w:p>
+      <w:pPr>
+        <w:spacing w:line="336" w:lineRule="auto" w:after="180"/>
+        <w:shd w:fill="F1F6F8"/>
+      </w:pPr>
+      <w:r>
+        <w:rPr>
+          <w:b w:val="0"/>
+        </w:rPr>
         <w:t>Hint if needed: Use the changed condition and the deciding step in the pictorial trace. The answer must say what follows from those facts.</w:t>
       </w:r>
     </w:p>
     <w:p>
-      <w:r>
+      <w:pPr>
+        <w:pStyle w:val="Heading3"/>
+      </w:pPr>
+      <w:r>
+        <w:t>Feedback · compare after trying</w:t>
+      </w:r>
+    </w:p>
+    <w:p>
+      <w:pPr>
+        <w:spacing w:line="336" w:lineRule="auto" w:after="180"/>
+        <w:shd w:fill="F1F6FC"/>
+      </w:pPr>
+      <w:r>
+        <w:rPr>
+          <w:b w:val="0"/>
+        </w:rPr>
         <w:t>After your attempt, compare with the supported explanation: The revised one-sentence answer passes these two declared checks. The remaining claim is supported and one sentence is within the maximum.</w:t>
       </w:r>
     </w:p>
@@ -1643,18 +2456,129 @@
       </w:r>
     </w:p>
     <w:p>
-      <w:r>
-        <w:t>Review Prototype a Grounded Assistant (ai-3/24). Goal: Explain the mechanism and terminology of capstone grounded assistant. Short practice: Can PL2 alone support “check the soil daily”? Point to the relevant step in the picture, then write the changed result and the rule or evidence that supports it.. Return to this week and explain what you changed.</w:t>
-      </w:r>
-    </w:p>
-    <w:p>
-      <w:r>
-        <w:t>Review Requests Responses and JSON (ai-3/22). Goal: Parse JSON into Python records. Short practice: Would converting the text silently prove the source count is correct? Point to the relevant step in the picture, then write the changed result and the rule or evidence that supports it.. Return to this week and explain what you changed.</w:t>
-      </w:r>
-    </w:p>
-    <w:p>
-      <w:r>
-        <w:t>Review User Need and AI Contribution (ai-3/19). Goal: Explain the mechanism and terminology of capstone requirements and corpus. Short practice: What non-AI baseline would reveal whether this helper adds value? Point to the relevant step in the picture, then write the changed result and the rule or evidence that supports it.. Return to this week and explain what you changed.</w:t>
+      <w:pPr>
+        <w:spacing w:line="336" w:lineRule="auto" w:after="180"/>
+      </w:pPr>
+      <w:r>
+        <w:rPr>
+          <w:b w:val="0"/>
+        </w:rPr>
+        <w:t xml:space="preserve">Review Prototype a Grounded Assistant (ai-3/24). Goal: Explain the </w:t>
+      </w:r>
+      <w:r>
+        <w:rPr>
+          <w:b/>
+        </w:rPr>
+        <w:t>mechanism</w:t>
+      </w:r>
+      <w:r>
+        <w:rPr>
+          <w:b w:val="0"/>
+        </w:rPr>
+        <w:t xml:space="preserve"> and terminology of capstone grounded assistant. Short practice: Can PL2 alone support “check the soil daily”?</w:t>
+      </w:r>
+    </w:p>
+    <w:p>
+      <w:pPr>
+        <w:spacing w:line="336" w:lineRule="auto" w:after="180"/>
+      </w:pPr>
+      <w:r>
+        <w:rPr>
+          <w:b w:val="0"/>
+        </w:rPr>
+        <w:t xml:space="preserve">Point to the relevant step in the picture, then write the changed result and the rule or </w:t>
+      </w:r>
+      <w:r>
+        <w:rPr>
+          <w:b/>
+        </w:rPr>
+        <w:t>evidence</w:t>
+      </w:r>
+      <w:r>
+        <w:rPr>
+          <w:b w:val="0"/>
+        </w:rPr>
+        <w:t xml:space="preserve"> that supports it.. Return to this week and explain what you changed.</w:t>
+      </w:r>
+    </w:p>
+    <w:p>
+      <w:pPr>
+        <w:spacing w:line="336" w:lineRule="auto" w:after="180"/>
+      </w:pPr>
+      <w:r>
+        <w:rPr>
+          <w:b w:val="0"/>
+        </w:rPr>
+        <w:t>Review Requests Responses and JSON (ai-3/22). Goal: Parse JSON into Python records. Short practice: Would converting the text silently prove the source count is correct?</w:t>
+      </w:r>
+    </w:p>
+    <w:p>
+      <w:pPr>
+        <w:spacing w:line="336" w:lineRule="auto" w:after="180"/>
+      </w:pPr>
+      <w:r>
+        <w:rPr>
+          <w:b w:val="0"/>
+        </w:rPr>
+        <w:t xml:space="preserve">Point to the relevant step in the picture, then write the changed result and the rule or </w:t>
+      </w:r>
+      <w:r>
+        <w:rPr>
+          <w:b/>
+        </w:rPr>
+        <w:t>evidence</w:t>
+      </w:r>
+      <w:r>
+        <w:rPr>
+          <w:b w:val="0"/>
+        </w:rPr>
+        <w:t xml:space="preserve"> that supports it.. Return to this week and explain what you changed.</w:t>
+      </w:r>
+    </w:p>
+    <w:p>
+      <w:pPr>
+        <w:spacing w:line="336" w:lineRule="auto" w:after="180"/>
+      </w:pPr>
+      <w:r>
+        <w:rPr>
+          <w:b w:val="0"/>
+        </w:rPr>
+        <w:t xml:space="preserve">Review User Need and AI Contribution (ai-3/19). Goal: Explain the </w:t>
+      </w:r>
+      <w:r>
+        <w:rPr>
+          <w:b/>
+        </w:rPr>
+        <w:t>mechanism</w:t>
+      </w:r>
+      <w:r>
+        <w:rPr>
+          <w:b w:val="0"/>
+        </w:rPr>
+        <w:t xml:space="preserve"> and terminology of capstone requirements and corpus. Short practice: What non-AI baseline would reveal whether this helper adds value?</w:t>
+      </w:r>
+    </w:p>
+    <w:p>
+      <w:pPr>
+        <w:spacing w:line="336" w:lineRule="auto" w:after="180"/>
+      </w:pPr>
+      <w:r>
+        <w:rPr>
+          <w:b w:val="0"/>
+        </w:rPr>
+        <w:t xml:space="preserve">Point to the relevant step in the picture, then write the changed result and the rule or </w:t>
+      </w:r>
+      <w:r>
+        <w:rPr>
+          <w:b/>
+        </w:rPr>
+        <w:t>evidence</w:t>
+      </w:r>
+      <w:r>
+        <w:rPr>
+          <w:b w:val="0"/>
+        </w:rPr>
+        <w:t xml:space="preserve"> that supports it.. Return to this week and explain what you changed.</w:t>
       </w:r>
     </w:p>
     <w:p>
@@ -1666,8 +2590,37 @@
       </w:r>
     </w:p>
     <w:p>
-      <w:r>
-        <w:t>Use Download completed work in the hosted lesson to export your answers, reflections, practice feedback and code-run evidence. Open the HTML copy to read or print it. Drafts stay in this browser when storage is available; clear drafts on a shared device.</w:t>
+      <w:pPr>
+        <w:spacing w:line="336" w:lineRule="auto" w:after="180"/>
+      </w:pPr>
+      <w:r>
+        <w:rPr>
+          <w:b w:val="0"/>
+        </w:rPr>
+        <w:t xml:space="preserve">Use Download completed work in the hosted lesson to export your answers, reflections, practice feedback and code-run </w:t>
+      </w:r>
+      <w:r>
+        <w:rPr>
+          <w:b/>
+        </w:rPr>
+        <w:t>evidence</w:t>
+      </w:r>
+      <w:r>
+        <w:rPr>
+          <w:b w:val="0"/>
+        </w:rPr>
+        <w:t>. Open the HTML copy to read or print it.</w:t>
+      </w:r>
+    </w:p>
+    <w:p>
+      <w:pPr>
+        <w:spacing w:line="336" w:lineRule="auto" w:after="180"/>
+      </w:pPr>
+      <w:r>
+        <w:rPr>
+          <w:b w:val="0"/>
+        </w:rPr>
+        <w:t>Drafts stay in this browser when storage is available; clear drafts on a shared device.</w:t>
       </w:r>
     </w:p>
     <w:p>
@@ -1681,6 +2634,902 @@
     <w:p>
       <w:r>
         <w:t>________________________________________________________________</w:t>
+      </w:r>
+    </w:p>
+    <w:p>
+      <w:r>
+        <w:t>________________________________________________________________</w:t>
+      </w:r>
+    </w:p>
+    <w:p>
+      <w:r>
+        <w:t>________________________________________________________________</w:t>
+      </w:r>
+    </w:p>
+    <w:p>
+      <w:r>
+        <w:t>________________________________________________________________</w:t>
+      </w:r>
+    </w:p>
+    <w:p>
+      <w:r>
+        <w:t>________________________________________________________________</w:t>
+      </w:r>
+    </w:p>
+    <w:p>
+      <w:pPr>
+        <w:pStyle w:val="Heading1"/>
+      </w:pPr>
+      <w:r>
+        <w:t>21. Visual concept journey</w:t>
+      </w:r>
+    </w:p>
+    <w:p>
+      <w:r>
+        <w:t>Explain each Quality Rubrics picture from its labels, then record a relevant limit.</w:t>
+      </w:r>
+    </w:p>
+    <w:p>
+      <w:pPr>
+        <w:pStyle w:val="Heading3"/>
+      </w:pPr>
+      <w:r>
+        <w:t>01. Quality Rubrics: the case</w:t>
+      </w:r>
+    </w:p>
+    <w:p>
+      <w:r>
+        <w:drawing>
+          <wp:inline xmlns:a="http://schemas.openxmlformats.org/drawingml/2006/main" xmlns:pic="http://schemas.openxmlformats.org/drawingml/2006/picture">
+            <wp:extent cx="5486400" cy="3288792"/>
+            <wp:docPr id="2" name="Picture 2" descr="Use a quality rubric whose safety gate cannot be traded for attractive formatting. Supplied facts: Approved S1 says: “A root anchors a plant in soil.” Rubric: every claim supported by S1, at most two sentences. Draft: “A root anchors a plant in soil. Roots grow exactly 2 cm each day.” All inputs and outcomes in this worked example are invented classroom data; no real model run is claimed."/>
+            <wp:cNvGraphicFramePr>
+              <a:graphicFrameLocks noChangeAspect="1"/>
+            </wp:cNvGraphicFramePr>
+            <a:graphic>
+              <a:graphicData uri="http://schemas.openxmlformats.org/drawingml/2006/picture">
+                <pic:pic>
+                  <pic:nvPicPr>
+                    <pic:cNvPr id="0" name="academy-story-ai-3-25-01.png"/>
+                    <pic:cNvPicPr/>
+                  </pic:nvPicPr>
+                  <pic:blipFill>
+                    <a:blip r:embed="rId10"/>
+                    <a:stretch>
+                      <a:fillRect/>
+                    </a:stretch>
+                  </pic:blipFill>
+                  <pic:spPr>
+                    <a:xfrm>
+                      <a:off x="0" y="0"/>
+                      <a:ext cx="5486400" cy="3288792"/>
+                    </a:xfrm>
+                    <a:prstGeom prst="rect"/>
+                  </pic:spPr>
+                </pic:pic>
+              </a:graphicData>
+            </a:graphic>
+          </wp:inline>
+        </w:drawing>
+      </w:r>
+    </w:p>
+    <w:p>
+      <w:pPr>
+        <w:spacing w:line="336" w:lineRule="auto" w:after="180"/>
+      </w:pPr>
+      <w:r>
+        <w:rPr>
+          <w:b w:val="0"/>
+        </w:rPr>
+        <w:t xml:space="preserve">Use a quality rubric whose safety gate cannot be traded for attractive formatting. Supplied facts: Approved S1 says: “A root </w:t>
+      </w:r>
+      <w:r>
+        <w:rPr>
+          <w:b/>
+        </w:rPr>
+        <w:t>anchor</w:t>
+      </w:r>
+      <w:r>
+        <w:rPr>
+          <w:b w:val="0"/>
+        </w:rPr>
+        <w:t>s a plant in soil.” Rubric: every claim supported by S1, at most two sentences.</w:t>
+      </w:r>
+    </w:p>
+    <w:p>
+      <w:pPr>
+        <w:spacing w:line="336" w:lineRule="auto" w:after="180"/>
+      </w:pPr>
+      <w:r>
+        <w:rPr>
+          <w:b w:val="0"/>
+        </w:rPr>
+        <w:t xml:space="preserve">Draft: “A root </w:t>
+      </w:r>
+      <w:r>
+        <w:rPr>
+          <w:b/>
+        </w:rPr>
+        <w:t>anchor</w:t>
+      </w:r>
+      <w:r>
+        <w:rPr>
+          <w:b w:val="0"/>
+        </w:rPr>
+        <w:t xml:space="preserve">s a plant in soil. Roots grow exactly 2 cm each day.” All </w:t>
+      </w:r>
+      <w:r>
+        <w:rPr>
+          <w:b/>
+        </w:rPr>
+        <w:t>input</w:t>
+      </w:r>
+      <w:r>
+        <w:rPr>
+          <w:b w:val="0"/>
+        </w:rPr>
+        <w:t>s and outcomes in this worked example are invented classroom data; no real model run is claimed.</w:t>
+      </w:r>
+    </w:p>
+    <w:p>
+      <w:pPr>
+        <w:spacing w:line="336" w:lineRule="auto" w:after="180"/>
+        <w:shd w:fill="F5F1FB"/>
+      </w:pPr>
+      <w:r>
+        <w:rPr>
+          <w:b w:val="0"/>
+        </w:rPr>
+        <w:t>Point to the given fact that matters most. Explain why it matters.</w:t>
+      </w:r>
+    </w:p>
+    <w:p>
+      <w:pPr>
+        <w:pStyle w:val="Heading3"/>
+      </w:pPr>
+      <w:r>
+        <w:t>My picture explanation, deciding evidence and one limit</w:t>
+      </w:r>
+    </w:p>
+    <w:p>
+      <w:r>
+        <w:t>________________________________________________________________</w:t>
+      </w:r>
+    </w:p>
+    <w:p>
+      <w:r>
+        <w:t>________________________________________________________________</w:t>
+      </w:r>
+    </w:p>
+    <w:p>
+      <w:r>
+        <w:t>________________________________________________________________</w:t>
+      </w:r>
+    </w:p>
+    <w:p>
+      <w:r>
+        <w:t>________________________________________________________________</w:t>
+      </w:r>
+    </w:p>
+    <w:p>
+      <w:pPr>
+        <w:pStyle w:val="Heading3"/>
+      </w:pPr>
+      <w:r>
+        <w:t>02. Follow the deciding steps</w:t>
+      </w:r>
+    </w:p>
+    <w:p>
+      <w:r>
+        <w:drawing>
+          <wp:inline xmlns:a="http://schemas.openxmlformats.org/drawingml/2006/main" xmlns:pic="http://schemas.openxmlformats.org/drawingml/2006/picture">
+            <wp:extent cx="5486400" cy="3337560"/>
+            <wp:docPr id="3" name="Picture 3" descr="Check support: The anchoring sentence matches S1. The daily 2 cm growth sentence has no supporting evidence in S1. → Check format: Two sentences satisfy the format requirement. → Apply gate: Reject the answer for unsupported content despite its correct length."/>
+            <wp:cNvGraphicFramePr>
+              <a:graphicFrameLocks noChangeAspect="1"/>
+            </wp:cNvGraphicFramePr>
+            <a:graphic>
+              <a:graphicData uri="http://schemas.openxmlformats.org/drawingml/2006/picture">
+                <pic:pic>
+                  <pic:nvPicPr>
+                    <pic:cNvPr id="0" name="academy-story-ai-3-25-02.png"/>
+                    <pic:cNvPicPr/>
+                  </pic:nvPicPr>
+                  <pic:blipFill>
+                    <a:blip r:embed="rId11"/>
+                    <a:stretch>
+                      <a:fillRect/>
+                    </a:stretch>
+                  </pic:blipFill>
+                  <pic:spPr>
+                    <a:xfrm>
+                      <a:off x="0" y="0"/>
+                      <a:ext cx="5486400" cy="3337560"/>
+                    </a:xfrm>
+                    <a:prstGeom prst="rect"/>
+                  </pic:spPr>
+                </pic:pic>
+              </a:graphicData>
+            </a:graphic>
+          </wp:inline>
+        </w:drawing>
+      </w:r>
+    </w:p>
+    <w:p>
+      <w:pPr>
+        <w:spacing w:line="336" w:lineRule="auto" w:after="180"/>
+      </w:pPr>
+      <w:r>
+        <w:rPr>
+          <w:b w:val="0"/>
+        </w:rPr>
+        <w:t xml:space="preserve">Check support: The </w:t>
+      </w:r>
+      <w:r>
+        <w:rPr>
+          <w:b/>
+        </w:rPr>
+        <w:t>anchor</w:t>
+      </w:r>
+      <w:r>
+        <w:rPr>
+          <w:b w:val="0"/>
+        </w:rPr>
+        <w:t>ing sentence matches S1.</w:t>
+      </w:r>
+    </w:p>
+    <w:p>
+      <w:pPr>
+        <w:spacing w:line="336" w:lineRule="auto" w:after="180"/>
+      </w:pPr>
+      <w:r>
+        <w:rPr>
+          <w:b w:val="0"/>
+        </w:rPr>
+        <w:t xml:space="preserve">The daily 2 cm growth sentence has no supporting </w:t>
+      </w:r>
+      <w:r>
+        <w:rPr>
+          <w:b/>
+        </w:rPr>
+        <w:t>evidence</w:t>
+      </w:r>
+      <w:r>
+        <w:rPr>
+          <w:b w:val="0"/>
+        </w:rPr>
+        <w:t xml:space="preserve"> in S1. → Check format: Two sentences satisfy the format requirement. → Apply gate: Reject the answer for unsupported content despite its correct length.</w:t>
+      </w:r>
+    </w:p>
+    <w:p>
+      <w:pPr>
+        <w:spacing w:line="336" w:lineRule="auto" w:after="180"/>
+        <w:shd w:fill="F5F1FB"/>
+      </w:pPr>
+      <w:r>
+        <w:rPr>
+          <w:b w:val="0"/>
+        </w:rPr>
+        <w:t xml:space="preserve">Point to each numbered stage and explain which recorded </w:t>
+      </w:r>
+      <w:r>
+        <w:rPr>
+          <w:b/>
+        </w:rPr>
+        <w:t>input</w:t>
+      </w:r>
+      <w:r>
+        <w:rPr>
+          <w:b w:val="0"/>
+        </w:rPr>
+        <w:t xml:space="preserve"> it uses.</w:t>
+      </w:r>
+    </w:p>
+    <w:p>
+      <w:pPr>
+        <w:pStyle w:val="Heading3"/>
+      </w:pPr>
+      <w:r>
+        <w:t>My picture explanation, deciding evidence and one limit</w:t>
+      </w:r>
+    </w:p>
+    <w:p>
+      <w:r>
+        <w:t>________________________________________________________________</w:t>
+      </w:r>
+    </w:p>
+    <w:p>
+      <w:r>
+        <w:t>________________________________________________________________</w:t>
+      </w:r>
+    </w:p>
+    <w:p>
+      <w:r>
+        <w:t>________________________________________________________________</w:t>
+      </w:r>
+    </w:p>
+    <w:p>
+      <w:r>
+        <w:t>________________________________________________________________</w:t>
+      </w:r>
+    </w:p>
+    <w:p>
+      <w:pPr>
+        <w:pStyle w:val="Heading3"/>
+      </w:pPr>
+      <w:r>
+        <w:t>03. System evaluation sets — evidence trace</w:t>
+      </w:r>
+    </w:p>
+    <w:p>
+      <w:r>
+        <w:drawing>
+          <wp:inline xmlns:a="http://schemas.openxmlformats.org/drawingml/2006/main" xmlns:pic="http://schemas.openxmlformats.org/drawingml/2006/picture">
+            <wp:extent cx="5486400" cy="3145536"/>
+            <wp:docPr id="4" name="Picture 4" descr="System evaluation sets — evidence trace. Ten cases include six answerable and four missing-evidence cases. System answers five answerable correctly and abstains appropriately on three missing cases. | Record case ID, evidence version, expected claims or fallback, permitted actions and scoring rubric. Separate development from final cases. Aggregate metrics only after checking required conditions individually. | Answer correctness 5/6; appropriate fallback 3/4; combined contract passes 8/10 if each case has one required outcome. Different denominators answer different questions."/>
+            <wp:cNvGraphicFramePr>
+              <a:graphicFrameLocks noChangeAspect="1"/>
+            </wp:cNvGraphicFramePr>
+            <a:graphic>
+              <a:graphicData uri="http://schemas.openxmlformats.org/drawingml/2006/picture">
+                <pic:pic>
+                  <pic:nvPicPr>
+                    <pic:cNvPr id="0" name="academy-story-ai-3-25-03.png"/>
+                    <pic:cNvPicPr/>
+                  </pic:nvPicPr>
+                  <pic:blipFill>
+                    <a:blip r:embed="rId12"/>
+                    <a:stretch>
+                      <a:fillRect/>
+                    </a:stretch>
+                  </pic:blipFill>
+                  <pic:spPr>
+                    <a:xfrm>
+                      <a:off x="0" y="0"/>
+                      <a:ext cx="5486400" cy="3145536"/>
+                    </a:xfrm>
+                    <a:prstGeom prst="rect"/>
+                  </pic:spPr>
+                </pic:pic>
+              </a:graphicData>
+            </a:graphic>
+          </wp:inline>
+        </w:drawing>
+      </w:r>
+    </w:p>
+    <w:p>
+      <w:pPr>
+        <w:spacing w:line="336" w:lineRule="auto" w:after="180"/>
+      </w:pPr>
+      <w:r>
+        <w:rPr>
+          <w:b w:val="0"/>
+        </w:rPr>
+        <w:t xml:space="preserve">System evaluation sets — </w:t>
+      </w:r>
+      <w:r>
+        <w:rPr>
+          <w:b/>
+        </w:rPr>
+        <w:t>evidence</w:t>
+      </w:r>
+      <w:r>
+        <w:rPr>
+          <w:b w:val="0"/>
+        </w:rPr>
+        <w:t xml:space="preserve"> trace. Ten cases include six answerable and four missing-</w:t>
+      </w:r>
+      <w:r>
+        <w:rPr>
+          <w:b/>
+        </w:rPr>
+        <w:t>evidence</w:t>
+      </w:r>
+      <w:r>
+        <w:rPr>
+          <w:b w:val="0"/>
+        </w:rPr>
+        <w:t xml:space="preserve"> cases.</w:t>
+      </w:r>
+    </w:p>
+    <w:p>
+      <w:pPr>
+        <w:spacing w:line="336" w:lineRule="auto" w:after="180"/>
+      </w:pPr>
+      <w:r>
+        <w:rPr>
+          <w:b w:val="0"/>
+        </w:rPr>
+        <w:t xml:space="preserve">System answers five answerable correctly and abstains appropriately on three missing cases. | Record case ID, </w:t>
+      </w:r>
+      <w:r>
+        <w:rPr>
+          <w:b/>
+        </w:rPr>
+        <w:t>evidence</w:t>
+      </w:r>
+      <w:r>
+        <w:rPr>
+          <w:b w:val="0"/>
+        </w:rPr>
+        <w:t xml:space="preserve"> version, expected claims or fallback, permitted actions and scoring rubric.</w:t>
+      </w:r>
+    </w:p>
+    <w:p>
+      <w:pPr>
+        <w:spacing w:line="336" w:lineRule="auto" w:after="180"/>
+      </w:pPr>
+      <w:r>
+        <w:rPr>
+          <w:b w:val="0"/>
+        </w:rPr>
+        <w:t>Separate development from final cases.</w:t>
+      </w:r>
+    </w:p>
+    <w:p>
+      <w:pPr>
+        <w:spacing w:line="336" w:lineRule="auto" w:after="180"/>
+      </w:pPr>
+      <w:r>
+        <w:rPr>
+          <w:b w:val="0"/>
+        </w:rPr>
+        <w:t xml:space="preserve">Aggregate metrics only after checking required conditions individually. | Answer correctness 5/6; appropriate fallback 3/4; combined </w:t>
+      </w:r>
+      <w:r>
+        <w:rPr>
+          <w:b/>
+        </w:rPr>
+        <w:t>contract pass</w:t>
+      </w:r>
+      <w:r>
+        <w:rPr>
+          <w:b w:val="0"/>
+        </w:rPr>
+        <w:t>es 8/10 if each case has one required outcome.</w:t>
+      </w:r>
+    </w:p>
+    <w:p>
+      <w:pPr>
+        <w:spacing w:line="336" w:lineRule="auto" w:after="180"/>
+      </w:pPr>
+      <w:r>
+        <w:rPr>
+          <w:b w:val="0"/>
+        </w:rPr>
+        <w:t>Different denominators answer different questions.</w:t>
+      </w:r>
+    </w:p>
+    <w:p>
+      <w:pPr>
+        <w:spacing w:line="336" w:lineRule="auto" w:after="180"/>
+        <w:shd w:fill="F5F1FB"/>
+      </w:pPr>
+      <w:r>
+        <w:rPr>
+          <w:b w:val="0"/>
+        </w:rPr>
+        <w:t>Read the labels and values. Explain the relationship the model shows.</w:t>
+      </w:r>
+    </w:p>
+    <w:p>
+      <w:pPr>
+        <w:pStyle w:val="Heading3"/>
+      </w:pPr>
+      <w:r>
+        <w:t>My picture explanation, deciding evidence and one limit</w:t>
+      </w:r>
+    </w:p>
+    <w:p>
+      <w:r>
+        <w:t>________________________________________________________________</w:t>
+      </w:r>
+    </w:p>
+    <w:p>
+      <w:r>
+        <w:t>________________________________________________________________</w:t>
+      </w:r>
+    </w:p>
+    <w:p>
+      <w:r>
+        <w:t>________________________________________________________________</w:t>
+      </w:r>
+    </w:p>
+    <w:p>
+      <w:r>
+        <w:t>________________________________________________________________</w:t>
+      </w:r>
+    </w:p>
+    <w:p>
+      <w:pPr>
+        <w:pStyle w:val="Heading3"/>
+      </w:pPr>
+      <w:r>
+        <w:t>04. Change one thing. Trace what follows.</w:t>
+      </w:r>
+    </w:p>
+    <w:p>
+      <w:r>
+        <w:drawing>
+          <wp:inline xmlns:a="http://schemas.openxmlformats.org/drawingml/2006/main" xmlns:pic="http://schemas.openxmlformats.org/drawingml/2006/picture">
+            <wp:extent cx="5486400" cy="3026664"/>
+            <wp:docPr id="5" name="Picture 5" descr="Original case: Reject the answer for unsupported content despite its correct length. Changed condition: Remove the unsupported sentence while preserving the supported one. Expected result: The revised one-sentence answer passes these two declared checks. Reason: The remaining claim is supported and one sentence is within the maximum."/>
+            <wp:cNvGraphicFramePr>
+              <a:graphicFrameLocks noChangeAspect="1"/>
+            </wp:cNvGraphicFramePr>
+            <a:graphic>
+              <a:graphicData uri="http://schemas.openxmlformats.org/drawingml/2006/picture">
+                <pic:pic>
+                  <pic:nvPicPr>
+                    <pic:cNvPr id="0" name="academy-story-ai-3-25-04.png"/>
+                    <pic:cNvPicPr/>
+                  </pic:nvPicPr>
+                  <pic:blipFill>
+                    <a:blip r:embed="rId13"/>
+                    <a:stretch>
+                      <a:fillRect/>
+                    </a:stretch>
+                  </pic:blipFill>
+                  <pic:spPr>
+                    <a:xfrm>
+                      <a:off x="0" y="0"/>
+                      <a:ext cx="5486400" cy="3026664"/>
+                    </a:xfrm>
+                    <a:prstGeom prst="rect"/>
+                  </pic:spPr>
+                </pic:pic>
+              </a:graphicData>
+            </a:graphic>
+          </wp:inline>
+        </w:drawing>
+      </w:r>
+    </w:p>
+    <w:p>
+      <w:pPr>
+        <w:spacing w:line="336" w:lineRule="auto" w:after="180"/>
+      </w:pPr>
+      <w:r>
+        <w:rPr>
+          <w:b w:val="0"/>
+        </w:rPr>
+        <w:t>Original case: Reject the answer for unsupported content despite its correct length. Changed condition: Remove the unsupported sentence while preserving the supported one.</w:t>
+      </w:r>
+    </w:p>
+    <w:p>
+      <w:pPr>
+        <w:spacing w:line="336" w:lineRule="auto" w:after="180"/>
+      </w:pPr>
+      <w:r>
+        <w:rPr>
+          <w:b w:val="0"/>
+        </w:rPr>
+        <w:t>Expected result: The revised one-sentence answer passes these two declared checks. Reason: The remaining claim is supported and one sentence is within the maximum.</w:t>
+      </w:r>
+    </w:p>
+    <w:p>
+      <w:pPr>
+        <w:spacing w:line="336" w:lineRule="auto" w:after="180"/>
+        <w:shd w:fill="F5F1FB"/>
+      </w:pPr>
+      <w:r>
+        <w:rPr>
+          <w:b w:val="0"/>
+        </w:rPr>
+        <w:t>Predict before checking the worked changed-case result. Name what changed and what the supplied facts allow you to conclude.</w:t>
+      </w:r>
+    </w:p>
+    <w:p>
+      <w:pPr>
+        <w:pStyle w:val="Heading3"/>
+      </w:pPr>
+      <w:r>
+        <w:t>My picture explanation, deciding evidence and one limit</w:t>
+      </w:r>
+    </w:p>
+    <w:p>
+      <w:r>
+        <w:t>________________________________________________________________</w:t>
+      </w:r>
+    </w:p>
+    <w:p>
+      <w:r>
+        <w:t>________________________________________________________________</w:t>
+      </w:r>
+    </w:p>
+    <w:p>
+      <w:r>
+        <w:t>________________________________________________________________</w:t>
+      </w:r>
+    </w:p>
+    <w:p>
+      <w:r>
+        <w:t>________________________________________________________________</w:t>
+      </w:r>
+    </w:p>
+    <w:p>
+      <w:pPr>
+        <w:pStyle w:val="Heading3"/>
+      </w:pPr>
+      <w:r>
+        <w:t>05. Connect the explanation to its limit</w:t>
+      </w:r>
+    </w:p>
+    <w:p>
+      <w:r>
+        <w:drawing>
+          <wp:inline xmlns:a="http://schemas.openxmlformats.org/drawingml/2006/main" xmlns:pic="http://schemas.openxmlformats.org/drawingml/2006/picture">
+            <wp:extent cx="5486400" cy="2834640"/>
+            <wp:docPr id="6" name="Picture 6" descr="Compare each draft sentence directly with S1. The anchoring claim matches the supplied source; the daily growth claim adds a measurement the source never gives. Two sentences pass the format rule, but unsupported content fails the mandatory evidence gate. Removing that sentence repairs the support defect rather than merely polishing the wording. Limit: Passing this small rubric does not establish readability, completeness or benefit across every pupil and question."/>
+            <wp:cNvGraphicFramePr>
+              <a:graphicFrameLocks noChangeAspect="1"/>
+            </wp:cNvGraphicFramePr>
+            <a:graphic>
+              <a:graphicData uri="http://schemas.openxmlformats.org/drawingml/2006/picture">
+                <pic:pic>
+                  <pic:nvPicPr>
+                    <pic:cNvPr id="0" name="academy-story-ai-3-25-05.png"/>
+                    <pic:cNvPicPr/>
+                  </pic:nvPicPr>
+                  <pic:blipFill>
+                    <a:blip r:embed="rId14"/>
+                    <a:stretch>
+                      <a:fillRect/>
+                    </a:stretch>
+                  </pic:blipFill>
+                  <pic:spPr>
+                    <a:xfrm>
+                      <a:off x="0" y="0"/>
+                      <a:ext cx="5486400" cy="2834640"/>
+                    </a:xfrm>
+                    <a:prstGeom prst="rect"/>
+                  </pic:spPr>
+                </pic:pic>
+              </a:graphicData>
+            </a:graphic>
+          </wp:inline>
+        </w:drawing>
+      </w:r>
+    </w:p>
+    <w:p>
+      <w:pPr>
+        <w:spacing w:line="336" w:lineRule="auto" w:after="180"/>
+      </w:pPr>
+      <w:r>
+        <w:rPr>
+          <w:b w:val="0"/>
+        </w:rPr>
+        <w:t xml:space="preserve">Compare each draft sentence directly with S1. The </w:t>
+      </w:r>
+      <w:r>
+        <w:rPr>
+          <w:b/>
+        </w:rPr>
+        <w:t>anchor</w:t>
+      </w:r>
+      <w:r>
+        <w:rPr>
+          <w:b w:val="0"/>
+        </w:rPr>
+        <w:t>ing claim matches the supplied source; the daily growth claim adds a measurement the source never gives.</w:t>
+      </w:r>
+    </w:p>
+    <w:p>
+      <w:pPr>
+        <w:spacing w:line="336" w:lineRule="auto" w:after="180"/>
+      </w:pPr>
+      <w:r>
+        <w:rPr>
+          <w:b w:val="0"/>
+        </w:rPr>
+        <w:t xml:space="preserve">Two sentences pass the format rule, but unsupported content fails the mandatory </w:t>
+      </w:r>
+      <w:r>
+        <w:rPr>
+          <w:b/>
+        </w:rPr>
+        <w:t>evidence</w:t>
+      </w:r>
+      <w:r>
+        <w:rPr>
+          <w:b w:val="0"/>
+        </w:rPr>
+        <w:t xml:space="preserve"> gate. Removing that sentence repairs the support defect rather than merely polishing the wording.</w:t>
+      </w:r>
+    </w:p>
+    <w:p>
+      <w:pPr>
+        <w:spacing w:line="336" w:lineRule="auto" w:after="180"/>
+      </w:pPr>
+      <w:r>
+        <w:rPr>
+          <w:b w:val="0"/>
+        </w:rPr>
+        <w:t>Limit: Passing this small rubric does not establish readability, completeness or benefit across every pupil and question.</w:t>
+      </w:r>
+    </w:p>
+    <w:p>
+      <w:pPr>
+        <w:spacing w:line="336" w:lineRule="auto" w:after="180"/>
+        <w:shd w:fill="F5F1FB"/>
+      </w:pPr>
+      <w:r>
+        <w:rPr>
+          <w:b w:val="0"/>
+        </w:rPr>
+        <w:t>Explain the case, then point to a limit on the claim.</w:t>
+      </w:r>
+    </w:p>
+    <w:p>
+      <w:pPr>
+        <w:pStyle w:val="Heading3"/>
+      </w:pPr>
+      <w:r>
+        <w:t>My picture explanation, deciding evidence and one limit</w:t>
+      </w:r>
+    </w:p>
+    <w:p>
+      <w:r>
+        <w:t>________________________________________________________________</w:t>
+      </w:r>
+    </w:p>
+    <w:p>
+      <w:r>
+        <w:t>________________________________________________________________</w:t>
+      </w:r>
+    </w:p>
+    <w:p>
+      <w:r>
+        <w:t>________________________________________________________________</w:t>
+      </w:r>
+    </w:p>
+    <w:p>
+      <w:r>
+        <w:t>________________________________________________________________</w:t>
+      </w:r>
+    </w:p>
+    <w:p>
+      <w:pPr>
+        <w:pStyle w:val="Heading3"/>
+      </w:pPr>
+      <w:r>
+        <w:t>06. Make the idea visible in your project</w:t>
+      </w:r>
+    </w:p>
+    <w:p>
+      <w:r>
+        <w:drawing>
+          <wp:inline xmlns:a="http://schemas.openxmlformats.org/drawingml/2006/main" xmlns:pic="http://schemas.openxmlformats.org/drawingml/2006/picture">
+            <wp:extent cx="5486400" cy="3681984"/>
+            <wp:docPr id="7" name="Picture 7" descr="For your Verified Study Buddy, save the input, procedure, observed result and limitation of this check. Label this worked example as practice; use a different, previously unreviewed case when checking independent understanding. Draw your input, deciding step, result and limit. Supported question: Why is “one out of two checks passed” an insufficient release decision? Point to the relevant step in the picture, then write the changed result and the rule or evidence that supports it."/>
+            <wp:cNvGraphicFramePr>
+              <a:graphicFrameLocks noChangeAspect="1"/>
+            </wp:cNvGraphicFramePr>
+            <a:graphic>
+              <a:graphicData uri="http://schemas.openxmlformats.org/drawingml/2006/picture">
+                <pic:pic>
+                  <pic:nvPicPr>
+                    <pic:cNvPr id="0" name="academy-story-ai-3-25-06.png"/>
+                    <pic:cNvPicPr/>
+                  </pic:nvPicPr>
+                  <pic:blipFill>
+                    <a:blip r:embed="rId15"/>
+                    <a:stretch>
+                      <a:fillRect/>
+                    </a:stretch>
+                  </pic:blipFill>
+                  <pic:spPr>
+                    <a:xfrm>
+                      <a:off x="0" y="0"/>
+                      <a:ext cx="5486400" cy="3681984"/>
+                    </a:xfrm>
+                    <a:prstGeom prst="rect"/>
+                  </pic:spPr>
+                </pic:pic>
+              </a:graphicData>
+            </a:graphic>
+          </wp:inline>
+        </w:drawing>
+      </w:r>
+    </w:p>
+    <w:p>
+      <w:pPr>
+        <w:spacing w:line="336" w:lineRule="auto" w:after="180"/>
+      </w:pPr>
+      <w:r>
+        <w:rPr>
+          <w:b w:val="0"/>
+        </w:rPr>
+        <w:t xml:space="preserve">For your Verified Study Buddy, save the </w:t>
+      </w:r>
+      <w:r>
+        <w:rPr>
+          <w:b/>
+        </w:rPr>
+        <w:t>input</w:t>
+      </w:r>
+      <w:r>
+        <w:rPr>
+          <w:b w:val="0"/>
+        </w:rPr>
+        <w:t>, procedure, observed result and limitation of this check.</w:t>
+      </w:r>
+    </w:p>
+    <w:p>
+      <w:pPr>
+        <w:spacing w:line="336" w:lineRule="auto" w:after="180"/>
+      </w:pPr>
+      <w:r>
+        <w:rPr>
+          <w:b w:val="0"/>
+        </w:rPr>
+        <w:t xml:space="preserve">Label this worked example as practice; use a different, previously unreviewed case when checking independent understanding. Draw your </w:t>
+      </w:r>
+      <w:r>
+        <w:rPr>
+          <w:b/>
+        </w:rPr>
+        <w:t>input</w:t>
+      </w:r>
+      <w:r>
+        <w:rPr>
+          <w:b w:val="0"/>
+        </w:rPr>
+        <w:t>, deciding step, result and limit.</w:t>
+      </w:r>
+    </w:p>
+    <w:p>
+      <w:pPr>
+        <w:spacing w:line="336" w:lineRule="auto" w:after="180"/>
+      </w:pPr>
+      <w:r>
+        <w:rPr>
+          <w:b w:val="0"/>
+        </w:rPr>
+        <w:t xml:space="preserve">Supported question: Why is “one out of two checks passed” an insufficient release decision? Point to the relevant step in the picture, then write the changed result and the rule or </w:t>
+      </w:r>
+      <w:r>
+        <w:rPr>
+          <w:b/>
+        </w:rPr>
+        <w:t>evidence</w:t>
+      </w:r>
+      <w:r>
+        <w:rPr>
+          <w:b w:val="0"/>
+        </w:rPr>
+        <w:t xml:space="preserve"> that supports it.</w:t>
+      </w:r>
+    </w:p>
+    <w:p>
+      <w:pPr>
+        <w:spacing w:line="336" w:lineRule="auto" w:after="180"/>
+        <w:shd w:fill="F5F1FB"/>
+      </w:pPr>
+      <w:r>
+        <w:rPr>
+          <w:b w:val="0"/>
+        </w:rPr>
+        <w:t xml:space="preserve">Draw your project trace and justify the deciding step using </w:t>
+      </w:r>
+      <w:r>
+        <w:rPr>
+          <w:b/>
+        </w:rPr>
+        <w:t>evidence</w:t>
+      </w:r>
+      <w:r>
+        <w:rPr>
+          <w:b w:val="0"/>
+        </w:rPr>
+        <w:t>.</w:t>
+      </w:r>
+    </w:p>
+    <w:p>
+      <w:pPr>
+        <w:pStyle w:val="Heading3"/>
+      </w:pPr>
+      <w:r>
+        <w:t>My picture explanation, deciding evidence and one limit</w:t>
       </w:r>
     </w:p>
     <w:p>

--- a/downloads/workbook/ai-3-week-25.docx
+++ b/downloads/workbook/ai-3-week-25.docx
@@ -1043,6 +1043,26 @@
     </w:p>
     <w:p>
       <w:pPr>
+        <w:pStyle w:val="Heading3"/>
+      </w:pPr>
+      <w:r>
+        <w:t>Where to find the supplied example</w:t>
+      </w:r>
+    </w:p>
+    <w:p>
+      <w:pPr>
+        <w:spacing w:line="336" w:lineRule="auto" w:after="180"/>
+        <w:shd w:fill="F1F6F8"/>
+      </w:pPr>
+      <w:r>
+        <w:rPr>
+          <w:b w:val="0"/>
+        </w:rPr>
+        <w:t>Reference for this exercise: open this week’s student lesson, “Quality Rubrics”, at “See how it works” and “Follow a worked example”. Use the original worked values or code named in the question; the later pictorial case is a separate example. Keep this reference beside your workbook while practising.</w:t>
+      </w:r>
+    </w:p>
+    <w:p>
+      <w:pPr>
         <w:spacing w:line="336" w:lineRule="auto" w:after="180"/>
       </w:pPr>
       <w:r>
@@ -1373,6 +1393,26 @@
     <w:p>
       <w:r>
         <w:t>Design a revealing follow-up. Apply the supplied Quality Rubrics facts and keep your reasoning.</w:t>
+      </w:r>
+    </w:p>
+    <w:p>
+      <w:pPr>
+        <w:pStyle w:val="Heading3"/>
+      </w:pPr>
+      <w:r>
+        <w:t>Where to find the supplied example</w:t>
+      </w:r>
+    </w:p>
+    <w:p>
+      <w:pPr>
+        <w:spacing w:line="336" w:lineRule="auto" w:after="180"/>
+        <w:shd w:fill="F1F6F8"/>
+      </w:pPr>
+      <w:r>
+        <w:rPr>
+          <w:b w:val="0"/>
+        </w:rPr>
+        <w:t>Reference for this exercise: open this week’s student lesson, “Quality Rubrics”, at “See how it works” and “Follow a worked example”. Use the original worked values or code named in the question; the later pictorial case is a separate example. Keep this reference beside your workbook while practising.</w:t>
       </w:r>
     </w:p>
     <w:p>

--- a/downloads/workbook/ai-3-week-25.docx
+++ b/downloads/workbook/ai-3-week-25.docx
@@ -25,12 +25,192 @@
         <w:pStyle w:val="Heading1"/>
       </w:pPr>
       <w:r>
-        <w:t>01. Recall and choose your starting point</w:t>
-      </w:r>
-    </w:p>
-    <w:p>
-      <w:r>
-        <w:t>Record your starting explanation for Quality Rubrics before opening notes. Show any later correction separately.</w:t>
+        <w:t>One current rubric record with earlier evaluation-rate review preserved.</w:t>
+      </w:r>
+    </w:p>
+    <w:p>
+      <w:r>
+        <w:t>Explain anchors, apply criteria, reject score compensation and design a revealing rating case.</w:t>
+      </w:r>
+    </w:p>
+    <w:p>
+      <w:r>
+        <w:t>New answer fields preserve older calculation responses; keep rubric version, evidence and release rule together.</w:t>
+      </w:r>
+    </w:p>
+    <w:p>
+      <w:pPr>
+        <w:pStyle w:val="Heading1"/>
+      </w:pPr>
+      <w:r>
+        <w:t>01. Recall: reconnect earlier ideas</w:t>
+      </w:r>
+    </w:p>
+    <w:p>
+      <w:r>
+        <w:t>Retrieve before opening notes.</w:t>
+      </w:r>
+    </w:p>
+    <w:p>
+      <w:pPr>
+        <w:pStyle w:val="Heading2"/>
+      </w:pPr>
+      <w:r>
+        <w:t>Retrieve and explain</w:t>
+      </w:r>
+    </w:p>
+    <w:p>
+      <w:pPr>
+        <w:pStyle w:val="ListBullet"/>
+      </w:pPr>
+      <w:r>
+        <w:t>Try the recall before opening notes. Then use a different colour or a labelled second line to correct your explanation.</w:t>
+      </w:r>
+    </w:p>
+    <w:p>
+      <w:pPr>
+        <w:pStyle w:val="ListBullet"/>
+      </w:pPr>
+      <w:r>
+        <w:t>Without opening the old lesson, explain one key idea from Prototype a Grounded Assistant. Give an example and a mistake that the idea helps you avoid.</w:t>
+      </w:r>
+    </w:p>
+    <w:p>
+      <w:pPr>
+        <w:pStyle w:val="Heading3"/>
+      </w:pPr>
+      <w:r>
+        <w:t>My remembered idea, example and correction</w:t>
+      </w:r>
+    </w:p>
+    <w:p>
+      <w:r>
+        <w:t>________________________________________________________________</w:t>
+      </w:r>
+    </w:p>
+    <w:p>
+      <w:r>
+        <w:t>________________________________________________________________</w:t>
+      </w:r>
+    </w:p>
+    <w:p>
+      <w:r>
+        <w:t>________________________________________________________________</w:t>
+      </w:r>
+    </w:p>
+    <w:p>
+      <w:pPr>
+        <w:pStyle w:val="ListBullet"/>
+      </w:pPr>
+      <w:r>
+        <w:t>Without opening the old lesson, explain one key idea from Requests Responses and JSON. Give an example and a mistake that the idea helps you avoid.</w:t>
+      </w:r>
+    </w:p>
+    <w:p>
+      <w:pPr>
+        <w:pStyle w:val="Heading3"/>
+      </w:pPr>
+      <w:r>
+        <w:t>My remembered idea, example and correction</w:t>
+      </w:r>
+    </w:p>
+    <w:p>
+      <w:r>
+        <w:t>________________________________________________________________</w:t>
+      </w:r>
+    </w:p>
+    <w:p>
+      <w:r>
+        <w:t>________________________________________________________________</w:t>
+      </w:r>
+    </w:p>
+    <w:p>
+      <w:r>
+        <w:t>________________________________________________________________</w:t>
+      </w:r>
+    </w:p>
+    <w:p>
+      <w:pPr>
+        <w:pStyle w:val="ListBullet"/>
+      </w:pPr>
+      <w:r>
+        <w:t>Without opening the old lesson, explain one key idea from User Need and AI Contribution. Give an example and a mistake that the idea helps you avoid.</w:t>
+      </w:r>
+    </w:p>
+    <w:p>
+      <w:pPr>
+        <w:pStyle w:val="Heading3"/>
+      </w:pPr>
+      <w:r>
+        <w:t>My remembered idea, example and correction</w:t>
+      </w:r>
+    </w:p>
+    <w:p>
+      <w:r>
+        <w:t>________________________________________________________________</w:t>
+      </w:r>
+    </w:p>
+    <w:p>
+      <w:r>
+        <w:t>________________________________________________________________</w:t>
+      </w:r>
+    </w:p>
+    <w:p>
+      <w:r>
+        <w:t>________________________________________________________________</w:t>
+      </w:r>
+    </w:p>
+    <w:p>
+      <w:pPr>
+        <w:pStyle w:val="Heading2"/>
+      </w:pPr>
+      <w:r>
+        <w:t>Earlier wording, alternatives and picture transcripts · reference / check after trying</w:t>
+      </w:r>
+    </w:p>
+    <w:p>
+      <w:pPr>
+        <w:pStyle w:val="Heading3"/>
+      </w:pPr>
+      <w:r>
+        <w:t>Prototype a Grounded Assistant</w:t>
+      </w:r>
+    </w:p>
+    <w:p>
+      <w:pPr>
+        <w:pStyle w:val="Heading3"/>
+      </w:pPr>
+      <w:r>
+        <w:t>Requests Responses and JSON</w:t>
+      </w:r>
+    </w:p>
+    <w:p>
+      <w:pPr>
+        <w:pStyle w:val="Heading3"/>
+      </w:pPr>
+      <w:r>
+        <w:t>User Need and AI Contribution</w:t>
+      </w:r>
+    </w:p>
+    <w:p>
+      <w:pPr>
+        <w:pStyle w:val="Heading1"/>
+      </w:pPr>
+      <w:r>
+        <w:t>12. W1 · Explain observable criteria</w:t>
+      </w:r>
+    </w:p>
+    <w:p>
+      <w:r>
+        <w:t>Current rubric tasks use separate fields; earlier evaluation-rate answers remain preserved.</w:t>
+      </w:r>
+    </w:p>
+    <w:p>
+      <w:pPr>
+        <w:pStyle w:val="Heading2"/>
+      </w:pPr>
+      <w:r>
+        <w:t>Current source and rubric</w:t>
       </w:r>
     </w:p>
     <w:p>
@@ -41,7 +221,23 @@
         <w:rPr>
           <w:b w:val="0"/>
         </w:rPr>
-        <w:t>Try the recall before opening notes. Then use a different colour or a labelled second line to correct your explanation.</w:t>
+        <w:t>Current rubric: source support for every factual claim, answer the asked role question, at most two sentences. All three required; support mandatory. S1 says only A root anchors a plant in soil. Main draft adds an unsupported daily 2 cm growth sentence; removing that clause repairs the support failure. No real model, usability study or broad safety measurement is supplied.</w:t>
+      </w:r>
+    </w:p>
+    <w:p>
+      <w:pPr>
+        <w:pStyle w:val="Heading2"/>
+      </w:pPr>
+      <w:r>
+        <w:t>Current question and response</w:t>
+      </w:r>
+    </w:p>
+    <w:p>
+      <w:pPr>
+        <w:pStyle w:val="ListBullet"/>
+      </w:pPr>
+      <w:r>
+        <w:t>Name the three current criteria and their observable anchors. Explain why a count of passed checks cannot override the mandatory support gate.</w:t>
       </w:r>
     </w:p>
     <w:p>
@@ -49,7 +245,45 @@
         <w:pStyle w:val="Heading3"/>
       </w:pPr>
       <w:r>
-        <w:t>Prototype a Grounded Assistant</w:t>
+        <w:t>My rubric decisions and evidence</w:t>
+      </w:r>
+    </w:p>
+    <w:p>
+      <w:r>
+        <w:t>________________________________________________________________</w:t>
+      </w:r>
+    </w:p>
+    <w:p>
+      <w:r>
+        <w:t>________________________________________________________________</w:t>
+      </w:r>
+    </w:p>
+    <w:p>
+      <w:r>
+        <w:t>________________________________________________________________</w:t>
+      </w:r>
+    </w:p>
+    <w:p>
+      <w:r>
+        <w:t>________________________________________________________________</w:t>
+      </w:r>
+    </w:p>
+    <w:p>
+      <w:r>
+        <w:t>________________________________________________________________</w:t>
+      </w:r>
+    </w:p>
+    <w:p>
+      <w:r>
+        <w:t>________________________________________________________________</w:t>
+      </w:r>
+    </w:p>
+    <w:p>
+      <w:pPr>
+        <w:pStyle w:val="Heading2"/>
+      </w:pPr>
+      <w:r>
+        <w:t>Review · Earlier evaluation-rate task and saved response · reference / check after trying</w:t>
       </w:r>
     </w:p>
     <w:p>
@@ -60,38 +294,7 @@
         <w:rPr>
           <w:b w:val="0"/>
         </w:rPr>
-        <w:t>Without opening the old lesson, explain one key idea from Prototype a Grounded Assistant. Give an example and a mistake that the idea helps you avoid.</w:t>
-      </w:r>
-    </w:p>
-    <w:p>
-      <w:pPr>
-        <w:pStyle w:val="Heading3"/>
-      </w:pPr>
-      <w:r>
-        <w:t>My remembered idea, example and correction</w:t>
-      </w:r>
-    </w:p>
-    <w:p>
-      <w:r>
-        <w:t>________________________________________________________________</w:t>
-      </w:r>
-    </w:p>
-    <w:p>
-      <w:r>
-        <w:t>________________________________________________________________</w:t>
-      </w:r>
-    </w:p>
-    <w:p>
-      <w:r>
-        <w:t>________________________________________________________________</w:t>
-      </w:r>
-    </w:p>
-    <w:p>
-      <w:pPr>
-        <w:pStyle w:val="Heading3"/>
-      </w:pPr>
-      <w:r>
-        <w:t>Requests Responses and JSON</w:t>
+        <w:t>Reference for this exercise: open this week’s student lesson, “Quality Rubrics”, at “See how it works” and “Follow a worked example”. Use the original worked values or code named in the question; the later pictorial case is a separate example. Keep this reference beside your workbook while practising.</w:t>
       </w:r>
     </w:p>
     <w:p>
@@ -102,235 +305,102 @@
         <w:rPr>
           <w:b w:val="0"/>
         </w:rPr>
-        <w:t>Without opening the old lesson, explain one key idea from Requests Responses and JSON. Give an example and a mistake that the idea helps you avoid.</w:t>
-      </w:r>
-    </w:p>
-    <w:p>
-      <w:pPr>
-        <w:pStyle w:val="Heading3"/>
-      </w:pPr>
-      <w:r>
-        <w:t>My remembered idea, example and correction</w:t>
-      </w:r>
-    </w:p>
-    <w:p>
-      <w:r>
-        <w:t>________________________________________________________________</w:t>
-      </w:r>
-    </w:p>
-    <w:p>
-      <w:r>
-        <w:t>________________________________________________________________</w:t>
-      </w:r>
-    </w:p>
-    <w:p>
-      <w:r>
-        <w:t>________________________________________________________________</w:t>
-      </w:r>
-    </w:p>
-    <w:p>
-      <w:pPr>
-        <w:pStyle w:val="Heading3"/>
-      </w:pPr>
-      <w:r>
-        <w:t>User Need and AI Contribution</w:t>
-      </w:r>
-    </w:p>
-    <w:p>
-      <w:pPr>
-        <w:spacing w:line="336" w:lineRule="auto" w:after="180"/>
-      </w:pPr>
+        <w:t xml:space="preserve">Explain the weekly </w:t>
+      </w:r>
+      <w:r>
+        <w:rPr>
+          <w:b/>
+        </w:rPr>
+        <w:t>mechanism</w:t>
+      </w:r>
       <w:r>
         <w:rPr>
           <w:b w:val="0"/>
         </w:rPr>
-        <w:t>Without opening the old lesson, explain one key idea from User Need and AI Contribution. Give an example and a mistake that the idea helps you avoid.</w:t>
-      </w:r>
-    </w:p>
-    <w:p>
-      <w:pPr>
-        <w:pStyle w:val="Heading3"/>
-      </w:pPr>
-      <w:r>
-        <w:t>My remembered idea, example and correction</w:t>
-      </w:r>
-    </w:p>
-    <w:p>
-      <w:r>
-        <w:t>________________________________________________________________</w:t>
-      </w:r>
-    </w:p>
-    <w:p>
-      <w:r>
-        <w:t>________________________________________________________________</w:t>
-      </w:r>
-    </w:p>
-    <w:p>
-      <w:r>
-        <w:t>________________________________________________________________</w:t>
-      </w:r>
-    </w:p>
-    <w:p>
-      <w:pPr>
-        <w:pStyle w:val="Heading1"/>
-      </w:pPr>
-      <w:r>
-        <w:t>02. Practise with fading help</w:t>
-      </w:r>
-    </w:p>
-    <w:p>
-      <w:r>
-        <w:t>Complete the supported Quality Rubrics trace and record the first step you can explain without help.</w:t>
-      </w:r>
-    </w:p>
-    <w:p>
-      <w:pPr>
-        <w:spacing w:line="336" w:lineRule="auto" w:after="180"/>
-      </w:pPr>
+        <w:t xml:space="preserve"> in your own words. Use the worked scenario to name its </w:t>
+      </w:r>
+      <w:r>
+        <w:rPr>
+          <w:b/>
+        </w:rPr>
+        <w:t>input</w:t>
+      </w:r>
       <w:r>
         <w:rPr>
           <w:b w:val="0"/>
         </w:rPr>
-        <w:t>Use W2: Trace the worked case for System evaluation sets. Record the answer once; the lesson and workbook refer to the same attempt.</w:t>
-      </w:r>
-    </w:p>
-    <w:tbl>
-      <w:tblPr>
-        <w:tblStyle w:val="LightShading-Accent1"/>
-        <w:tblW w:type="auto" w:w="0"/>
-        <w:tblLook w:firstColumn="1" w:firstRow="1" w:lastColumn="0" w:lastRow="0" w:noHBand="0" w:noVBand="1" w:val="04A0"/>
-      </w:tblPr>
-      <w:tblGrid>
-        <w:gridCol w:w="2556"/>
-        <w:gridCol w:w="2556"/>
-        <w:gridCol w:w="2556"/>
-        <w:gridCol w:w="2556"/>
-      </w:tblGrid>
-      <w:tr>
-        <w:trPr>
-          <w:tblHeader/>
-        </w:trPr>
-        <w:tc>
-          <w:tcPr>
-            <w:tcW w:type="dxa" w:w="2556"/>
-          </w:tcPr>
-          <w:p>
-            <w:r>
-              <w:t>Given inputs</w:t>
-            </w:r>
-          </w:p>
-        </w:tc>
-        <w:tc>
-          <w:tcPr>
-            <w:tcW w:type="dxa" w:w="2556"/>
-          </w:tcPr>
-          <w:p>
-            <w:r>
-              <w:t>Procedure I chose</w:t>
-            </w:r>
-          </w:p>
-        </w:tc>
-        <w:tc>
-          <w:tcPr>
-            <w:tcW w:type="dxa" w:w="2556"/>
-          </w:tcPr>
-          <w:p>
-            <w:r>
-              <w:t>Middle steps</w:t>
-            </w:r>
-          </w:p>
-        </w:tc>
-        <w:tc>
-          <w:tcPr>
-            <w:tcW w:type="dxa" w:w="2556"/>
-          </w:tcPr>
-          <w:p>
-            <w:r>
-              <w:t>Result and check</w:t>
-            </w:r>
-          </w:p>
-        </w:tc>
-      </w:tr>
-      <w:tr>
-        <w:tc>
-          <w:tcPr>
-            <w:tcW w:type="dxa" w:w="2556"/>
-          </w:tcPr>
-          <w:p>
-            <w:r/>
-          </w:p>
-        </w:tc>
-        <w:tc>
-          <w:tcPr>
-            <w:tcW w:type="dxa" w:w="2556"/>
-          </w:tcPr>
-          <w:p>
-            <w:r/>
-          </w:p>
-        </w:tc>
-        <w:tc>
-          <w:tcPr>
-            <w:tcW w:type="dxa" w:w="2556"/>
-          </w:tcPr>
-          <w:p>
-            <w:r/>
-          </w:p>
-        </w:tc>
-        <w:tc>
-          <w:tcPr>
-            <w:tcW w:type="dxa" w:w="2556"/>
-          </w:tcPr>
-          <w:p>
-            <w:r/>
-          </w:p>
-        </w:tc>
-      </w:tr>
-    </w:tbl>
-    <w:p>
-      <w:pPr>
-        <w:pStyle w:val="Heading3"/>
-      </w:pPr>
-      <w:r>
-        <w:t>The step I completed without help, and the hint I needed</w:t>
-      </w:r>
-    </w:p>
-    <w:p>
-      <w:r>
-        <w:t>________________________________________________________________</w:t>
-      </w:r>
-    </w:p>
-    <w:p>
-      <w:r>
-        <w:t>________________________________________________________________</w:t>
-      </w:r>
-    </w:p>
-    <w:p>
-      <w:r>
-        <w:t>________________________________________________________________</w:t>
-      </w:r>
-    </w:p>
-    <w:p>
-      <w:pPr>
-        <w:pStyle w:val="Heading1"/>
-      </w:pPr>
-      <w:r>
-        <w:t>03. Individual reasoning check</w:t>
-      </w:r>
-    </w:p>
-    <w:p>
-      <w:r>
-        <w:t>Check the proposed Quality Rubrics explanation against the supplied facts before discussing it.</w:t>
-      </w:r>
-    </w:p>
-    <w:p>
-      <w:pPr>
-        <w:spacing w:line="336" w:lineRule="auto" w:after="180"/>
-      </w:pPr>
+        <w:t xml:space="preserve">, decision rule and </w:t>
+      </w:r>
+      <w:r>
+        <w:rPr>
+          <w:b/>
+        </w:rPr>
+        <w:t>output</w:t>
+      </w:r>
       <w:r>
         <w:rPr>
           <w:b w:val="0"/>
         </w:rPr>
-        <w:t>Use the worked case for System evaluation sets. Proposed explanation: “The worked result establishes every future case”. Decide whether this explanation is supported.</w:t>
+        <w:t>.</w:t>
+      </w:r>
+    </w:p>
+    <w:p>
+      <w:pPr>
+        <w:pStyle w:val="Heading3"/>
+      </w:pPr>
+      <w:r>
+        <w:t>My reasoning and evidence</w:t>
+      </w:r>
+    </w:p>
+    <w:p>
+      <w:r>
+        <w:t>________________________________________________________________</w:t>
+      </w:r>
+    </w:p>
+    <w:p>
+      <w:r>
+        <w:t>________________________________________________________________</w:t>
+      </w:r>
+    </w:p>
+    <w:p>
+      <w:r>
+        <w:t>________________________________________________________________</w:t>
+      </w:r>
+    </w:p>
+    <w:p>
+      <w:r>
+        <w:t>________________________________________________________________</w:t>
+      </w:r>
+    </w:p>
+    <w:p>
+      <w:r>
+        <w:t>________________________________________________________________</w:t>
+      </w:r>
+    </w:p>
+    <w:p>
+      <w:r>
+        <w:t>________________________________________________________________</w:t>
+      </w:r>
+    </w:p>
+    <w:p>
+      <w:pPr>
+        <w:pStyle w:val="Heading1"/>
+      </w:pPr>
+      <w:r>
+        <w:t>13. W2 · Apply the three anchors</w:t>
+      </w:r>
+    </w:p>
+    <w:p>
+      <w:r>
+        <w:t>Current rubric tasks use separate fields; earlier evaluation-rate answers remain preserved.</w:t>
+      </w:r>
+    </w:p>
+    <w:p>
+      <w:pPr>
+        <w:pStyle w:val="Heading2"/>
+      </w:pPr>
+      <w:r>
+        <w:t>Current source and rubric</w:t>
       </w:r>
     </w:p>
     <w:p>
@@ -341,7 +411,23 @@
         <w:rPr>
           <w:b w:val="0"/>
         </w:rPr>
-        <w:t>Point to the step or supplied fact that decides; explain your repair if needed.</w:t>
+        <w:t>Current rubric: source support for every factual claim, answer the asked role question, at most two sentences. All three required; support mandatory. S1 says only A root anchors a plant in soil. Main draft adds an unsupported daily 2 cm growth sentence; removing that clause repairs the support failure. No real model, usability study or broad safety measurement is supplied.</w:t>
+      </w:r>
+    </w:p>
+    <w:p>
+      <w:pPr>
+        <w:pStyle w:val="Heading2"/>
+      </w:pPr>
+      <w:r>
+        <w:t>Current question and response</w:t>
+      </w:r>
+    </w:p>
+    <w:p>
+      <w:pPr>
+        <w:pStyle w:val="ListBullet"/>
+      </w:pPr>
+      <w:r>
+        <w:t>Use S1: A root anchors a plant in soil. Question: what role does a root have? Draft: A root anchors a plant in soil. Roots grow exactly 2 cm each day. Apply source support, task fit and at-most-two-sentence format separately, giving evidence for each. Apply the declared all-three release rule, then predict removing only the unsupported sentence.</w:t>
       </w:r>
     </w:p>
     <w:p>
@@ -349,7 +435,7 @@
         <w:pStyle w:val="Heading3"/>
       </w:pPr>
       <w:r>
-        <w:t>My explanation before partner discussion</w:t>
+        <w:t>My rubric decisions and evidence</w:t>
       </w:r>
     </w:p>
     <w:p>
@@ -373,16 +459,513 @@
       </w:r>
     </w:p>
     <w:p>
+      <w:r>
+        <w:t>________________________________________________________________</w:t>
+      </w:r>
+    </w:p>
+    <w:p>
+      <w:r>
+        <w:t>________________________________________________________________</w:t>
+      </w:r>
+    </w:p>
+    <w:p>
+      <w:r>
+        <w:t>________________________________________________________________</w:t>
+      </w:r>
+    </w:p>
+    <w:p>
+      <w:pPr>
+        <w:pStyle w:val="Heading2"/>
+      </w:pPr>
+      <w:r>
+        <w:t>Review · Earlier evaluation-rate task and saved response · reference / check after trying</w:t>
+      </w:r>
+    </w:p>
+    <w:p>
+      <w:pPr>
+        <w:spacing w:line="336" w:lineRule="auto" w:after="180"/>
+      </w:pPr>
+      <w:r>
+        <w:rPr>
+          <w:b w:val="0"/>
+        </w:rPr>
+        <w:t>Ten cases include six answerable and four missing-</w:t>
+      </w:r>
+      <w:r>
+        <w:rPr>
+          <w:b/>
+        </w:rPr>
+        <w:t>evidence</w:t>
+      </w:r>
+      <w:r>
+        <w:rPr>
+          <w:b w:val="0"/>
+        </w:rPr>
+        <w:t xml:space="preserve"> cases. System answers five answerable correctly and abstains appropriately on three missing cases. Show the intermediate steps and give the conclusion with its scope.</w:t>
+      </w:r>
+    </w:p>
+    <w:p>
+      <w:pPr>
+        <w:pStyle w:val="Heading3"/>
+      </w:pPr>
+      <w:r>
+        <w:t>My reasoning and evidence</w:t>
+      </w:r>
+    </w:p>
+    <w:p>
+      <w:r>
+        <w:t>________________________________________________________________</w:t>
+      </w:r>
+    </w:p>
+    <w:p>
+      <w:r>
+        <w:t>________________________________________________________________</w:t>
+      </w:r>
+    </w:p>
+    <w:p>
+      <w:r>
+        <w:t>________________________________________________________________</w:t>
+      </w:r>
+    </w:p>
+    <w:p>
+      <w:r>
+        <w:t>________________________________________________________________</w:t>
+      </w:r>
+    </w:p>
+    <w:p>
+      <w:r>
+        <w:t>________________________________________________________________</w:t>
+      </w:r>
+    </w:p>
+    <w:p>
+      <w:r>
+        <w:t>________________________________________________________________</w:t>
+      </w:r>
+    </w:p>
+    <w:p>
+      <w:r>
+        <w:t>________________________________________________________________</w:t>
+      </w:r>
+    </w:p>
+    <w:p>
       <w:pPr>
         <w:pStyle w:val="Heading1"/>
       </w:pPr>
       <w:r>
-        <w:t>04. Independent transfer case</w:t>
-      </w:r>
-    </w:p>
-    <w:p>
-      <w:r>
-        <w:t>Write one first attempt at the reserved independent case before feedback. Repeated copies of that case refer to the same recorded attempt.</w:t>
+        <w:t>14. W3 · Reject a score-over-gate argument</w:t>
+      </w:r>
+    </w:p>
+    <w:p>
+      <w:r>
+        <w:t>Current rubric tasks use separate fields; earlier evaluation-rate answers remain preserved.</w:t>
+      </w:r>
+    </w:p>
+    <w:p>
+      <w:pPr>
+        <w:pStyle w:val="Heading2"/>
+      </w:pPr>
+      <w:r>
+        <w:t>Current source and rubric</w:t>
+      </w:r>
+    </w:p>
+    <w:p>
+      <w:pPr>
+        <w:spacing w:line="336" w:lineRule="auto" w:after="180"/>
+      </w:pPr>
+      <w:r>
+        <w:rPr>
+          <w:b w:val="0"/>
+        </w:rPr>
+        <w:t>Current rubric: source support for every factual claim, answer the asked role question, at most two sentences. All three required; support mandatory. S1 says only A root anchors a plant in soil. Main draft adds an unsupported daily 2 cm growth sentence; removing that clause repairs the support failure. No real model, usability study or broad safety measurement is supplied.</w:t>
+      </w:r>
+    </w:p>
+    <w:p>
+      <w:pPr>
+        <w:pStyle w:val="Heading2"/>
+      </w:pPr>
+      <w:r>
+        <w:t>Current question and response</w:t>
+      </w:r>
+    </w:p>
+    <w:p>
+      <w:pPr>
+        <w:pStyle w:val="ListBullet"/>
+      </w:pPr>
+      <w:r>
+        <w:t>A draft passes task fit and length but contains an unsupported measurement. Can a two-of-three score justify release under the stated all-three rule? Explain what must change.</w:t>
+      </w:r>
+    </w:p>
+    <w:p>
+      <w:pPr>
+        <w:pStyle w:val="Heading3"/>
+      </w:pPr>
+      <w:r>
+        <w:t>My rubric decisions and evidence</w:t>
+      </w:r>
+    </w:p>
+    <w:p>
+      <w:r>
+        <w:t>________________________________________________________________</w:t>
+      </w:r>
+    </w:p>
+    <w:p>
+      <w:r>
+        <w:t>________________________________________________________________</w:t>
+      </w:r>
+    </w:p>
+    <w:p>
+      <w:r>
+        <w:t>________________________________________________________________</w:t>
+      </w:r>
+    </w:p>
+    <w:p>
+      <w:r>
+        <w:t>________________________________________________________________</w:t>
+      </w:r>
+    </w:p>
+    <w:p>
+      <w:r>
+        <w:t>________________________________________________________________</w:t>
+      </w:r>
+    </w:p>
+    <w:p>
+      <w:r>
+        <w:t>________________________________________________________________</w:t>
+      </w:r>
+    </w:p>
+    <w:p>
+      <w:pPr>
+        <w:pStyle w:val="Heading2"/>
+      </w:pPr>
+      <w:r>
+        <w:t>Review · Earlier evaluation-rate task and saved response · reference / check after trying</w:t>
+      </w:r>
+    </w:p>
+    <w:p>
+      <w:pPr>
+        <w:spacing w:line="336" w:lineRule="auto" w:after="180"/>
+      </w:pPr>
+      <w:r>
+        <w:rPr>
+          <w:b w:val="0"/>
+        </w:rPr>
+        <w:t xml:space="preserve">A report omits this qualification: Evaluation </w:t>
+      </w:r>
+      <w:r>
+        <w:rPr>
+          <w:b/>
+        </w:rPr>
+        <w:t>coverage</w:t>
+      </w:r>
+      <w:r>
+        <w:rPr>
+          <w:b w:val="0"/>
+        </w:rPr>
+        <w:t xml:space="preserve"> limits the claim; prompts tuned on these cases need new reserved final cases.</w:t>
+      </w:r>
+    </w:p>
+    <w:p>
+      <w:pPr>
+        <w:spacing w:line="336" w:lineRule="auto" w:after="180"/>
+      </w:pPr>
+      <w:r>
+        <w:rPr>
+          <w:b w:val="0"/>
+        </w:rPr>
+        <w:t>Explain how omitting it could change a reader's interpretation, and write an accurate replacement.</w:t>
+      </w:r>
+    </w:p>
+    <w:p>
+      <w:pPr>
+        <w:pStyle w:val="Heading3"/>
+      </w:pPr>
+      <w:r>
+        <w:t>My reasoning and evidence</w:t>
+      </w:r>
+    </w:p>
+    <w:p>
+      <w:r>
+        <w:t>________________________________________________________________</w:t>
+      </w:r>
+    </w:p>
+    <w:p>
+      <w:r>
+        <w:t>________________________________________________________________</w:t>
+      </w:r>
+    </w:p>
+    <w:p>
+      <w:r>
+        <w:t>________________________________________________________________</w:t>
+      </w:r>
+    </w:p>
+    <w:p>
+      <w:r>
+        <w:t>________________________________________________________________</w:t>
+      </w:r>
+    </w:p>
+    <w:p>
+      <w:r>
+        <w:t>________________________________________________________________</w:t>
+      </w:r>
+    </w:p>
+    <w:p>
+      <w:r>
+        <w:t>________________________________________________________________</w:t>
+      </w:r>
+    </w:p>
+    <w:p>
+      <w:pPr>
+        <w:pStyle w:val="Heading1"/>
+      </w:pPr>
+      <w:r>
+        <w:t>16. W5 · Design a revealing rubric check</w:t>
+      </w:r>
+    </w:p>
+    <w:p>
+      <w:r>
+        <w:t>Current rubric tasks use separate fields; earlier evaluation-rate answers remain preserved.</w:t>
+      </w:r>
+    </w:p>
+    <w:p>
+      <w:pPr>
+        <w:pStyle w:val="Heading2"/>
+      </w:pPr>
+      <w:r>
+        <w:t>Current source and rubric</w:t>
+      </w:r>
+    </w:p>
+    <w:p>
+      <w:pPr>
+        <w:spacing w:line="336" w:lineRule="auto" w:after="180"/>
+      </w:pPr>
+      <w:r>
+        <w:rPr>
+          <w:b w:val="0"/>
+        </w:rPr>
+        <w:t>Current rubric: source support for every factual claim, answer the asked role question, at most two sentences. All three required; support mandatory. S1 says only A root anchors a plant in soil. Main draft adds an unsupported daily 2 cm growth sentence; removing that clause repairs the support failure. No real model, usability study or broad safety measurement is supplied.</w:t>
+      </w:r>
+    </w:p>
+    <w:p>
+      <w:pPr>
+        <w:pStyle w:val="Heading2"/>
+      </w:pPr>
+      <w:r>
+        <w:t>Current question and response</w:t>
+      </w:r>
+    </w:p>
+    <w:p>
+      <w:pPr>
+        <w:pStyle w:val="ListBullet"/>
+      </w:pPr>
+      <w:r>
+        <w:t>Propose a fully supplied draft that passes one criterion and fails another under S1. Predict its flags and release decision. Then improve one ambiguous anchor and explain why all drafts must be rescored under the revised rubric.</w:t>
+      </w:r>
+    </w:p>
+    <w:p>
+      <w:pPr>
+        <w:pStyle w:val="Heading3"/>
+      </w:pPr>
+      <w:r>
+        <w:t>My rubric decisions and evidence</w:t>
+      </w:r>
+    </w:p>
+    <w:p>
+      <w:r>
+        <w:t>________________________________________________________________</w:t>
+      </w:r>
+    </w:p>
+    <w:p>
+      <w:r>
+        <w:t>________________________________________________________________</w:t>
+      </w:r>
+    </w:p>
+    <w:p>
+      <w:r>
+        <w:t>________________________________________________________________</w:t>
+      </w:r>
+    </w:p>
+    <w:p>
+      <w:r>
+        <w:t>________________________________________________________________</w:t>
+      </w:r>
+    </w:p>
+    <w:p>
+      <w:r>
+        <w:t>________________________________________________________________</w:t>
+      </w:r>
+    </w:p>
+    <w:p>
+      <w:r>
+        <w:t>________________________________________________________________</w:t>
+      </w:r>
+    </w:p>
+    <w:p>
+      <w:r>
+        <w:t>________________________________________________________________</w:t>
+      </w:r>
+    </w:p>
+    <w:p>
+      <w:pPr>
+        <w:pStyle w:val="Heading2"/>
+      </w:pPr>
+      <w:r>
+        <w:t>Review · Earlier evaluation-rate task and saved response · reference / check after trying</w:t>
+      </w:r>
+    </w:p>
+    <w:p>
+      <w:pPr>
+        <w:spacing w:line="336" w:lineRule="auto" w:after="180"/>
+      </w:pPr>
+      <w:r>
+        <w:rPr>
+          <w:b w:val="0"/>
+        </w:rPr>
+        <w:t>Reference for this exercise: open this week’s student lesson, “Quality Rubrics”, at “See how it works” and “Follow a worked example”. Use the original worked values or code named in the question; the later pictorial case is a separate example. Keep this reference beside your workbook while practising.</w:t>
+      </w:r>
+    </w:p>
+    <w:p>
+      <w:pPr>
+        <w:spacing w:line="336" w:lineRule="auto" w:after="180"/>
+      </w:pPr>
+      <w:r>
+        <w:rPr>
+          <w:b w:val="0"/>
+        </w:rPr>
+        <w:t>For the worked scenario, propose one additional case that could reveal a failure, describe its expected outcome before running it, and explain what would need to remain fixed for a fair comparison.</w:t>
+      </w:r>
+    </w:p>
+    <w:p>
+      <w:pPr>
+        <w:spacing w:line="336" w:lineRule="auto" w:after="180"/>
+      </w:pPr>
+      <w:r>
+        <w:rPr>
+          <w:b w:val="0"/>
+        </w:rPr>
+        <w:t>Do not reuse W4 as a new final test after receiving feedback.</w:t>
+      </w:r>
+    </w:p>
+    <w:p>
+      <w:pPr>
+        <w:pStyle w:val="Heading3"/>
+      </w:pPr>
+      <w:r>
+        <w:t>My reasoning and evidence</w:t>
+      </w:r>
+    </w:p>
+    <w:p>
+      <w:r>
+        <w:t>________________________________________________________________</w:t>
+      </w:r>
+    </w:p>
+    <w:p>
+      <w:r>
+        <w:t>________________________________________________________________</w:t>
+      </w:r>
+    </w:p>
+    <w:p>
+      <w:r>
+        <w:t>________________________________________________________________</w:t>
+      </w:r>
+    </w:p>
+    <w:p>
+      <w:r>
+        <w:t>________________________________________________________________</w:t>
+      </w:r>
+    </w:p>
+    <w:p>
+      <w:r>
+        <w:t>________________________________________________________________</w:t>
+      </w:r>
+    </w:p>
+    <w:p>
+      <w:r>
+        <w:t>________________________________________________________________</w:t>
+      </w:r>
+    </w:p>
+    <w:p>
+      <w:r>
+        <w:t>________________________________________________________________</w:t>
+      </w:r>
+    </w:p>
+    <w:p>
+      <w:pPr>
+        <w:pStyle w:val="Heading1"/>
+      </w:pPr>
+      <w:r>
+        <w:t>04. W4 · Judge the seed-coat draft independently</w:t>
+      </w:r>
+    </w:p>
+    <w:p>
+      <w:r>
+        <w:t>Complete before hints; record support used.</w:t>
+      </w:r>
+    </w:p>
+    <w:p>
+      <w:pPr>
+        <w:pStyle w:val="Heading2"/>
+      </w:pPr>
+      <w:r>
+        <w:t>Current independent task and response</w:t>
+      </w:r>
+    </w:p>
+    <w:p>
+      <w:pPr>
+        <w:pStyle w:val="ListBullet"/>
+      </w:pPr>
+      <w:r>
+        <w:t>Approved C2 says: A seed coat protects the seed. Question: what role does the seed coat have? Draft: A seed coat protects the seed. Every seed opens exactly 48 hours later. Use the same three criteria: every factual claim supported by C2, answer the asked role question, at most two sentences. All three are required for release. Give a separate judgement with evidence for each, the release decision and one justified repair.</w:t>
+      </w:r>
+    </w:p>
+    <w:p>
+      <w:pPr>
+        <w:pStyle w:val="Heading3"/>
+      </w:pPr>
+      <w:r>
+        <w:t>My rubric decisions and evidence</w:t>
+      </w:r>
+    </w:p>
+    <w:p>
+      <w:r>
+        <w:t>________________________________________________________________</w:t>
+      </w:r>
+    </w:p>
+    <w:p>
+      <w:r>
+        <w:t>________________________________________________________________</w:t>
+      </w:r>
+    </w:p>
+    <w:p>
+      <w:r>
+        <w:t>________________________________________________________________</w:t>
+      </w:r>
+    </w:p>
+    <w:p>
+      <w:r>
+        <w:t>________________________________________________________________</w:t>
+      </w:r>
+    </w:p>
+    <w:p>
+      <w:r>
+        <w:t>________________________________________________________________</w:t>
+      </w:r>
+    </w:p>
+    <w:p>
+      <w:r>
+        <w:t>________________________________________________________________</w:t>
+      </w:r>
+    </w:p>
+    <w:p>
+      <w:r>
+        <w:t>________________________________________________________________</w:t>
+      </w:r>
+    </w:p>
+    <w:p>
+      <w:pPr>
+        <w:pStyle w:val="Heading2"/>
+      </w:pPr>
+      <w:r>
+        <w:t>Review · Earlier rate assessment and saved response · reference / check after trying</w:t>
       </w:r>
     </w:p>
     <w:p>
@@ -463,12 +1046,20 @@
         <w:pStyle w:val="Heading1"/>
       </w:pPr>
       <w:r>
-        <w:t>05. Your learning target</w:t>
-      </w:r>
-    </w:p>
-    <w:p>
-      <w:r>
-        <w:t>Connect the Quality Rubrics target to a trace and a justified conclusion.</w:t>
+        <w:t>09. Project · Keep the decision and its evidence</w:t>
+      </w:r>
+    </w:p>
+    <w:p>
+      <w:r>
+        <w:t>Add this week’s change to your existing project record.</w:t>
+      </w:r>
+    </w:p>
+    <w:p>
+      <w:pPr>
+        <w:pStyle w:val="Heading2"/>
+      </w:pPr>
+      <w:r>
+        <w:t>Your evidence record</w:t>
       </w:r>
     </w:p>
     <w:p>
@@ -479,54 +1070,30 @@
         <w:rPr>
           <w:b w:val="0"/>
         </w:rPr>
-        <w:t>An answer earns 2 for format, 2 for tone and 0 for source support. It gets 4/6. Is it acceptable for a source-only assistant? Revise the rubric's decision rule.</w:t>
-      </w:r>
-    </w:p>
-    <w:p>
-      <w:pPr>
-        <w:pStyle w:val="Heading1"/>
-      </w:pPr>
-      <w:r>
-        <w:t>06. Solve the given case</w:t>
-      </w:r>
-    </w:p>
-    <w:p>
-      <w:r>
-        <w:t>Solve the supplied Quality Rubrics case and show the deciding evidence.</w:t>
-      </w:r>
-    </w:p>
-    <w:p>
-      <w:pPr>
-        <w:spacing w:line="336" w:lineRule="auto" w:after="180"/>
-      </w:pPr>
+        <w:t>Use a five-</w:t>
+      </w:r>
+      <w:r>
+        <w:rPr>
+          <w:b/>
+        </w:rPr>
+        <w:t>dimension</w:t>
+      </w:r>
       <w:r>
         <w:rPr>
           <w:b w:val="0"/>
         </w:rPr>
-        <w:t>Rubric gives 0–2 each for support, usefulness and safety. Response is useful and safe but unsupported.</w:t>
+        <w:t xml:space="preserve"> rubric and block release when correctness or safety is below threshold.</w:t>
       </w:r>
     </w:p>
     <w:p>
       <w:pPr>
         <w:spacing w:line="336" w:lineRule="auto" w:after="180"/>
-        <w:shd w:fill="F5F1FB"/>
       </w:pPr>
       <w:r>
         <w:rPr>
           <w:b w:val="0"/>
         </w:rPr>
-        <w:t>Why can a total mislead?</w:t>
-      </w:r>
-    </w:p>
-    <w:p>
-      <w:pPr>
-        <w:spacing w:line="336" w:lineRule="auto" w:after="180"/>
-      </w:pPr>
-      <w:r>
-        <w:rPr>
-          <w:b w:val="0"/>
-        </w:rPr>
-        <w:t xml:space="preserve">Show your trace, calculation or </w:t>
+        <w:t xml:space="preserve">The project change and </w:t>
       </w:r>
       <w:r>
         <w:rPr>
@@ -534,321 +1101,6 @@
         </w:rPr>
         <w:t>evidence</w:t>
       </w:r>
-    </w:p>
-    <w:p>
-      <w:pPr>
-        <w:pStyle w:val="Heading3"/>
-      </w:pPr>
-      <w:r>
-        <w:t>Write or draw your reasoning and evidence.</w:t>
-      </w:r>
-    </w:p>
-    <w:p>
-      <w:r>
-        <w:t>________________________________________________________________</w:t>
-      </w:r>
-    </w:p>
-    <w:p>
-      <w:r>
-        <w:t>________________________________________________________________</w:t>
-      </w:r>
-    </w:p>
-    <w:p>
-      <w:r>
-        <w:t>________________________________________________________________</w:t>
-      </w:r>
-    </w:p>
-    <w:p>
-      <w:r>
-        <w:t>________________________________________________________________</w:t>
-      </w:r>
-    </w:p>
-    <w:p>
-      <w:r>
-        <w:t>________________________________________________________________</w:t>
-      </w:r>
-    </w:p>
-    <w:p>
-      <w:pPr>
-        <w:pStyle w:val="Heading1"/>
-      </w:pPr>
-      <w:r>
-        <w:t>07. Check a changed case</w:t>
-      </w:r>
-    </w:p>
-    <w:p>
-      <w:r>
-        <w:t>Apply the procedure to the changed case and record why the conclusion follows.</w:t>
-      </w:r>
-    </w:p>
-    <w:p>
-      <w:pPr>
-        <w:spacing w:line="336" w:lineRule="auto" w:after="180"/>
-        <w:shd w:fill="F5F1FB"/>
-      </w:pPr>
-      <w:r>
-        <w:rPr>
-          <w:b w:val="0"/>
-        </w:rPr>
-        <w:t>Two answers have equally polished language. One has three supported claims; the other has two supported claims and one invented claim. How should a quality rubric distinguish them?</w:t>
-      </w:r>
-    </w:p>
-    <w:p>
-      <w:pPr>
-        <w:spacing w:line="336" w:lineRule="auto" w:after="180"/>
-      </w:pPr>
-      <w:r>
-        <w:rPr>
-          <w:b w:val="0"/>
-        </w:rPr>
-        <w:t>My independent answer and reason</w:t>
-      </w:r>
-    </w:p>
-    <w:p>
-      <w:pPr>
-        <w:pStyle w:val="Heading3"/>
-      </w:pPr>
-      <w:r>
-        <w:t>Write or draw your reasoning and evidence.</w:t>
-      </w:r>
-    </w:p>
-    <w:p>
-      <w:r>
-        <w:t>________________________________________________________________</w:t>
-      </w:r>
-    </w:p>
-    <w:p>
-      <w:r>
-        <w:t>________________________________________________________________</w:t>
-      </w:r>
-    </w:p>
-    <w:p>
-      <w:r>
-        <w:t>________________________________________________________________</w:t>
-      </w:r>
-    </w:p>
-    <w:p>
-      <w:r>
-        <w:t>________________________________________________________________</w:t>
-      </w:r>
-    </w:p>
-    <w:p>
-      <w:r>
-        <w:t>________________________________________________________________</w:t>
-      </w:r>
-    </w:p>
-    <w:p>
-      <w:pPr>
-        <w:pStyle w:val="Heading3"/>
-      </w:pPr>
-      <w:r>
-        <w:t>Week 25 Test and reflect</w:t>
-      </w:r>
-    </w:p>
-    <w:p>
-      <w:pPr>
-        <w:pStyle w:val="Heading1"/>
-      </w:pPr>
-      <w:r>
-        <w:t>08. Design a revealing test</w:t>
-      </w:r>
-    </w:p>
-    <w:p>
-      <w:r>
-        <w:t>Specify a changed input, expected result and observation separately.</w:t>
-      </w:r>
-    </w:p>
-    <w:p>
-      <w:pPr>
-        <w:spacing w:line="336" w:lineRule="auto" w:after="180"/>
-      </w:pPr>
-      <w:r>
-        <w:rPr>
-          <w:b w:val="0"/>
-        </w:rPr>
-        <w:t xml:space="preserve">Create a changed </w:t>
-      </w:r>
-      <w:r>
-        <w:rPr>
-          <w:b/>
-        </w:rPr>
-        <w:t>input</w:t>
-      </w:r>
-      <w:r>
-        <w:rPr>
-          <w:b w:val="0"/>
-        </w:rPr>
-        <w:t>, boundary case or missing-information case. Write the expected answer or safe response before testing.</w:t>
-      </w:r>
-    </w:p>
-    <w:tbl>
-      <w:tblPr>
-        <w:tblStyle w:val="LightShading-Accent1"/>
-        <w:tblW w:type="auto" w:w="0"/>
-        <w:tblLook w:firstColumn="1" w:firstRow="1" w:lastColumn="0" w:lastRow="0" w:noHBand="0" w:noVBand="1" w:val="04A0"/>
-      </w:tblPr>
-      <w:tblGrid>
-        <w:gridCol w:w="5112"/>
-        <w:gridCol w:w="5112"/>
-      </w:tblGrid>
-      <w:tr>
-        <w:trPr>
-          <w:tblHeader/>
-        </w:trPr>
-        <w:tc>
-          <w:tcPr>
-            <w:tcW w:type="dxa" w:w="5112"/>
-          </w:tcPr>
-          <w:p>
-            <w:r>
-              <w:t>Test record</w:t>
-            </w:r>
-          </w:p>
-        </w:tc>
-        <w:tc>
-          <w:tcPr>
-            <w:tcW w:type="dxa" w:w="5112"/>
-          </w:tcPr>
-          <w:p>
-            <w:r>
-              <w:t>My evidence</w:t>
-            </w:r>
-          </w:p>
-        </w:tc>
-      </w:tr>
-      <w:tr>
-        <w:tc>
-          <w:tcPr>
-            <w:tcW w:type="dxa" w:w="5112"/>
-          </w:tcPr>
-          <w:p>
-            <w:r>
-              <w:t>Changed input or condition</w:t>
-            </w:r>
-          </w:p>
-        </w:tc>
-        <w:tc>
-          <w:tcPr>
-            <w:tcW w:type="dxa" w:w="5112"/>
-          </w:tcPr>
-          <w:p>
-            <w:r/>
-          </w:p>
-        </w:tc>
-      </w:tr>
-      <w:tr>
-        <w:tc>
-          <w:tcPr>
-            <w:tcW w:type="dxa" w:w="5112"/>
-          </w:tcPr>
-          <w:p>
-            <w:r>
-              <w:t>Expected answer or fallback</w:t>
-            </w:r>
-          </w:p>
-        </w:tc>
-        <w:tc>
-          <w:tcPr>
-            <w:tcW w:type="dxa" w:w="5112"/>
-          </w:tcPr>
-          <w:p>
-            <w:r/>
-          </w:p>
-        </w:tc>
-      </w:tr>
-      <w:tr>
-        <w:tc>
-          <w:tcPr>
-            <w:tcW w:type="dxa" w:w="5112"/>
-          </w:tcPr>
-          <w:p>
-            <w:r>
-              <w:t>Observed result</w:t>
-            </w:r>
-          </w:p>
-        </w:tc>
-        <w:tc>
-          <w:tcPr>
-            <w:tcW w:type="dxa" w:w="5112"/>
-          </w:tcPr>
-          <w:p>
-            <w:r/>
-          </w:p>
-        </w:tc>
-      </w:tr>
-      <w:tr>
-        <w:tc>
-          <w:tcPr>
-            <w:tcW w:type="dxa" w:w="5112"/>
-          </w:tcPr>
-          <w:p>
-            <w:r>
-              <w:t>Why the result occurred</w:t>
-            </w:r>
-          </w:p>
-        </w:tc>
-        <w:tc>
-          <w:tcPr>
-            <w:tcW w:type="dxa" w:w="5112"/>
-          </w:tcPr>
-          <w:p>
-            <w:r/>
-          </w:p>
-        </w:tc>
-      </w:tr>
-    </w:tbl>
-    <w:p>
-      <w:pPr>
-        <w:pStyle w:val="Heading1"/>
-      </w:pPr>
-      <w:r>
-        <w:t>09. Project checkpoint</w:t>
-      </w:r>
-    </w:p>
-    <w:p>
-      <w:r>
-        <w:t>Justify what Quality Rubrics adds to Verified Study Buddy and keep the evidence.</w:t>
-      </w:r>
-    </w:p>
-    <w:p>
-      <w:pPr>
-        <w:spacing w:line="336" w:lineRule="auto" w:after="180"/>
-      </w:pPr>
-      <w:r>
-        <w:rPr>
-          <w:b w:val="0"/>
-        </w:rPr>
-        <w:t>Use a five-</w:t>
-      </w:r>
-      <w:r>
-        <w:rPr>
-          <w:b/>
-        </w:rPr>
-        <w:t>dimension</w:t>
-      </w:r>
-      <w:r>
-        <w:rPr>
-          <w:b w:val="0"/>
-        </w:rPr>
-        <w:t xml:space="preserve"> rubric and block release when correctness or safety is below threshold.</w:t>
-      </w:r>
-    </w:p>
-    <w:p>
-      <w:pPr>
-        <w:spacing w:line="336" w:lineRule="auto" w:after="180"/>
-      </w:pPr>
-      <w:r>
-        <w:rPr>
-          <w:b w:val="0"/>
-        </w:rPr>
-        <w:t xml:space="preserve">The project change and </w:t>
-      </w:r>
-      <w:r>
-        <w:rPr>
-          <w:b/>
-        </w:rPr>
-        <w:t>evidence</w:t>
-      </w:r>
       <w:r>
         <w:rPr>
           <w:b w:val="0"/>
@@ -894,603 +1146,20 @@
         <w:pStyle w:val="Heading1"/>
       </w:pPr>
       <w:r>
-        <w:t>10. Self check</w:t>
-      </w:r>
-    </w:p>
-    <w:p>
-      <w:r>
-        <w:t>Judge explanation, evidence, transfer and limits separately; attach the work behind your judgement.</w:t>
-      </w:r>
-    </w:p>
-    <w:p>
-      <w:pPr>
-        <w:pStyle w:val="ListBullet"/>
-      </w:pPr>
-      <w:r>
-        <w:t>I can explain the mechanism.</w:t>
-      </w:r>
-    </w:p>
-    <w:p>
-      <w:pPr>
-        <w:pStyle w:val="ListBullet"/>
-      </w:pPr>
-      <w:r>
-        <w:t>I can show evidence.</w:t>
-      </w:r>
-    </w:p>
-    <w:p>
-      <w:pPr>
-        <w:pStyle w:val="ListBullet"/>
-      </w:pPr>
-      <w:r>
-        <w:t>I can handle a changed case.</w:t>
-      </w:r>
-    </w:p>
-    <w:p>
-      <w:pPr>
-        <w:pStyle w:val="ListBullet"/>
-      </w:pPr>
-      <w:r>
-        <w:t>I can name a limit.</w:t>
-      </w:r>
-    </w:p>
-    <w:p>
-      <w:r>
-        <w:t>Mark each as not yet, with help or independently, and attach supporting work.</w:t>
-      </w:r>
-    </w:p>
-    <w:p>
-      <w:pPr>
-        <w:spacing w:line="336" w:lineRule="auto" w:after="180"/>
-      </w:pPr>
-      <w:r>
-        <w:rPr>
-          <w:b w:val="0"/>
-        </w:rPr>
-        <w:t>Teacher review ____________________  Next step ____________________</w:t>
-      </w:r>
-    </w:p>
-    <w:p>
-      <w:pPr>
-        <w:pStyle w:val="Heading1"/>
-      </w:pPr>
-      <w:r>
-        <w:t>11. Transfer practice from the original programme</w:t>
-      </w:r>
-    </w:p>
-    <w:p>
-      <w:r>
-        <w:t>Use this earlier case as transfer practice. A case already discussed with feedback is not fresh assessment evidence.</w:t>
-      </w:r>
-    </w:p>
-    <w:p>
-      <w:pPr>
-        <w:spacing w:line="336" w:lineRule="auto" w:after="180"/>
-      </w:pPr>
-      <w:r>
-        <w:rPr>
-          <w:b w:val="0"/>
-        </w:rPr>
-        <w:t>An answer earns 2 for format, 2 for tone and 0 for source support. It gets 4/6. Is it acceptable for a source-only assistant? Revise the rubric's decision rule.</w:t>
-      </w:r>
-    </w:p>
-    <w:p>
-      <w:pPr>
-        <w:pStyle w:val="Heading3"/>
-      </w:pPr>
-      <w:r>
-        <w:t>My independently reasoned answer</w:t>
-      </w:r>
-    </w:p>
-    <w:p>
-      <w:r>
-        <w:t>________________________________________________________________</w:t>
-      </w:r>
-    </w:p>
-    <w:p>
-      <w:r>
-        <w:t>________________________________________________________________</w:t>
-      </w:r>
-    </w:p>
-    <w:p>
-      <w:r>
-        <w:t>________________________________________________________________</w:t>
-      </w:r>
-    </w:p>
-    <w:p>
-      <w:r>
-        <w:t>________________________________________________________________</w:t>
-      </w:r>
-    </w:p>
-    <w:p>
-      <w:r>
-        <w:t>________________________________________________________________</w:t>
-      </w:r>
-    </w:p>
-    <w:p>
-      <w:r>
-        <w:t>________________________________________________________________</w:t>
-      </w:r>
-    </w:p>
-    <w:p>
-      <w:r>
-        <w:t>________________________________________________________________</w:t>
-      </w:r>
-    </w:p>
-    <w:p>
-      <w:pPr>
-        <w:spacing w:line="336" w:lineRule="auto" w:after="180"/>
-      </w:pPr>
-      <w:r>
-        <w:rPr>
-          <w:b w:val="0"/>
-        </w:rPr>
-        <w:t>Record support used: none, hint or teacher explanation.</w:t>
-      </w:r>
-    </w:p>
-    <w:p>
-      <w:pPr>
-        <w:pStyle w:val="Heading1"/>
-      </w:pPr>
-      <w:r>
-        <w:t>12. W1 Explain the mechanism</w:t>
-      </w:r>
-    </w:p>
-    <w:p>
-      <w:r>
-        <w:t>Explain the mechanism. Apply the supplied Quality Rubrics facts and keep your reasoning.</w:t>
-      </w:r>
-    </w:p>
-    <w:p>
-      <w:pPr>
-        <w:pStyle w:val="Heading3"/>
-      </w:pPr>
-      <w:r>
-        <w:t>Where to find the supplied example</w:t>
-      </w:r>
-    </w:p>
-    <w:p>
-      <w:pPr>
-        <w:spacing w:line="336" w:lineRule="auto" w:after="180"/>
-        <w:shd w:fill="F1F6F8"/>
-      </w:pPr>
-      <w:r>
-        <w:rPr>
-          <w:b w:val="0"/>
-        </w:rPr>
-        <w:t>Reference for this exercise: open this week’s student lesson, “Quality Rubrics”, at “See how it works” and “Follow a worked example”. Use the original worked values or code named in the question; the later pictorial case is a separate example. Keep this reference beside your workbook while practising.</w:t>
-      </w:r>
-    </w:p>
-    <w:p>
-      <w:pPr>
-        <w:spacing w:line="336" w:lineRule="auto" w:after="180"/>
-      </w:pPr>
-      <w:r>
-        <w:rPr>
-          <w:b w:val="0"/>
-        </w:rPr>
-        <w:t xml:space="preserve">Explain the weekly </w:t>
-      </w:r>
-      <w:r>
-        <w:rPr>
-          <w:b/>
-        </w:rPr>
-        <w:t>mechanism</w:t>
-      </w:r>
-      <w:r>
-        <w:rPr>
-          <w:b w:val="0"/>
-        </w:rPr>
-        <w:t xml:space="preserve"> in your own words. Use the worked scenario to name its </w:t>
-      </w:r>
-      <w:r>
-        <w:rPr>
-          <w:b/>
-        </w:rPr>
-        <w:t>input</w:t>
-      </w:r>
-      <w:r>
-        <w:rPr>
-          <w:b w:val="0"/>
-        </w:rPr>
-        <w:t xml:space="preserve">, decision rule and </w:t>
-      </w:r>
-      <w:r>
-        <w:rPr>
-          <w:b/>
-        </w:rPr>
-        <w:t>output</w:t>
-      </w:r>
-      <w:r>
-        <w:rPr>
-          <w:b w:val="0"/>
-        </w:rPr>
-        <w:t>.</w:t>
-      </w:r>
-    </w:p>
-    <w:p>
-      <w:pPr>
-        <w:pStyle w:val="Heading3"/>
-      </w:pPr>
-      <w:r>
-        <w:t>My reasoning and evidence</w:t>
-      </w:r>
-    </w:p>
-    <w:p>
-      <w:r>
-        <w:t>________________________________________________________________</w:t>
-      </w:r>
-    </w:p>
-    <w:p>
-      <w:r>
-        <w:t>________________________________________________________________</w:t>
-      </w:r>
-    </w:p>
-    <w:p>
-      <w:r>
-        <w:t>________________________________________________________________</w:t>
-      </w:r>
-    </w:p>
-    <w:p>
-      <w:r>
-        <w:t>________________________________________________________________</w:t>
-      </w:r>
-    </w:p>
-    <w:p>
-      <w:r>
-        <w:t>________________________________________________________________</w:t>
-      </w:r>
-    </w:p>
-    <w:p>
-      <w:r>
-        <w:t>________________________________________________________________</w:t>
-      </w:r>
-    </w:p>
-    <w:p>
-      <w:pPr>
-        <w:pStyle w:val="Heading1"/>
-      </w:pPr>
-      <w:r>
-        <w:t>13. W2 Trace the worked case</w:t>
-      </w:r>
-    </w:p>
-    <w:p>
-      <w:r>
-        <w:t>Trace the worked case. Apply the supplied Quality Rubrics facts and keep your reasoning.</w:t>
-      </w:r>
-    </w:p>
-    <w:p>
-      <w:pPr>
-        <w:spacing w:line="336" w:lineRule="auto" w:after="180"/>
-      </w:pPr>
-      <w:r>
-        <w:rPr>
-          <w:b w:val="0"/>
-        </w:rPr>
-        <w:t>Ten cases include six answerable and four missing-</w:t>
-      </w:r>
-      <w:r>
-        <w:rPr>
-          <w:b/>
-        </w:rPr>
-        <w:t>evidence</w:t>
-      </w:r>
-      <w:r>
-        <w:rPr>
-          <w:b w:val="0"/>
-        </w:rPr>
-        <w:t xml:space="preserve"> cases. System answers five answerable correctly and abstains appropriately on three missing cases. Show the intermediate steps and give the conclusion with its scope.</w:t>
-      </w:r>
-    </w:p>
-    <w:p>
-      <w:pPr>
-        <w:pStyle w:val="Heading3"/>
-      </w:pPr>
-      <w:r>
-        <w:t>My reasoning and evidence</w:t>
-      </w:r>
-    </w:p>
-    <w:p>
-      <w:r>
-        <w:t>________________________________________________________________</w:t>
-      </w:r>
-    </w:p>
-    <w:p>
-      <w:r>
-        <w:t>________________________________________________________________</w:t>
-      </w:r>
-    </w:p>
-    <w:p>
-      <w:r>
-        <w:t>________________________________________________________________</w:t>
-      </w:r>
-    </w:p>
-    <w:p>
-      <w:r>
-        <w:t>________________________________________________________________</w:t>
-      </w:r>
-    </w:p>
-    <w:p>
-      <w:r>
-        <w:t>________________________________________________________________</w:t>
-      </w:r>
-    </w:p>
-    <w:p>
-      <w:r>
-        <w:t>________________________________________________________________</w:t>
-      </w:r>
-    </w:p>
-    <w:p>
-      <w:r>
-        <w:t>________________________________________________________________</w:t>
-      </w:r>
-    </w:p>
-    <w:p>
-      <w:pPr>
-        <w:pStyle w:val="Heading1"/>
-      </w:pPr>
-      <w:r>
-        <w:t>14. W3 Audit the limit</w:t>
-      </w:r>
-    </w:p>
-    <w:p>
-      <w:r>
-        <w:t>Audit the limit. Apply the supplied Quality Rubrics facts and keep your reasoning.</w:t>
-      </w:r>
-    </w:p>
-    <w:p>
-      <w:pPr>
-        <w:spacing w:line="336" w:lineRule="auto" w:after="180"/>
-      </w:pPr>
-      <w:r>
-        <w:rPr>
-          <w:b w:val="0"/>
-        </w:rPr>
-        <w:t xml:space="preserve">A report omits this qualification: Evaluation </w:t>
-      </w:r>
-      <w:r>
-        <w:rPr>
-          <w:b/>
-        </w:rPr>
-        <w:t>coverage</w:t>
-      </w:r>
-      <w:r>
-        <w:rPr>
-          <w:b w:val="0"/>
-        </w:rPr>
-        <w:t xml:space="preserve"> limits the claim; prompts tuned on these cases need new reserved final cases.</w:t>
-      </w:r>
-    </w:p>
-    <w:p>
-      <w:pPr>
-        <w:spacing w:line="336" w:lineRule="auto" w:after="180"/>
-      </w:pPr>
-      <w:r>
-        <w:rPr>
-          <w:b w:val="0"/>
-        </w:rPr>
-        <w:t>Explain how omitting it could change a reader's interpretation, and write an accurate replacement.</w:t>
-      </w:r>
-    </w:p>
-    <w:p>
-      <w:pPr>
-        <w:pStyle w:val="Heading3"/>
-      </w:pPr>
-      <w:r>
-        <w:t>My reasoning and evidence</w:t>
-      </w:r>
-    </w:p>
-    <w:p>
-      <w:r>
-        <w:t>________________________________________________________________</w:t>
-      </w:r>
-    </w:p>
-    <w:p>
-      <w:r>
-        <w:t>________________________________________________________________</w:t>
-      </w:r>
-    </w:p>
-    <w:p>
-      <w:r>
-        <w:t>________________________________________________________________</w:t>
-      </w:r>
-    </w:p>
-    <w:p>
-      <w:r>
-        <w:t>________________________________________________________________</w:t>
-      </w:r>
-    </w:p>
-    <w:p>
-      <w:r>
-        <w:t>________________________________________________________________</w:t>
-      </w:r>
-    </w:p>
-    <w:p>
-      <w:r>
-        <w:t>________________________________________________________________</w:t>
-      </w:r>
-    </w:p>
-    <w:p>
-      <w:pPr>
-        <w:pStyle w:val="Heading1"/>
-      </w:pPr>
-      <w:r>
-        <w:t>15. W4 Apply a new case independently</w:t>
-      </w:r>
-    </w:p>
-    <w:p>
-      <w:r>
-        <w:t>Attempt before feedback. If this repeats the selected independent case, reuse that first attempt; otherwise keep a separate record. Apply a new case independently. Apply the supplied Quality Rubrics facts and keep your reasoning.</w:t>
-      </w:r>
-    </w:p>
-    <w:p>
-      <w:pPr>
-        <w:spacing w:line="336" w:lineRule="auto" w:after="180"/>
-      </w:pPr>
-      <w:r>
-        <w:rPr>
-          <w:b w:val="0"/>
-        </w:rPr>
-        <w:t>Twelve cases: eight answerable, four unanswerable. Correct answers six; appropriate abstentions two. Compute separate and combined pass rates.</w:t>
-      </w:r>
-    </w:p>
-    <w:p>
-      <w:pPr>
-        <w:pStyle w:val="Heading3"/>
-      </w:pPr>
-      <w:r>
-        <w:t>My reasoning and evidence</w:t>
-      </w:r>
-    </w:p>
-    <w:p>
-      <w:r>
-        <w:t>________________________________________________________________</w:t>
-      </w:r>
-    </w:p>
-    <w:p>
-      <w:r>
-        <w:t>________________________________________________________________</w:t>
-      </w:r>
-    </w:p>
-    <w:p>
-      <w:r>
-        <w:t>________________________________________________________________</w:t>
-      </w:r>
-    </w:p>
-    <w:p>
-      <w:r>
-        <w:t>________________________________________________________________</w:t>
-      </w:r>
-    </w:p>
-    <w:p>
-      <w:r>
-        <w:t>________________________________________________________________</w:t>
-      </w:r>
-    </w:p>
-    <w:p>
-      <w:r>
-        <w:t>________________________________________________________________</w:t>
-      </w:r>
-    </w:p>
-    <w:p>
-      <w:r>
-        <w:t>________________________________________________________________</w:t>
-      </w:r>
-    </w:p>
-    <w:p>
-      <w:r>
-        <w:t>________________________________________________________________</w:t>
-      </w:r>
-    </w:p>
-    <w:p>
-      <w:pPr>
-        <w:pStyle w:val="Heading1"/>
-      </w:pPr>
-      <w:r>
-        <w:t>16. W5 Design a revealing follow-up</w:t>
-      </w:r>
-    </w:p>
-    <w:p>
-      <w:r>
-        <w:t>Design a revealing follow-up. Apply the supplied Quality Rubrics facts and keep your reasoning.</w:t>
-      </w:r>
-    </w:p>
-    <w:p>
-      <w:pPr>
-        <w:pStyle w:val="Heading3"/>
-      </w:pPr>
-      <w:r>
-        <w:t>Where to find the supplied example</w:t>
-      </w:r>
-    </w:p>
-    <w:p>
-      <w:pPr>
-        <w:spacing w:line="336" w:lineRule="auto" w:after="180"/>
-        <w:shd w:fill="F1F6F8"/>
-      </w:pPr>
-      <w:r>
-        <w:rPr>
-          <w:b w:val="0"/>
-        </w:rPr>
-        <w:t>Reference for this exercise: open this week’s student lesson, “Quality Rubrics”, at “See how it works” and “Follow a worked example”. Use the original worked values or code named in the question; the later pictorial case is a separate example. Keep this reference beside your workbook while practising.</w:t>
-      </w:r>
-    </w:p>
-    <w:p>
-      <w:pPr>
-        <w:spacing w:line="336" w:lineRule="auto" w:after="180"/>
-      </w:pPr>
-      <w:r>
-        <w:rPr>
-          <w:b w:val="0"/>
-        </w:rPr>
-        <w:t>For the worked scenario, propose one additional case that could reveal a failure, describe its expected outcome before running it, and explain what would need to remain fixed for a fair comparison.</w:t>
-      </w:r>
-    </w:p>
-    <w:p>
-      <w:pPr>
-        <w:spacing w:line="336" w:lineRule="auto" w:after="180"/>
-      </w:pPr>
-      <w:r>
-        <w:rPr>
-          <w:b w:val="0"/>
-        </w:rPr>
-        <w:t>Do not reuse W4 as a new final test after receiving feedback.</w:t>
-      </w:r>
-    </w:p>
-    <w:p>
-      <w:pPr>
-        <w:pStyle w:val="Heading3"/>
-      </w:pPr>
-      <w:r>
-        <w:t>My reasoning and evidence</w:t>
-      </w:r>
-    </w:p>
-    <w:p>
-      <w:r>
-        <w:t>________________________________________________________________</w:t>
-      </w:r>
-    </w:p>
-    <w:p>
-      <w:r>
-        <w:t>________________________________________________________________</w:t>
-      </w:r>
-    </w:p>
-    <w:p>
-      <w:r>
-        <w:t>________________________________________________________________</w:t>
-      </w:r>
-    </w:p>
-    <w:p>
-      <w:r>
-        <w:t>________________________________________________________________</w:t>
-      </w:r>
-    </w:p>
-    <w:p>
-      <w:r>
-        <w:t>________________________________________________________________</w:t>
-      </w:r>
-    </w:p>
-    <w:p>
-      <w:r>
-        <w:t>________________________________________________________________</w:t>
-      </w:r>
-    </w:p>
-    <w:p>
-      <w:r>
-        <w:t>________________________________________________________________</w:t>
-      </w:r>
-    </w:p>
-    <w:p>
-      <w:pPr>
-        <w:pStyle w:val="Heading1"/>
-      </w:pPr>
-      <w:r>
-        <w:t>17. Feedback, return check and learning record</w:t>
-      </w:r>
-    </w:p>
-    <w:p>
-      <w:r>
-        <w:t>Record the first repaired step and a different case to revisit after a delay.</w:t>
+        <w:t>17. Feedback · Repair and return</w:t>
+      </w:r>
+    </w:p>
+    <w:p>
+      <w:r>
+        <w:t>Keep the first attempt, the repair and a changed-case return.</w:t>
+      </w:r>
+    </w:p>
+    <w:p>
+      <w:pPr>
+        <w:pStyle w:val="Heading2"/>
+      </w:pPr>
+      <w:r>
+        <w:t>Your evidence record</w:t>
       </w:r>
     </w:p>
     <w:tbl>
@@ -1645,12 +1314,847 @@
         <w:pStyle w:val="Heading1"/>
       </w:pPr>
       <w:r>
-        <w:t>18. Pictorial case practice: Quality Rubrics</w:t>
-      </w:r>
-    </w:p>
-    <w:p>
-      <w:r>
-        <w:t>Use a quality rubric whose safety gate cannot be traded for attractive formatting. Explain the labelled step before checking the changed condition.</w:t>
+        <w:t>10. Finish · Judge the evidence in your work</w:t>
+      </w:r>
+    </w:p>
+    <w:p>
+      <w:r>
+        <w:t>Point to work that supports your confidence level.</w:t>
+      </w:r>
+    </w:p>
+    <w:p>
+      <w:pPr>
+        <w:pStyle w:val="Heading2"/>
+      </w:pPr>
+      <w:r>
+        <w:t>Your evidence record</w:t>
+      </w:r>
+    </w:p>
+    <w:p>
+      <w:pPr>
+        <w:pStyle w:val="ListBullet"/>
+      </w:pPr>
+      <w:r>
+        <w:t>I can explain the mechanism.</w:t>
+      </w:r>
+    </w:p>
+    <w:p>
+      <w:pPr>
+        <w:pStyle w:val="ListBullet"/>
+      </w:pPr>
+      <w:r>
+        <w:t>I can show evidence.</w:t>
+      </w:r>
+    </w:p>
+    <w:p>
+      <w:pPr>
+        <w:pStyle w:val="ListBullet"/>
+      </w:pPr>
+      <w:r>
+        <w:t>I can handle a changed case.</w:t>
+      </w:r>
+    </w:p>
+    <w:p>
+      <w:pPr>
+        <w:pStyle w:val="ListBullet"/>
+      </w:pPr>
+      <w:r>
+        <w:t>I can name a limit.</w:t>
+      </w:r>
+    </w:p>
+    <w:p>
+      <w:r>
+        <w:t>Mark each as not yet, with help or independently, and attach supporting work.</w:t>
+      </w:r>
+    </w:p>
+    <w:p>
+      <w:pPr>
+        <w:spacing w:line="336" w:lineRule="auto" w:after="180"/>
+      </w:pPr>
+      <w:r>
+        <w:rPr>
+          <w:b w:val="0"/>
+        </w:rPr>
+        <w:t>Teacher review ____________________  Next step ____________________</w:t>
+      </w:r>
+    </w:p>
+    <w:p>
+      <w:pPr>
+        <w:pStyle w:val="Heading1"/>
+      </w:pPr>
+      <w:r>
+        <w:t>Reference bank and extra practice</w:t>
+      </w:r>
+    </w:p>
+    <w:p>
+      <w:pPr>
+        <w:pStyle w:val="Heading1"/>
+      </w:pPr>
+      <w:r>
+        <w:t>02. Reference · Supported W2 record</w:t>
+      </w:r>
+    </w:p>
+    <w:p>
+      <w:r>
+        <w:t>This is the same W2 attempt. Keep one response record.</w:t>
+      </w:r>
+    </w:p>
+    <w:p>
+      <w:pPr>
+        <w:pStyle w:val="Heading2"/>
+      </w:pPr>
+      <w:r>
+        <w:t>Use this when helpful</w:t>
+      </w:r>
+    </w:p>
+    <w:p>
+      <w:pPr>
+        <w:spacing w:line="336" w:lineRule="auto" w:after="180"/>
+      </w:pPr>
+      <w:r>
+        <w:rPr>
+          <w:b w:val="0"/>
+        </w:rPr>
+        <w:t>Earlier evaluation-rate completion practice: preserve the task and saved response as review. Use current W2 for this week’s supported quality-rubric practice.</w:t>
+      </w:r>
+    </w:p>
+    <w:tbl>
+      <w:tblPr>
+        <w:tblStyle w:val="LightShading-Accent1"/>
+        <w:tblW w:type="auto" w:w="0"/>
+        <w:tblLook w:firstColumn="1" w:firstRow="1" w:lastColumn="0" w:lastRow="0" w:noHBand="0" w:noVBand="1" w:val="04A0"/>
+      </w:tblPr>
+      <w:tblGrid>
+        <w:gridCol w:w="2556"/>
+        <w:gridCol w:w="2556"/>
+        <w:gridCol w:w="2556"/>
+        <w:gridCol w:w="2556"/>
+      </w:tblGrid>
+      <w:tr>
+        <w:trPr>
+          <w:tblHeader/>
+        </w:trPr>
+        <w:tc>
+          <w:tcPr>
+            <w:tcW w:type="dxa" w:w="2556"/>
+          </w:tcPr>
+          <w:p>
+            <w:r>
+              <w:t>Given inputs</w:t>
+            </w:r>
+          </w:p>
+        </w:tc>
+        <w:tc>
+          <w:tcPr>
+            <w:tcW w:type="dxa" w:w="2556"/>
+          </w:tcPr>
+          <w:p>
+            <w:r>
+              <w:t>Procedure I chose</w:t>
+            </w:r>
+          </w:p>
+        </w:tc>
+        <w:tc>
+          <w:tcPr>
+            <w:tcW w:type="dxa" w:w="2556"/>
+          </w:tcPr>
+          <w:p>
+            <w:r>
+              <w:t>Middle steps</w:t>
+            </w:r>
+          </w:p>
+        </w:tc>
+        <w:tc>
+          <w:tcPr>
+            <w:tcW w:type="dxa" w:w="2556"/>
+          </w:tcPr>
+          <w:p>
+            <w:r>
+              <w:t>Result and check</w:t>
+            </w:r>
+          </w:p>
+        </w:tc>
+      </w:tr>
+      <w:tr>
+        <w:tc>
+          <w:tcPr>
+            <w:tcW w:type="dxa" w:w="2556"/>
+          </w:tcPr>
+          <w:p>
+            <w:r/>
+          </w:p>
+        </w:tc>
+        <w:tc>
+          <w:tcPr>
+            <w:tcW w:type="dxa" w:w="2556"/>
+          </w:tcPr>
+          <w:p>
+            <w:r/>
+          </w:p>
+        </w:tc>
+        <w:tc>
+          <w:tcPr>
+            <w:tcW w:type="dxa" w:w="2556"/>
+          </w:tcPr>
+          <w:p>
+            <w:r/>
+          </w:p>
+        </w:tc>
+        <w:tc>
+          <w:tcPr>
+            <w:tcW w:type="dxa" w:w="2556"/>
+          </w:tcPr>
+          <w:p>
+            <w:r/>
+          </w:p>
+        </w:tc>
+      </w:tr>
+    </w:tbl>
+    <w:p>
+      <w:pPr>
+        <w:pStyle w:val="Heading3"/>
+      </w:pPr>
+      <w:r>
+        <w:t>The step I completed without help, and the hint I needed</w:t>
+      </w:r>
+    </w:p>
+    <w:p>
+      <w:r>
+        <w:t>________________________________________________________________</w:t>
+      </w:r>
+    </w:p>
+    <w:p>
+      <w:r>
+        <w:t>________________________________________________________________</w:t>
+      </w:r>
+    </w:p>
+    <w:p>
+      <w:r>
+        <w:t>________________________________________________________________</w:t>
+      </w:r>
+    </w:p>
+    <w:p>
+      <w:pPr>
+        <w:pStyle w:val="Heading1"/>
+      </w:pPr>
+      <w:r>
+        <w:t>03. Extra practice · Repair the explanation</w:t>
+      </w:r>
+    </w:p>
+    <w:p>
+      <w:r>
+        <w:t>Explain the deciding fact before discussing the answer.</w:t>
+      </w:r>
+    </w:p>
+    <w:p>
+      <w:pPr>
+        <w:pStyle w:val="Heading2"/>
+      </w:pPr>
+      <w:r>
+        <w:t>Use this when helpful</w:t>
+      </w:r>
+    </w:p>
+    <w:p>
+      <w:pPr>
+        <w:spacing w:line="336" w:lineRule="auto" w:after="180"/>
+      </w:pPr>
+      <w:r>
+        <w:rPr>
+          <w:b w:val="0"/>
+        </w:rPr>
+        <w:t>Use the worked case for System evaluation sets. Proposed explanation: “The worked result establishes every future case”. Decide whether this explanation is supported.</w:t>
+      </w:r>
+    </w:p>
+    <w:p>
+      <w:pPr>
+        <w:spacing w:line="336" w:lineRule="auto" w:after="180"/>
+      </w:pPr>
+      <w:r>
+        <w:rPr>
+          <w:b w:val="0"/>
+        </w:rPr>
+        <w:t>Point to the step or supplied fact that decides; explain your repair if needed.</w:t>
+      </w:r>
+    </w:p>
+    <w:p>
+      <w:pPr>
+        <w:pStyle w:val="Heading3"/>
+      </w:pPr>
+      <w:r>
+        <w:t>My explanation before partner discussion</w:t>
+      </w:r>
+    </w:p>
+    <w:p>
+      <w:r>
+        <w:t>________________________________________________________________</w:t>
+      </w:r>
+    </w:p>
+    <w:p>
+      <w:r>
+        <w:t>________________________________________________________________</w:t>
+      </w:r>
+    </w:p>
+    <w:p>
+      <w:r>
+        <w:t>________________________________________________________________</w:t>
+      </w:r>
+    </w:p>
+    <w:p>
+      <w:r>
+        <w:t>________________________________________________________________</w:t>
+      </w:r>
+    </w:p>
+    <w:p>
+      <w:pPr>
+        <w:pStyle w:val="Heading1"/>
+      </w:pPr>
+      <w:r>
+        <w:t>05. Reference · Original learning target</w:t>
+      </w:r>
+    </w:p>
+    <w:p>
+      <w:r>
+        <w:t>Use this target to inspect an explanation.</w:t>
+      </w:r>
+    </w:p>
+    <w:p>
+      <w:pPr>
+        <w:pStyle w:val="Heading2"/>
+      </w:pPr>
+      <w:r>
+        <w:t>Use this when helpful</w:t>
+      </w:r>
+    </w:p>
+    <w:p>
+      <w:pPr>
+        <w:spacing w:line="336" w:lineRule="auto" w:after="180"/>
+      </w:pPr>
+      <w:r>
+        <w:rPr>
+          <w:b w:val="0"/>
+        </w:rPr>
+        <w:t>An answer earns 2 for format, 2 for tone and 0 for source support. It gets 4/6. Is it acceptable for a source-only assistant? Revise the rubric's decision rule.</w:t>
+      </w:r>
+    </w:p>
+    <w:p>
+      <w:pPr>
+        <w:pStyle w:val="Heading1"/>
+      </w:pPr>
+      <w:r>
+        <w:t>06. Extra practice · A complete case</w:t>
+      </w:r>
+    </w:p>
+    <w:p>
+      <w:r>
+        <w:t>Try the question before checking the worked explanation.</w:t>
+      </w:r>
+    </w:p>
+    <w:p>
+      <w:pPr>
+        <w:pStyle w:val="Heading2"/>
+      </w:pPr>
+      <w:r>
+        <w:t>Use this when helpful</w:t>
+      </w:r>
+    </w:p>
+    <w:p>
+      <w:pPr>
+        <w:spacing w:line="336" w:lineRule="auto" w:after="180"/>
+      </w:pPr>
+      <w:r>
+        <w:rPr>
+          <w:b w:val="0"/>
+        </w:rPr>
+        <w:t>Rubric gives 0–2 each for support, usefulness and safety. Response is useful and safe but unsupported.</w:t>
+      </w:r>
+    </w:p>
+    <w:p>
+      <w:pPr>
+        <w:spacing w:line="336" w:lineRule="auto" w:after="180"/>
+      </w:pPr>
+      <w:r>
+        <w:rPr>
+          <w:b w:val="0"/>
+        </w:rPr>
+        <w:t>Why can a total mislead?</w:t>
+      </w:r>
+    </w:p>
+    <w:p>
+      <w:pPr>
+        <w:spacing w:line="336" w:lineRule="auto" w:after="180"/>
+      </w:pPr>
+      <w:r>
+        <w:rPr>
+          <w:b w:val="0"/>
+        </w:rPr>
+        <w:t xml:space="preserve">Show your trace, calculation or </w:t>
+      </w:r>
+      <w:r>
+        <w:rPr>
+          <w:b/>
+        </w:rPr>
+        <w:t>evidence</w:t>
+      </w:r>
+    </w:p>
+    <w:p>
+      <w:pPr>
+        <w:pStyle w:val="Heading3"/>
+      </w:pPr>
+      <w:r>
+        <w:t>Write or draw your reasoning and evidence.</w:t>
+      </w:r>
+    </w:p>
+    <w:p>
+      <w:r>
+        <w:t>________________________________________________________________</w:t>
+      </w:r>
+    </w:p>
+    <w:p>
+      <w:r>
+        <w:t>________________________________________________________________</w:t>
+      </w:r>
+    </w:p>
+    <w:p>
+      <w:r>
+        <w:t>________________________________________________________________</w:t>
+      </w:r>
+    </w:p>
+    <w:p>
+      <w:r>
+        <w:t>________________________________________________________________</w:t>
+      </w:r>
+    </w:p>
+    <w:p>
+      <w:r>
+        <w:t>________________________________________________________________</w:t>
+      </w:r>
+    </w:p>
+    <w:p>
+      <w:pPr>
+        <w:pStyle w:val="Heading1"/>
+      </w:pPr>
+      <w:r>
+        <w:t>07. Extra practice · A changed case</w:t>
+      </w:r>
+    </w:p>
+    <w:p>
+      <w:r>
+        <w:t>Keep this practice separate from the reserved independent attempt.</w:t>
+      </w:r>
+    </w:p>
+    <w:p>
+      <w:pPr>
+        <w:pStyle w:val="Heading2"/>
+      </w:pPr>
+      <w:r>
+        <w:t>Use this when helpful</w:t>
+      </w:r>
+    </w:p>
+    <w:p>
+      <w:pPr>
+        <w:spacing w:line="336" w:lineRule="auto" w:after="180"/>
+      </w:pPr>
+      <w:r>
+        <w:rPr>
+          <w:b w:val="0"/>
+        </w:rPr>
+        <w:t>Two answers have equally polished language. One has three supported claims; the other has two supported claims and one invented claim. How should a quality rubric distinguish them?</w:t>
+      </w:r>
+    </w:p>
+    <w:p>
+      <w:pPr>
+        <w:spacing w:line="336" w:lineRule="auto" w:after="180"/>
+      </w:pPr>
+      <w:r>
+        <w:rPr>
+          <w:b w:val="0"/>
+        </w:rPr>
+        <w:t>My practice answer and reason</w:t>
+      </w:r>
+    </w:p>
+    <w:p>
+      <w:pPr>
+        <w:pStyle w:val="Heading3"/>
+      </w:pPr>
+      <w:r>
+        <w:t>Write or draw your reasoning and evidence.</w:t>
+      </w:r>
+    </w:p>
+    <w:p>
+      <w:r>
+        <w:t>________________________________________________________________</w:t>
+      </w:r>
+    </w:p>
+    <w:p>
+      <w:r>
+        <w:t>________________________________________________________________</w:t>
+      </w:r>
+    </w:p>
+    <w:p>
+      <w:r>
+        <w:t>________________________________________________________________</w:t>
+      </w:r>
+    </w:p>
+    <w:p>
+      <w:r>
+        <w:t>________________________________________________________________</w:t>
+      </w:r>
+    </w:p>
+    <w:p>
+      <w:r>
+        <w:t>________________________________________________________________</w:t>
+      </w:r>
+    </w:p>
+    <w:p>
+      <w:pPr>
+        <w:pStyle w:val="Heading3"/>
+      </w:pPr>
+      <w:r>
+        <w:t>Week 25 Test and reflect</w:t>
+      </w:r>
+    </w:p>
+    <w:p>
+      <w:pPr>
+        <w:pStyle w:val="Heading1"/>
+      </w:pPr>
+      <w:r>
+        <w:t>08. Extra practice · Design a revealing test</w:t>
+      </w:r>
+    </w:p>
+    <w:p>
+      <w:r>
+        <w:t>Predict before tracing or testing.</w:t>
+      </w:r>
+    </w:p>
+    <w:p>
+      <w:pPr>
+        <w:pStyle w:val="Heading2"/>
+      </w:pPr>
+      <w:r>
+        <w:t>Use this when helpful</w:t>
+      </w:r>
+    </w:p>
+    <w:p>
+      <w:pPr>
+        <w:spacing w:line="336" w:lineRule="auto" w:after="180"/>
+      </w:pPr>
+      <w:r>
+        <w:rPr>
+          <w:b w:val="0"/>
+        </w:rPr>
+        <w:t xml:space="preserve">Create a changed </w:t>
+      </w:r>
+      <w:r>
+        <w:rPr>
+          <w:b/>
+        </w:rPr>
+        <w:t>input</w:t>
+      </w:r>
+      <w:r>
+        <w:rPr>
+          <w:b w:val="0"/>
+        </w:rPr>
+        <w:t>, boundary case or missing-information case. Write the expected answer or safe response before testing.</w:t>
+      </w:r>
+    </w:p>
+    <w:tbl>
+      <w:tblPr>
+        <w:tblStyle w:val="LightShading-Accent1"/>
+        <w:tblW w:type="auto" w:w="0"/>
+        <w:tblLook w:firstColumn="1" w:firstRow="1" w:lastColumn="0" w:lastRow="0" w:noHBand="0" w:noVBand="1" w:val="04A0"/>
+      </w:tblPr>
+      <w:tblGrid>
+        <w:gridCol w:w="5112"/>
+        <w:gridCol w:w="5112"/>
+      </w:tblGrid>
+      <w:tr>
+        <w:trPr>
+          <w:tblHeader/>
+        </w:trPr>
+        <w:tc>
+          <w:tcPr>
+            <w:tcW w:type="dxa" w:w="5112"/>
+          </w:tcPr>
+          <w:p>
+            <w:r>
+              <w:t>Test record</w:t>
+            </w:r>
+          </w:p>
+        </w:tc>
+        <w:tc>
+          <w:tcPr>
+            <w:tcW w:type="dxa" w:w="5112"/>
+          </w:tcPr>
+          <w:p>
+            <w:r>
+              <w:t>My evidence</w:t>
+            </w:r>
+          </w:p>
+        </w:tc>
+      </w:tr>
+      <w:tr>
+        <w:tc>
+          <w:tcPr>
+            <w:tcW w:type="dxa" w:w="5112"/>
+          </w:tcPr>
+          <w:p>
+            <w:r>
+              <w:t>Changed input or condition</w:t>
+            </w:r>
+          </w:p>
+        </w:tc>
+        <w:tc>
+          <w:tcPr>
+            <w:tcW w:type="dxa" w:w="5112"/>
+          </w:tcPr>
+          <w:p>
+            <w:r/>
+          </w:p>
+        </w:tc>
+      </w:tr>
+      <w:tr>
+        <w:tc>
+          <w:tcPr>
+            <w:tcW w:type="dxa" w:w="5112"/>
+          </w:tcPr>
+          <w:p>
+            <w:r>
+              <w:t>Expected answer or fallback</w:t>
+            </w:r>
+          </w:p>
+        </w:tc>
+        <w:tc>
+          <w:tcPr>
+            <w:tcW w:type="dxa" w:w="5112"/>
+          </w:tcPr>
+          <w:p>
+            <w:r/>
+          </w:p>
+        </w:tc>
+      </w:tr>
+      <w:tr>
+        <w:tc>
+          <w:tcPr>
+            <w:tcW w:type="dxa" w:w="5112"/>
+          </w:tcPr>
+          <w:p>
+            <w:r>
+              <w:t>Observed result</w:t>
+            </w:r>
+          </w:p>
+        </w:tc>
+        <w:tc>
+          <w:tcPr>
+            <w:tcW w:type="dxa" w:w="5112"/>
+          </w:tcPr>
+          <w:p>
+            <w:r/>
+          </w:p>
+        </w:tc>
+      </w:tr>
+      <w:tr>
+        <w:tc>
+          <w:tcPr>
+            <w:tcW w:type="dxa" w:w="5112"/>
+          </w:tcPr>
+          <w:p>
+            <w:r>
+              <w:t>Why the result occurred</w:t>
+            </w:r>
+          </w:p>
+        </w:tc>
+        <w:tc>
+          <w:tcPr>
+            <w:tcW w:type="dxa" w:w="5112"/>
+          </w:tcPr>
+          <w:p>
+            <w:r/>
+          </w:p>
+        </w:tc>
+      </w:tr>
+    </w:tbl>
+    <w:p>
+      <w:pPr>
+        <w:pStyle w:val="Heading1"/>
+      </w:pPr>
+      <w:r>
+        <w:t>11. Reference · Original target response space</w:t>
+      </w:r>
+    </w:p>
+    <w:p>
+      <w:r>
+        <w:t>This teaching case is practice rather than a fresh assessment.</w:t>
+      </w:r>
+    </w:p>
+    <w:p>
+      <w:pPr>
+        <w:pStyle w:val="Heading2"/>
+      </w:pPr>
+      <w:r>
+        <w:t>Use this when helpful</w:t>
+      </w:r>
+    </w:p>
+    <w:p>
+      <w:pPr>
+        <w:spacing w:line="336" w:lineRule="auto" w:after="180"/>
+      </w:pPr>
+      <w:r>
+        <w:rPr>
+          <w:b w:val="0"/>
+        </w:rPr>
+        <w:t>An answer earns 2 for format, 2 for tone and 0 for source support. It gets 4/6. Is it acceptable for a source-only assistant? Revise the rubric's decision rule.</w:t>
+      </w:r>
+    </w:p>
+    <w:p>
+      <w:pPr>
+        <w:pStyle w:val="Heading3"/>
+      </w:pPr>
+      <w:r>
+        <w:t>My explanation after practice</w:t>
+      </w:r>
+    </w:p>
+    <w:p>
+      <w:r>
+        <w:t>________________________________________________________________</w:t>
+      </w:r>
+    </w:p>
+    <w:p>
+      <w:r>
+        <w:t>________________________________________________________________</w:t>
+      </w:r>
+    </w:p>
+    <w:p>
+      <w:r>
+        <w:t>________________________________________________________________</w:t>
+      </w:r>
+    </w:p>
+    <w:p>
+      <w:r>
+        <w:t>________________________________________________________________</w:t>
+      </w:r>
+    </w:p>
+    <w:p>
+      <w:r>
+        <w:t>________________________________________________________________</w:t>
+      </w:r>
+    </w:p>
+    <w:p>
+      <w:r>
+        <w:t>________________________________________________________________</w:t>
+      </w:r>
+    </w:p>
+    <w:p>
+      <w:r>
+        <w:t>________________________________________________________________</w:t>
+      </w:r>
+    </w:p>
+    <w:p>
+      <w:pPr>
+        <w:spacing w:line="336" w:lineRule="auto" w:after="180"/>
+      </w:pPr>
+      <w:r>
+        <w:rPr>
+          <w:b w:val="0"/>
+        </w:rPr>
+        <w:t>Record support used: none, hint or teacher explanation.</w:t>
+      </w:r>
+    </w:p>
+    <w:p>
+      <w:pPr>
+        <w:pStyle w:val="Heading1"/>
+      </w:pPr>
+      <w:r>
+        <w:t>15. Additional practice · Earlier evaluation-rate task</w:t>
+      </w:r>
+    </w:p>
+    <w:p>
+      <w:r>
+        <w:t>This retained calculation differs from the current rubric assessment.</w:t>
+      </w:r>
+    </w:p>
+    <w:p>
+      <w:pPr>
+        <w:pStyle w:val="Heading2"/>
+      </w:pPr>
+      <w:r>
+        <w:t>Earlier task and response</w:t>
+      </w:r>
+    </w:p>
+    <w:p>
+      <w:pPr>
+        <w:pStyle w:val="ListBullet"/>
+      </w:pPr>
+      <w:r>
+        <w:t>Twelve cases: eight answerable, four unanswerable. Correct answers six; appropriate abstentions two. Compute separate and combined pass rates.</w:t>
+      </w:r>
+    </w:p>
+    <w:p>
+      <w:pPr>
+        <w:pStyle w:val="Heading3"/>
+      </w:pPr>
+      <w:r>
+        <w:t>My reasoning and evidence</w:t>
+      </w:r>
+    </w:p>
+    <w:p>
+      <w:r>
+        <w:t>________________________________________________________________</w:t>
+      </w:r>
+    </w:p>
+    <w:p>
+      <w:r>
+        <w:t>________________________________________________________________</w:t>
+      </w:r>
+    </w:p>
+    <w:p>
+      <w:r>
+        <w:t>________________________________________________________________</w:t>
+      </w:r>
+    </w:p>
+    <w:p>
+      <w:r>
+        <w:t>________________________________________________________________</w:t>
+      </w:r>
+    </w:p>
+    <w:p>
+      <w:r>
+        <w:t>________________________________________________________________</w:t>
+      </w:r>
+    </w:p>
+    <w:p>
+      <w:r>
+        <w:t>________________________________________________________________</w:t>
+      </w:r>
+    </w:p>
+    <w:p>
+      <w:r>
+        <w:t>________________________________________________________________</w:t>
+      </w:r>
+    </w:p>
+    <w:p>
+      <w:r>
+        <w:t>________________________________________________________________</w:t>
+      </w:r>
+    </w:p>
+    <w:p>
+      <w:pPr>
+        <w:pStyle w:val="Heading1"/>
+      </w:pPr>
+      <w:r>
+        <w:t>18. Extra practice · Use the worked picture</w:t>
+      </w:r>
+    </w:p>
+    <w:p>
+      <w:r>
+        <w:t>Keep the explanation and the support you used.</w:t>
+      </w:r>
+    </w:p>
+    <w:p>
+      <w:pPr>
+        <w:pStyle w:val="Heading2"/>
+      </w:pPr>
+      <w:r>
+        <w:t>Use this when helpful</w:t>
       </w:r>
     </w:p>
     <w:p>
@@ -1821,16 +2325,7 @@
     </w:p>
     <w:p>
       <w:pPr>
-        <w:pStyle w:val="Heading3"/>
-      </w:pPr>
-      <w:r>
-        <w:t>Record the help used</w:t>
-      </w:r>
-    </w:p>
-    <w:p>
-      <w:pPr>
         <w:spacing w:line="336" w:lineRule="auto" w:after="180"/>
-        <w:shd w:fill="F1F6F8"/>
       </w:pPr>
       <w:r>
         <w:rPr>
@@ -1890,12 +2385,20 @@
         <w:pStyle w:val="Heading1"/>
       </w:pPr>
       <w:r>
-        <w:t>19. Project portfolio milestone</w:t>
-      </w:r>
-    </w:p>
-    <w:p>
-      <w:r>
-        <w:t>Keep this week’s input, deciding step, result and limit together in the Verified Study Buddy record.</w:t>
+        <w:t>19. Reference · Project portfolio record</w:t>
+      </w:r>
+    </w:p>
+    <w:p>
+      <w:r>
+        <w:t>Extend your main project response when helpful.</w:t>
+      </w:r>
+    </w:p>
+    <w:p>
+      <w:pPr>
+        <w:pStyle w:val="Heading2"/>
+      </w:pPr>
+      <w:r>
+        <w:t>Use this when helpful</w:t>
       </w:r>
     </w:p>
     <w:p>
@@ -2120,12 +2623,447 @@
         <w:pStyle w:val="Heading1"/>
       </w:pPr>
       <w:r>
-        <w:t>20. Supported practice and learning evidence</w:t>
-      </w:r>
-    </w:p>
-    <w:p>
-      <w:r>
-        <w:t>Try the supported questions before comparing with hints and feedback. Record what you repaired and the evidence you retained.</w:t>
+        <w:t>20. Extra practice: pictures, repair and feedback</w:t>
+      </w:r>
+    </w:p>
+    <w:p>
+      <w:r>
+        <w:t>Attempt each question before opening its explanation. Use one browser or paper copy.</w:t>
+      </w:r>
+    </w:p>
+    <w:p>
+      <w:pPr>
+        <w:pStyle w:val="Heading2"/>
+      </w:pPr>
+      <w:r>
+        <w:t>First supported question</w:t>
+      </w:r>
+    </w:p>
+    <w:p>
+      <w:pPr>
+        <w:pStyle w:val="ListBullet"/>
+      </w:pPr>
+      <w:r>
+        <w:t>Use a quality rubric whose safety gate cannot be traded for attractive formatting.</w:t>
+      </w:r>
+    </w:p>
+    <w:p>
+      <w:pPr>
+        <w:pStyle w:val="Heading3"/>
+      </w:pPr>
+      <w:r>
+        <w:t>Practice 1: explain the deciding evidence</w:t>
+      </w:r>
+    </w:p>
+    <w:p>
+      <w:pPr>
+        <w:pStyle w:val="ListBullet"/>
+      </w:pPr>
+      <w:r>
+        <w:t>Which labelled step matches this detail? Reject the answer for unsupported content despite its correct length.</w:t>
+      </w:r>
+    </w:p>
+    <w:p>
+      <w:pPr>
+        <w:pStyle w:val="ListBullet"/>
+      </w:pPr>
+      <w:r>
+        <w:t>1. Check format</w:t>
+      </w:r>
+    </w:p>
+    <w:p>
+      <w:pPr>
+        <w:pStyle w:val="ListBullet"/>
+      </w:pPr>
+      <w:r>
+        <w:t>2. Apply gate</w:t>
+      </w:r>
+    </w:p>
+    <w:p>
+      <w:pPr>
+        <w:pStyle w:val="ListBullet"/>
+      </w:pPr>
+      <w:r>
+        <w:t>3. Check support</w:t>
+      </w:r>
+    </w:p>
+    <w:p>
+      <w:pPr>
+        <w:pStyle w:val="Heading3"/>
+      </w:pPr>
+      <w:r>
+        <w:t>My selected conclusion, deciding fact and explanation</w:t>
+      </w:r>
+    </w:p>
+    <w:p>
+      <w:r>
+        <w:t>________________________________________________________________</w:t>
+      </w:r>
+    </w:p>
+    <w:p>
+      <w:r>
+        <w:t>________________________________________________________________</w:t>
+      </w:r>
+    </w:p>
+    <w:p>
+      <w:r>
+        <w:t>________________________________________________________________</w:t>
+      </w:r>
+    </w:p>
+    <w:p>
+      <w:r>
+        <w:t>________________________________________________________________</w:t>
+      </w:r>
+    </w:p>
+    <w:p>
+      <w:r>
+        <w:t>________________________________________________________________</w:t>
+      </w:r>
+    </w:p>
+    <w:p>
+      <w:pPr>
+        <w:pStyle w:val="ListBullet"/>
+      </w:pPr>
+      <w:r>
+        <w:t>Hint if needed: Read the steps in the pictorial case. Match the supplied detail to the stage that performs or records it.</w:t>
+      </w:r>
+    </w:p>
+    <w:p>
+      <w:pPr>
+        <w:pStyle w:val="ListBullet"/>
+      </w:pPr>
+      <w:r>
+        <w:t>After your attempt, compare with the supported explanation: Apply gate Reject the answer for unsupported content despite its correct length. Compare each draft sentence directly with S1. The anchoring claim matches the supplied source; the daily growth claim adds a measurement the source never gives. Two sentences pass the format rule, but unsupported content fails the mandatory evidence gate. Removing that sentence repairs the support defect rather than merely polishing the wording.</w:t>
+      </w:r>
+    </w:p>
+    <w:p>
+      <w:pPr>
+        <w:pStyle w:val="Heading2"/>
+      </w:pPr>
+      <w:r>
+        <w:t>Check the first explanation · reference / check after trying</w:t>
+      </w:r>
+    </w:p>
+    <w:p>
+      <w:pPr>
+        <w:pStyle w:val="Heading3"/>
+      </w:pPr>
+      <w:r>
+        <w:t>Practice 2: explain the deciding evidence</w:t>
+      </w:r>
+    </w:p>
+    <w:p>
+      <w:pPr>
+        <w:pStyle w:val="Heading2"/>
+      </w:pPr>
+      <w:r>
+        <w:t>Changed-case question</w:t>
+      </w:r>
+    </w:p>
+    <w:p>
+      <w:pPr>
+        <w:pStyle w:val="ListBullet"/>
+      </w:pPr>
+      <w:r>
+        <w:t>Changed-case practice: Remove the unsupported sentence while preserving the supported one. Which conclusion is supported by the supplied facts?</w:t>
+      </w:r>
+    </w:p>
+    <w:p>
+      <w:pPr>
+        <w:pStyle w:val="ListBullet"/>
+      </w:pPr>
+      <w:r>
+        <w:t>1. The revised one-sentence answer passes these two declared checks.</w:t>
+      </w:r>
+    </w:p>
+    <w:p>
+      <w:pPr>
+        <w:pStyle w:val="ListBullet"/>
+      </w:pPr>
+      <w:r>
+        <w:t>2. This one example guarantees correct results for every future input.</w:t>
+      </w:r>
+    </w:p>
+    <w:p>
+      <w:pPr>
+        <w:pStyle w:val="ListBullet"/>
+      </w:pPr>
+      <w:r>
+        <w:t>3. We can decide the result without examining the changed input or the procedure.</w:t>
+      </w:r>
+    </w:p>
+    <w:p>
+      <w:pPr>
+        <w:pStyle w:val="Heading3"/>
+      </w:pPr>
+      <w:r>
+        <w:t>My selected conclusion, deciding fact and explanation</w:t>
+      </w:r>
+    </w:p>
+    <w:p>
+      <w:r>
+        <w:t>________________________________________________________________</w:t>
+      </w:r>
+    </w:p>
+    <w:p>
+      <w:r>
+        <w:t>________________________________________________________________</w:t>
+      </w:r>
+    </w:p>
+    <w:p>
+      <w:r>
+        <w:t>________________________________________________________________</w:t>
+      </w:r>
+    </w:p>
+    <w:p>
+      <w:r>
+        <w:t>________________________________________________________________</w:t>
+      </w:r>
+    </w:p>
+    <w:p>
+      <w:r>
+        <w:t>________________________________________________________________</w:t>
+      </w:r>
+    </w:p>
+    <w:p>
+      <w:pPr>
+        <w:pStyle w:val="ListBullet"/>
+      </w:pPr>
+      <w:r>
+        <w:t>Hint if needed: Use the changed condition and the deciding step in the pictorial trace. The answer must say what follows from those facts.</w:t>
+      </w:r>
+    </w:p>
+    <w:p>
+      <w:pPr>
+        <w:pStyle w:val="ListBullet"/>
+      </w:pPr>
+      <w:r>
+        <w:t>After your attempt, compare with the supported explanation: The revised one-sentence answer passes these two declared checks. The remaining claim is supported and one sentence is within the maximum.</w:t>
+      </w:r>
+    </w:p>
+    <w:p>
+      <w:pPr>
+        <w:pStyle w:val="Heading2"/>
+      </w:pPr>
+      <w:r>
+        <w:t>Check the changed case · reference / check after trying</w:t>
+      </w:r>
+    </w:p>
+    <w:p>
+      <w:pPr>
+        <w:pStyle w:val="Heading3"/>
+      </w:pPr>
+      <w:r>
+        <w:t>Repair a missing building block</w:t>
+      </w:r>
+    </w:p>
+    <w:p>
+      <w:pPr>
+        <w:pStyle w:val="Heading2"/>
+      </w:pPr>
+      <w:r>
+        <w:t>Repair and save your work</w:t>
+      </w:r>
+    </w:p>
+    <w:p>
+      <w:pPr>
+        <w:spacing w:line="336" w:lineRule="auto" w:after="180"/>
+      </w:pPr>
+      <w:r>
+        <w:rPr>
+          <w:b w:val="0"/>
+        </w:rPr>
+        <w:t xml:space="preserve">Review Prototype a Grounded Assistant (ai-3/24). Goal: Explain the </w:t>
+      </w:r>
+      <w:r>
+        <w:rPr>
+          <w:b/>
+        </w:rPr>
+        <w:t>mechanism</w:t>
+      </w:r>
+      <w:r>
+        <w:rPr>
+          <w:b w:val="0"/>
+        </w:rPr>
+        <w:t xml:space="preserve"> and terminology of capstone grounded assistant. Short practice: Can PL2 alone support “check the soil daily”?</w:t>
+      </w:r>
+    </w:p>
+    <w:p>
+      <w:pPr>
+        <w:spacing w:line="336" w:lineRule="auto" w:after="180"/>
+      </w:pPr>
+      <w:r>
+        <w:rPr>
+          <w:b w:val="0"/>
+        </w:rPr>
+        <w:t xml:space="preserve">Point to the relevant step in the picture, then write the changed result and the rule or </w:t>
+      </w:r>
+      <w:r>
+        <w:rPr>
+          <w:b/>
+        </w:rPr>
+        <w:t>evidence</w:t>
+      </w:r>
+      <w:r>
+        <w:rPr>
+          <w:b w:val="0"/>
+        </w:rPr>
+        <w:t xml:space="preserve"> that supports it.. Return to this week and explain what you changed.</w:t>
+      </w:r>
+    </w:p>
+    <w:p>
+      <w:pPr>
+        <w:spacing w:line="336" w:lineRule="auto" w:after="180"/>
+      </w:pPr>
+      <w:r>
+        <w:rPr>
+          <w:b w:val="0"/>
+        </w:rPr>
+        <w:t>Review Requests Responses and JSON (ai-3/22). Goal: Parse JSON into Python records. Short practice: Would converting the text silently prove the source count is correct?</w:t>
+      </w:r>
+    </w:p>
+    <w:p>
+      <w:pPr>
+        <w:spacing w:line="336" w:lineRule="auto" w:after="180"/>
+      </w:pPr>
+      <w:r>
+        <w:rPr>
+          <w:b w:val="0"/>
+        </w:rPr>
+        <w:t xml:space="preserve">Point to the relevant step in the picture, then write the changed result and the rule or </w:t>
+      </w:r>
+      <w:r>
+        <w:rPr>
+          <w:b/>
+        </w:rPr>
+        <w:t>evidence</w:t>
+      </w:r>
+      <w:r>
+        <w:rPr>
+          <w:b w:val="0"/>
+        </w:rPr>
+        <w:t xml:space="preserve"> that supports it.. Return to this week and explain what you changed.</w:t>
+      </w:r>
+    </w:p>
+    <w:p>
+      <w:pPr>
+        <w:spacing w:line="336" w:lineRule="auto" w:after="180"/>
+      </w:pPr>
+      <w:r>
+        <w:rPr>
+          <w:b w:val="0"/>
+        </w:rPr>
+        <w:t xml:space="preserve">Review User Need and AI Contribution (ai-3/19). Goal: Explain the </w:t>
+      </w:r>
+      <w:r>
+        <w:rPr>
+          <w:b/>
+        </w:rPr>
+        <w:t>mechanism</w:t>
+      </w:r>
+      <w:r>
+        <w:rPr>
+          <w:b w:val="0"/>
+        </w:rPr>
+        <w:t xml:space="preserve"> and terminology of capstone requirements and corpus. Short practice: What non-AI baseline would reveal whether this helper adds value?</w:t>
+      </w:r>
+    </w:p>
+    <w:p>
+      <w:pPr>
+        <w:spacing w:line="336" w:lineRule="auto" w:after="180"/>
+      </w:pPr>
+      <w:r>
+        <w:rPr>
+          <w:b w:val="0"/>
+        </w:rPr>
+        <w:t xml:space="preserve">Point to the relevant step in the picture, then write the changed result and the rule or </w:t>
+      </w:r>
+      <w:r>
+        <w:rPr>
+          <w:b/>
+        </w:rPr>
+        <w:t>evidence</w:t>
+      </w:r>
+      <w:r>
+        <w:rPr>
+          <w:b w:val="0"/>
+        </w:rPr>
+        <w:t xml:space="preserve"> that supports it.. Return to this week and explain what you changed.</w:t>
+      </w:r>
+    </w:p>
+    <w:p>
+      <w:pPr>
+        <w:spacing w:line="336" w:lineRule="auto" w:after="180"/>
+      </w:pPr>
+      <w:r>
+        <w:rPr>
+          <w:b w:val="0"/>
+        </w:rPr>
+        <w:t xml:space="preserve">Use Download completed work in the hosted lesson to export your answers, reflections, practice feedback and code-run </w:t>
+      </w:r>
+      <w:r>
+        <w:rPr>
+          <w:b/>
+        </w:rPr>
+        <w:t>evidence</w:t>
+      </w:r>
+      <w:r>
+        <w:rPr>
+          <w:b w:val="0"/>
+        </w:rPr>
+        <w:t>. Open the HTML copy to read or print it.</w:t>
+      </w:r>
+    </w:p>
+    <w:p>
+      <w:pPr>
+        <w:spacing w:line="336" w:lineRule="auto" w:after="180"/>
+      </w:pPr>
+      <w:r>
+        <w:rPr>
+          <w:b w:val="0"/>
+        </w:rPr>
+        <w:t>Drafts stay in this browser when storage is available; clear drafts on a shared device.</w:t>
+      </w:r>
+    </w:p>
+    <w:p>
+      <w:pPr>
+        <w:pStyle w:val="Heading3"/>
+      </w:pPr>
+      <w:r>
+        <w:t>What I repaired, the evidence I kept and the next test</w:t>
+      </w:r>
+    </w:p>
+    <w:p>
+      <w:r>
+        <w:t>________________________________________________________________</w:t>
+      </w:r>
+    </w:p>
+    <w:p>
+      <w:r>
+        <w:t>________________________________________________________________</w:t>
+      </w:r>
+    </w:p>
+    <w:p>
+      <w:r>
+        <w:t>________________________________________________________________</w:t>
+      </w:r>
+    </w:p>
+    <w:p>
+      <w:r>
+        <w:t>________________________________________________________________</w:t>
+      </w:r>
+    </w:p>
+    <w:p>
+      <w:r>
+        <w:t>________________________________________________________________</w:t>
+      </w:r>
+    </w:p>
+    <w:p>
+      <w:pPr>
+        <w:pStyle w:val="Heading2"/>
+      </w:pPr>
+      <w:r>
+        <w:t>Earlier wording, alternatives and picture transcripts · reference / check after trying</w:t>
       </w:r>
     </w:p>
     <w:p>
@@ -2141,577 +3079,28 @@
     </w:p>
     <w:p>
       <w:pPr>
-        <w:spacing w:line="336" w:lineRule="auto" w:after="180"/>
-      </w:pPr>
-      <w:r>
-        <w:rPr>
-          <w:b w:val="0"/>
-        </w:rPr>
-        <w:t>Use a quality rubric whose safety gate cannot be traded for attractive formatting.</w:t>
-      </w:r>
-    </w:p>
-    <w:p>
-      <w:pPr>
         <w:pStyle w:val="Heading3"/>
       </w:pPr>
       <w:r>
-        <w:t>Practice 1: explain the deciding evidence</w:t>
-      </w:r>
-    </w:p>
-    <w:p>
-      <w:pPr>
-        <w:spacing w:line="336" w:lineRule="auto" w:after="180"/>
-      </w:pPr>
-      <w:r>
-        <w:rPr>
-          <w:b w:val="0"/>
-        </w:rPr>
-        <w:t>Which labelled step matches this detail? Reject the answer for unsupported content despite its correct length.</w:t>
-      </w:r>
-    </w:p>
-    <w:p>
-      <w:pPr>
-        <w:spacing w:line="336" w:lineRule="auto" w:after="180"/>
-        <w:shd w:fill="F4F9FC"/>
-      </w:pPr>
-      <w:r>
-        <w:rPr>
-          <w:b w:val="0"/>
-        </w:rPr>
-        <w:t>1. Check format</w:t>
-      </w:r>
-    </w:p>
-    <w:p>
-      <w:pPr>
-        <w:spacing w:line="336" w:lineRule="auto" w:after="180"/>
-        <w:shd w:fill="F4F9FC"/>
-      </w:pPr>
-      <w:r>
-        <w:rPr>
-          <w:b w:val="0"/>
-        </w:rPr>
-        <w:t>2. Apply gate</w:t>
-      </w:r>
-    </w:p>
-    <w:p>
-      <w:pPr>
-        <w:spacing w:line="336" w:lineRule="auto" w:after="180"/>
-        <w:shd w:fill="F4F9FC"/>
-      </w:pPr>
-      <w:r>
-        <w:rPr>
-          <w:b w:val="0"/>
-        </w:rPr>
-        <w:t>3. Check support</w:t>
-      </w:r>
-    </w:p>
-    <w:p>
-      <w:pPr>
-        <w:pStyle w:val="Heading3"/>
-      </w:pPr>
-      <w:r>
-        <w:t>My selected conclusion, deciding fact and explanation</w:t>
-      </w:r>
-    </w:p>
-    <w:p>
-      <w:r>
-        <w:t>________________________________________________________________</w:t>
-      </w:r>
-    </w:p>
-    <w:p>
-      <w:r>
-        <w:t>________________________________________________________________</w:t>
-      </w:r>
-    </w:p>
-    <w:p>
-      <w:r>
-        <w:t>________________________________________________________________</w:t>
-      </w:r>
-    </w:p>
-    <w:p>
-      <w:r>
-        <w:t>________________________________________________________________</w:t>
-      </w:r>
-    </w:p>
-    <w:p>
-      <w:r>
-        <w:t>________________________________________________________________</w:t>
-      </w:r>
-    </w:p>
-    <w:p>
-      <w:pPr>
-        <w:pStyle w:val="Heading3"/>
-      </w:pPr>
-      <w:r>
-        <w:t>Hint · try first</w:t>
-      </w:r>
-    </w:p>
-    <w:p>
-      <w:pPr>
-        <w:spacing w:line="336" w:lineRule="auto" w:after="180"/>
-        <w:shd w:fill="F1F6F8"/>
-      </w:pPr>
-      <w:r>
-        <w:rPr>
-          <w:b w:val="0"/>
-        </w:rPr>
-        <w:t>Hint if needed: Read the steps in the pictorial case. Match the supplied detail to the stage that performs or records it.</w:t>
-      </w:r>
-    </w:p>
-    <w:p>
-      <w:pPr>
-        <w:pStyle w:val="Heading3"/>
-      </w:pPr>
-      <w:r>
-        <w:t>Feedback · compare after trying</w:t>
-      </w:r>
-    </w:p>
-    <w:p>
-      <w:pPr>
-        <w:spacing w:line="336" w:lineRule="auto" w:after="180"/>
-        <w:shd w:fill="F1F6FC"/>
-      </w:pPr>
-      <w:r>
-        <w:rPr>
-          <w:b w:val="0"/>
-        </w:rPr>
-        <w:t>After your attempt, compare with the supported explanation: Apply gate Reject the answer for unsupported content despite its correct length. Compare each draft sentence directly with S1.</w:t>
-      </w:r>
-    </w:p>
-    <w:p>
-      <w:pPr>
-        <w:spacing w:line="336" w:lineRule="auto" w:after="180"/>
-        <w:shd w:fill="F1F6FC"/>
-      </w:pPr>
-      <w:r>
-        <w:rPr>
-          <w:b w:val="0"/>
-        </w:rPr>
-        <w:t xml:space="preserve">The </w:t>
-      </w:r>
-      <w:r>
-        <w:rPr>
-          <w:b/>
-        </w:rPr>
-        <w:t>anchor</w:t>
-      </w:r>
-      <w:r>
-        <w:rPr>
-          <w:b w:val="0"/>
-        </w:rPr>
-        <w:t xml:space="preserve">ing claim matches the supplied source; the daily growth claim adds a measurement the source never gives. Two sentences pass the format rule, but unsupported content fails the mandatory </w:t>
-      </w:r>
-      <w:r>
-        <w:rPr>
-          <w:b/>
-        </w:rPr>
-        <w:t>evidence</w:t>
-      </w:r>
-      <w:r>
-        <w:rPr>
-          <w:b w:val="0"/>
-        </w:rPr>
-        <w:t xml:space="preserve"> gate.</w:t>
-      </w:r>
-    </w:p>
-    <w:p>
-      <w:pPr>
-        <w:spacing w:line="336" w:lineRule="auto" w:after="180"/>
-        <w:shd w:fill="F1F6FC"/>
-      </w:pPr>
-      <w:r>
-        <w:rPr>
-          <w:b w:val="0"/>
-        </w:rPr>
-        <w:t>Removing that sentence repairs the support defect rather than merely polishing the wording.</w:t>
-      </w:r>
-    </w:p>
-    <w:p>
-      <w:pPr>
-        <w:pStyle w:val="Heading3"/>
-      </w:pPr>
-      <w:r>
-        <w:t>Practice 2: explain the deciding evidence</w:t>
-      </w:r>
-    </w:p>
-    <w:p>
-      <w:pPr>
-        <w:pStyle w:val="Heading3"/>
-      </w:pPr>
-      <w:r>
-        <w:t>Changed case · predict first</w:t>
-      </w:r>
-    </w:p>
-    <w:p>
-      <w:pPr>
-        <w:spacing w:line="336" w:lineRule="auto" w:after="180"/>
-        <w:shd w:fill="F5F1FB"/>
-      </w:pPr>
-      <w:r>
-        <w:rPr>
-          <w:b w:val="0"/>
-        </w:rPr>
-        <w:t>Changed-case practice: Remove the unsupported sentence while preserving the supported one. Which conclusion is supported by the supplied facts?</w:t>
-      </w:r>
-    </w:p>
-    <w:p>
-      <w:pPr>
-        <w:spacing w:line="336" w:lineRule="auto" w:after="180"/>
-        <w:shd w:fill="F4F9FC"/>
-      </w:pPr>
-      <w:r>
-        <w:rPr>
-          <w:b w:val="0"/>
-        </w:rPr>
-        <w:t>1. The revised one-sentence answer passes these two declared checks.</w:t>
-      </w:r>
-    </w:p>
-    <w:p>
-      <w:pPr>
-        <w:spacing w:line="336" w:lineRule="auto" w:after="180"/>
-        <w:shd w:fill="F4F9FC"/>
-      </w:pPr>
-      <w:r>
-        <w:rPr>
-          <w:b w:val="0"/>
-        </w:rPr>
-        <w:t xml:space="preserve">2. This one example guarantees correct results for every future </w:t>
-      </w:r>
-      <w:r>
-        <w:rPr>
-          <w:b/>
-        </w:rPr>
-        <w:t>input</w:t>
-      </w:r>
-      <w:r>
-        <w:rPr>
-          <w:b w:val="0"/>
-        </w:rPr>
-        <w:t>.</w:t>
-      </w:r>
-    </w:p>
-    <w:p>
-      <w:pPr>
-        <w:spacing w:line="336" w:lineRule="auto" w:after="180"/>
-        <w:shd w:fill="F4F9FC"/>
-      </w:pPr>
-      <w:r>
-        <w:rPr>
-          <w:b w:val="0"/>
-        </w:rPr>
-        <w:t xml:space="preserve">3. We can decide the result without examining the changed </w:t>
-      </w:r>
-      <w:r>
-        <w:rPr>
-          <w:b/>
-        </w:rPr>
-        <w:t>input</w:t>
-      </w:r>
-      <w:r>
-        <w:rPr>
-          <w:b w:val="0"/>
-        </w:rPr>
-        <w:t xml:space="preserve"> or the procedure.</w:t>
-      </w:r>
-    </w:p>
-    <w:p>
-      <w:pPr>
-        <w:pStyle w:val="Heading3"/>
-      </w:pPr>
-      <w:r>
-        <w:t>My selected conclusion, deciding fact and explanation</w:t>
-      </w:r>
-    </w:p>
-    <w:p>
-      <w:r>
-        <w:t>________________________________________________________________</w:t>
-      </w:r>
-    </w:p>
-    <w:p>
-      <w:r>
-        <w:t>________________________________________________________________</w:t>
-      </w:r>
-    </w:p>
-    <w:p>
-      <w:r>
-        <w:t>________________________________________________________________</w:t>
-      </w:r>
-    </w:p>
-    <w:p>
-      <w:r>
-        <w:t>________________________________________________________________</w:t>
-      </w:r>
-    </w:p>
-    <w:p>
-      <w:r>
-        <w:t>________________________________________________________________</w:t>
-      </w:r>
-    </w:p>
-    <w:p>
-      <w:pPr>
-        <w:pStyle w:val="Heading3"/>
-      </w:pPr>
-      <w:r>
-        <w:t>Hint · try first</w:t>
-      </w:r>
-    </w:p>
-    <w:p>
-      <w:pPr>
-        <w:spacing w:line="336" w:lineRule="auto" w:after="180"/>
-        <w:shd w:fill="F1F6F8"/>
-      </w:pPr>
-      <w:r>
-        <w:rPr>
-          <w:b w:val="0"/>
-        </w:rPr>
-        <w:t>Hint if needed: Use the changed condition and the deciding step in the pictorial trace. The answer must say what follows from those facts.</w:t>
-      </w:r>
-    </w:p>
-    <w:p>
-      <w:pPr>
-        <w:pStyle w:val="Heading3"/>
-      </w:pPr>
-      <w:r>
-        <w:t>Feedback · compare after trying</w:t>
-      </w:r>
-    </w:p>
-    <w:p>
-      <w:pPr>
-        <w:spacing w:line="336" w:lineRule="auto" w:after="180"/>
-        <w:shd w:fill="F1F6FC"/>
-      </w:pPr>
-      <w:r>
-        <w:rPr>
-          <w:b w:val="0"/>
-        </w:rPr>
-        <w:t>After your attempt, compare with the supported explanation: The revised one-sentence answer passes these two declared checks. The remaining claim is supported and one sentence is within the maximum.</w:t>
-      </w:r>
-    </w:p>
-    <w:p>
-      <w:pPr>
-        <w:pStyle w:val="Heading3"/>
-      </w:pPr>
-      <w:r>
-        <w:t>Repair a missing building block</w:t>
-      </w:r>
-    </w:p>
-    <w:p>
-      <w:pPr>
-        <w:spacing w:line="336" w:lineRule="auto" w:after="180"/>
-      </w:pPr>
-      <w:r>
-        <w:rPr>
-          <w:b w:val="0"/>
-        </w:rPr>
-        <w:t xml:space="preserve">Review Prototype a Grounded Assistant (ai-3/24). Goal: Explain the </w:t>
-      </w:r>
-      <w:r>
-        <w:rPr>
-          <w:b/>
-        </w:rPr>
-        <w:t>mechanism</w:t>
-      </w:r>
-      <w:r>
-        <w:rPr>
-          <w:b w:val="0"/>
-        </w:rPr>
-        <w:t xml:space="preserve"> and terminology of capstone grounded assistant. Short practice: Can PL2 alone support “check the soil daily”?</w:t>
-      </w:r>
-    </w:p>
-    <w:p>
-      <w:pPr>
-        <w:spacing w:line="336" w:lineRule="auto" w:after="180"/>
-      </w:pPr>
-      <w:r>
-        <w:rPr>
-          <w:b w:val="0"/>
-        </w:rPr>
-        <w:t xml:space="preserve">Point to the relevant step in the picture, then write the changed result and the rule or </w:t>
-      </w:r>
-      <w:r>
-        <w:rPr>
-          <w:b/>
-        </w:rPr>
-        <w:t>evidence</w:t>
-      </w:r>
-      <w:r>
-        <w:rPr>
-          <w:b w:val="0"/>
-        </w:rPr>
-        <w:t xml:space="preserve"> that supports it.. Return to this week and explain what you changed.</w:t>
-      </w:r>
-    </w:p>
-    <w:p>
-      <w:pPr>
-        <w:spacing w:line="336" w:lineRule="auto" w:after="180"/>
-      </w:pPr>
-      <w:r>
-        <w:rPr>
-          <w:b w:val="0"/>
-        </w:rPr>
-        <w:t>Review Requests Responses and JSON (ai-3/22). Goal: Parse JSON into Python records. Short practice: Would converting the text silently prove the source count is correct?</w:t>
-      </w:r>
-    </w:p>
-    <w:p>
-      <w:pPr>
-        <w:spacing w:line="336" w:lineRule="auto" w:after="180"/>
-      </w:pPr>
-      <w:r>
-        <w:rPr>
-          <w:b w:val="0"/>
-        </w:rPr>
-        <w:t xml:space="preserve">Point to the relevant step in the picture, then write the changed result and the rule or </w:t>
-      </w:r>
-      <w:r>
-        <w:rPr>
-          <w:b/>
-        </w:rPr>
-        <w:t>evidence</w:t>
-      </w:r>
-      <w:r>
-        <w:rPr>
-          <w:b w:val="0"/>
-        </w:rPr>
-        <w:t xml:space="preserve"> that supports it.. Return to this week and explain what you changed.</w:t>
-      </w:r>
-    </w:p>
-    <w:p>
-      <w:pPr>
-        <w:spacing w:line="336" w:lineRule="auto" w:after="180"/>
-      </w:pPr>
-      <w:r>
-        <w:rPr>
-          <w:b w:val="0"/>
-        </w:rPr>
-        <w:t xml:space="preserve">Review User Need and AI Contribution (ai-3/19). Goal: Explain the </w:t>
-      </w:r>
-      <w:r>
-        <w:rPr>
-          <w:b/>
-        </w:rPr>
-        <w:t>mechanism</w:t>
-      </w:r>
-      <w:r>
-        <w:rPr>
-          <w:b w:val="0"/>
-        </w:rPr>
-        <w:t xml:space="preserve"> and terminology of capstone requirements and corpus. Short practice: What non-AI baseline would reveal whether this helper adds value?</w:t>
-      </w:r>
-    </w:p>
-    <w:p>
-      <w:pPr>
-        <w:spacing w:line="336" w:lineRule="auto" w:after="180"/>
-      </w:pPr>
-      <w:r>
-        <w:rPr>
-          <w:b w:val="0"/>
-        </w:rPr>
-        <w:t xml:space="preserve">Point to the relevant step in the picture, then write the changed result and the rule or </w:t>
-      </w:r>
-      <w:r>
-        <w:rPr>
-          <w:b/>
-        </w:rPr>
-        <w:t>evidence</w:t>
-      </w:r>
-      <w:r>
-        <w:rPr>
-          <w:b w:val="0"/>
-        </w:rPr>
-        <w:t xml:space="preserve"> that supports it.. Return to this week and explain what you changed.</w:t>
-      </w:r>
-    </w:p>
-    <w:p>
-      <w:pPr>
-        <w:pStyle w:val="Heading3"/>
-      </w:pPr>
-      <w:r>
         <w:t>Keep your completed work</w:t>
       </w:r>
     </w:p>
     <w:p>
       <w:pPr>
-        <w:spacing w:line="336" w:lineRule="auto" w:after="180"/>
-      </w:pPr>
-      <w:r>
-        <w:rPr>
-          <w:b w:val="0"/>
-        </w:rPr>
-        <w:t xml:space="preserve">Use Download completed work in the hosted lesson to export your answers, reflections, practice feedback and code-run </w:t>
-      </w:r>
-      <w:r>
-        <w:rPr>
-          <w:b/>
-        </w:rPr>
-        <w:t>evidence</w:t>
-      </w:r>
-      <w:r>
-        <w:rPr>
-          <w:b w:val="0"/>
-        </w:rPr>
-        <w:t>. Open the HTML copy to read or print it.</w:t>
-      </w:r>
-    </w:p>
-    <w:p>
-      <w:pPr>
-        <w:spacing w:line="336" w:lineRule="auto" w:after="180"/>
-      </w:pPr>
-      <w:r>
-        <w:rPr>
-          <w:b w:val="0"/>
-        </w:rPr>
-        <w:t>Drafts stay in this browser when storage is available; clear drafts on a shared device.</w:t>
-      </w:r>
-    </w:p>
-    <w:p>
-      <w:pPr>
-        <w:pStyle w:val="Heading3"/>
-      </w:pPr>
-      <w:r>
-        <w:t>What I repaired, the evidence I kept and the next test</w:t>
-      </w:r>
-    </w:p>
-    <w:p>
-      <w:r>
-        <w:t>________________________________________________________________</w:t>
-      </w:r>
-    </w:p>
-    <w:p>
-      <w:r>
-        <w:t>________________________________________________________________</w:t>
-      </w:r>
-    </w:p>
-    <w:p>
-      <w:r>
-        <w:t>________________________________________________________________</w:t>
-      </w:r>
-    </w:p>
-    <w:p>
-      <w:r>
-        <w:t>________________________________________________________________</w:t>
-      </w:r>
-    </w:p>
-    <w:p>
-      <w:r>
-        <w:t>________________________________________________________________</w:t>
-      </w:r>
-    </w:p>
-    <w:p>
-      <w:pPr>
         <w:pStyle w:val="Heading1"/>
       </w:pPr>
       <w:r>
-        <w:t>21. Visual concept journey</w:t>
-      </w:r>
-    </w:p>
-    <w:p>
-      <w:r>
-        <w:t>Explain each Quality Rubrics picture from its labels, then record a relevant limit.</w:t>
-      </w:r>
-    </w:p>
-    <w:p>
-      <w:pPr>
-        <w:pStyle w:val="Heading3"/>
+        <w:t>21. Reference · Six-picture response sheets</w:t>
+      </w:r>
+    </w:p>
+    <w:p>
+      <w:r>
+        <w:t>Choose the image that helps rather than repeating all six.</w:t>
+      </w:r>
+    </w:p>
+    <w:p>
+      <w:pPr>
+        <w:pStyle w:val="Heading2"/>
       </w:pPr>
       <w:r>
         <w:t>01. Quality Rubrics: the case</w:t>
@@ -2814,7 +3203,6 @@
     <w:p>
       <w:pPr>
         <w:spacing w:line="336" w:lineRule="auto" w:after="180"/>
-        <w:shd w:fill="F5F1FB"/>
       </w:pPr>
       <w:r>
         <w:rPr>
@@ -2853,7 +3241,7 @@
     </w:p>
     <w:p>
       <w:pPr>
-        <w:pStyle w:val="Heading3"/>
+        <w:pStyle w:val="Heading2"/>
       </w:pPr>
       <w:r>
         <w:t>02. Follow the deciding steps</w:t>
@@ -2944,7 +3332,6 @@
     <w:p>
       <w:pPr>
         <w:spacing w:line="336" w:lineRule="auto" w:after="180"/>
-        <w:shd w:fill="F5F1FB"/>
       </w:pPr>
       <w:r>
         <w:rPr>
@@ -2995,7 +3382,7 @@
     </w:p>
     <w:p>
       <w:pPr>
-        <w:pStyle w:val="Heading3"/>
+        <w:pStyle w:val="Heading2"/>
       </w:pPr>
       <w:r>
         <w:t>03. System evaluation sets — evidence trace</w:t>
@@ -3143,7 +3530,6 @@
     <w:p>
       <w:pPr>
         <w:spacing w:line="336" w:lineRule="auto" w:after="180"/>
-        <w:shd w:fill="F5F1FB"/>
       </w:pPr>
       <w:r>
         <w:rPr>
@@ -3182,7 +3568,7 @@
     </w:p>
     <w:p>
       <w:pPr>
-        <w:pStyle w:val="Heading3"/>
+        <w:pStyle w:val="Heading2"/>
       </w:pPr>
       <w:r>
         <w:t>04. Change one thing. Trace what follows.</w:t>
@@ -3249,7 +3635,6 @@
     <w:p>
       <w:pPr>
         <w:spacing w:line="336" w:lineRule="auto" w:after="180"/>
-        <w:shd w:fill="F5F1FB"/>
       </w:pPr>
       <w:r>
         <w:rPr>
@@ -3288,7 +3673,7 @@
     </w:p>
     <w:p>
       <w:pPr>
-        <w:pStyle w:val="Heading3"/>
+        <w:pStyle w:val="Heading2"/>
       </w:pPr>
       <w:r>
         <w:t>05. Connect the explanation to its limit</w:t>
@@ -3390,7 +3775,6 @@
     <w:p>
       <w:pPr>
         <w:spacing w:line="336" w:lineRule="auto" w:after="180"/>
-        <w:shd w:fill="F5F1FB"/>
       </w:pPr>
       <w:r>
         <w:rPr>
@@ -3429,7 +3813,7 @@
     </w:p>
     <w:p>
       <w:pPr>
-        <w:pStyle w:val="Heading3"/>
+        <w:pStyle w:val="Heading2"/>
       </w:pPr>
       <w:r>
         <w:t>06. Make the idea visible in your project</w:t>
@@ -3543,7 +3927,6 @@
     <w:p>
       <w:pPr>
         <w:spacing w:line="336" w:lineRule="auto" w:after="180"/>
-        <w:shd w:fill="F5F1FB"/>
       </w:pPr>
       <w:r>
         <w:rPr>
@@ -3590,6 +3973,62 @@
     <w:p>
       <w:r>
         <w:t>________________________________________________________________</w:t>
+      </w:r>
+    </w:p>
+    <w:p>
+      <w:pPr>
+        <w:pStyle w:val="Heading2"/>
+      </w:pPr>
+      <w:r>
+        <w:t>Earlier wording, alternatives and picture transcripts · reference / check after trying</w:t>
+      </w:r>
+    </w:p>
+    <w:p>
+      <w:pPr>
+        <w:pStyle w:val="Heading3"/>
+      </w:pPr>
+      <w:r>
+        <w:t>01. Quality Rubrics: the case</w:t>
+      </w:r>
+    </w:p>
+    <w:p>
+      <w:pPr>
+        <w:pStyle w:val="Heading3"/>
+      </w:pPr>
+      <w:r>
+        <w:t>02. Follow the deciding steps</w:t>
+      </w:r>
+    </w:p>
+    <w:p>
+      <w:pPr>
+        <w:pStyle w:val="Heading3"/>
+      </w:pPr>
+      <w:r>
+        <w:t>03. System evaluation sets — evidence trace</w:t>
+      </w:r>
+    </w:p>
+    <w:p>
+      <w:pPr>
+        <w:pStyle w:val="Heading3"/>
+      </w:pPr>
+      <w:r>
+        <w:t>04. Change one thing. Trace what follows.</w:t>
+      </w:r>
+    </w:p>
+    <w:p>
+      <w:pPr>
+        <w:pStyle w:val="Heading3"/>
+      </w:pPr>
+      <w:r>
+        <w:t>05. Connect the explanation to its limit</w:t>
+      </w:r>
+    </w:p>
+    <w:p>
+      <w:pPr>
+        <w:pStyle w:val="Heading3"/>
+      </w:pPr>
+      <w:r>
+        <w:t>06. Make the idea visible in your project</w:t>
       </w:r>
     </w:p>
     <w:sectPr>
